--- a/Kotlin.docx
+++ b/Kotlin.docx
@@ -7,443 +7,1166 @@
         <w:pStyle w:val="ListParagraph"/>
         <w:numPr>
           <w:ilvl w:val="0"/>
-          <w:numId w:val="1"/>
-        </w:numPr>
-      </w:pPr>
-      <w:r>
-        <w:t xml:space="preserve">What is </w:t>
-      </w:r>
+          <w:numId w:val="8"/>
+        </w:numPr>
+      </w:pPr>
+      <w:r>
+        <w:t>Introduction</w:t>
+      </w:r>
+    </w:p>
+    <w:p>
+      <w:pPr>
+        <w:pStyle w:val="ListParagraph"/>
+        <w:ind w:left="360"/>
+      </w:pPr>
+    </w:p>
+    <w:p>
+      <w:pPr>
+        <w:pStyle w:val="ListParagraph"/>
+        <w:numPr>
+          <w:ilvl w:val="0"/>
+          <w:numId w:val="8"/>
+        </w:numPr>
+      </w:pPr>
+      <w:r>
+        <w:t>Basics</w:t>
+      </w:r>
+    </w:p>
+    <w:p>
+      <w:pPr>
+        <w:pStyle w:val="ListParagraph"/>
+        <w:numPr>
+          <w:ilvl w:val="1"/>
+          <w:numId w:val="8"/>
+        </w:numPr>
+      </w:pPr>
+      <w:r>
+        <w:t>Variables</w:t>
+      </w:r>
+    </w:p>
+    <w:p>
+      <w:pPr>
+        <w:pStyle w:val="ListParagraph"/>
+        <w:numPr>
+          <w:ilvl w:val="1"/>
+          <w:numId w:val="8"/>
+        </w:numPr>
+      </w:pPr>
+      <w:r>
+        <w:t>Data Types</w:t>
+      </w:r>
+    </w:p>
+    <w:p>
+      <w:pPr>
+        <w:pStyle w:val="ListParagraph"/>
+        <w:numPr>
+          <w:ilvl w:val="1"/>
+          <w:numId w:val="8"/>
+        </w:numPr>
+      </w:pPr>
+      <w:r>
+        <w:t>Operators</w:t>
+      </w:r>
+    </w:p>
+    <w:p>
+      <w:pPr>
+        <w:pStyle w:val="ListParagraph"/>
+        <w:numPr>
+          <w:ilvl w:val="1"/>
+          <w:numId w:val="8"/>
+        </w:numPr>
+      </w:pPr>
+      <w:r>
+        <w:t>Keywords</w:t>
+      </w:r>
+    </w:p>
+    <w:p>
+      <w:pPr>
+        <w:pStyle w:val="ListParagraph"/>
+        <w:ind w:left="792"/>
+      </w:pPr>
+    </w:p>
+    <w:p>
+      <w:pPr>
+        <w:pStyle w:val="ListParagraph"/>
+        <w:numPr>
+          <w:ilvl w:val="0"/>
+          <w:numId w:val="8"/>
+        </w:numPr>
+      </w:pPr>
+      <w:r>
+        <w:t>Branches</w:t>
+      </w:r>
+    </w:p>
+    <w:p>
+      <w:pPr>
+        <w:pStyle w:val="ListParagraph"/>
+        <w:numPr>
+          <w:ilvl w:val="1"/>
+          <w:numId w:val="8"/>
+        </w:numPr>
+      </w:pPr>
+      <w:r>
+        <w:t xml:space="preserve">If else </w:t>
+      </w:r>
+    </w:p>
+    <w:p>
+      <w:pPr>
+        <w:pStyle w:val="ListParagraph"/>
+        <w:numPr>
+          <w:ilvl w:val="1"/>
+          <w:numId w:val="8"/>
+        </w:numPr>
+      </w:pPr>
+      <w:r>
+        <w:t xml:space="preserve">When </w:t>
+      </w:r>
+    </w:p>
+    <w:p>
+      <w:pPr>
+        <w:pStyle w:val="ListParagraph"/>
+        <w:ind w:left="360"/>
+      </w:pPr>
+    </w:p>
+    <w:p>
+      <w:pPr>
+        <w:pStyle w:val="ListParagraph"/>
+        <w:numPr>
+          <w:ilvl w:val="0"/>
+          <w:numId w:val="8"/>
+        </w:numPr>
+      </w:pPr>
+      <w:r>
+        <w:t>Control Flows</w:t>
+      </w:r>
+    </w:p>
+    <w:p>
+      <w:pPr>
+        <w:pStyle w:val="ListParagraph"/>
+        <w:numPr>
+          <w:ilvl w:val="1"/>
+          <w:numId w:val="8"/>
+        </w:numPr>
+      </w:pPr>
+      <w:r>
+        <w:t>While</w:t>
+      </w:r>
+    </w:p>
+    <w:p>
+      <w:pPr>
+        <w:pStyle w:val="ListParagraph"/>
+        <w:numPr>
+          <w:ilvl w:val="1"/>
+          <w:numId w:val="8"/>
+        </w:numPr>
+      </w:pPr>
+      <w:r>
+        <w:t>Do-while</w:t>
+      </w:r>
+    </w:p>
+    <w:p>
+      <w:pPr>
+        <w:pStyle w:val="ListParagraph"/>
+        <w:numPr>
+          <w:ilvl w:val="1"/>
+          <w:numId w:val="8"/>
+        </w:numPr>
+      </w:pPr>
+      <w:r>
+        <w:t xml:space="preserve">For </w:t>
+      </w:r>
+    </w:p>
+    <w:p>
+      <w:pPr>
+        <w:pStyle w:val="ListParagraph"/>
+        <w:numPr>
+          <w:ilvl w:val="1"/>
+          <w:numId w:val="8"/>
+        </w:numPr>
+      </w:pPr>
+      <w:r>
+        <w:t>Jumping Statements</w:t>
+      </w:r>
+    </w:p>
+    <w:p>
+      <w:pPr>
+        <w:pStyle w:val="ListParagraph"/>
+        <w:numPr>
+          <w:ilvl w:val="3"/>
+          <w:numId w:val="8"/>
+        </w:numPr>
+      </w:pPr>
+      <w:r>
+        <w:t>Break</w:t>
+      </w:r>
+    </w:p>
+    <w:p>
+      <w:pPr>
+        <w:pStyle w:val="ListParagraph"/>
+        <w:numPr>
+          <w:ilvl w:val="3"/>
+          <w:numId w:val="8"/>
+        </w:numPr>
+      </w:pPr>
+      <w:r>
+        <w:t>Continue</w:t>
+      </w:r>
+    </w:p>
+    <w:p>
+      <w:pPr>
+        <w:pStyle w:val="ListParagraph"/>
+        <w:numPr>
+          <w:ilvl w:val="3"/>
+          <w:numId w:val="8"/>
+        </w:numPr>
+      </w:pPr>
+      <w:r>
+        <w:t>Label</w:t>
+      </w:r>
+    </w:p>
+    <w:p>
+      <w:pPr>
+        <w:pStyle w:val="ListParagraph"/>
+        <w:numPr>
+          <w:ilvl w:val="3"/>
+          <w:numId w:val="8"/>
+        </w:numPr>
+      </w:pPr>
+      <w:r>
+        <w:t>return</w:t>
+      </w:r>
+    </w:p>
+    <w:p>
+      <w:pPr>
+        <w:pStyle w:val="ListParagraph"/>
+        <w:ind w:left="360"/>
+      </w:pPr>
+    </w:p>
+    <w:p>
+      <w:pPr>
+        <w:pStyle w:val="ListParagraph"/>
+        <w:numPr>
+          <w:ilvl w:val="0"/>
+          <w:numId w:val="8"/>
+        </w:numPr>
+      </w:pPr>
+      <w:r>
+        <w:t>Arrays</w:t>
+      </w:r>
+    </w:p>
+    <w:p>
+      <w:pPr>
+        <w:pStyle w:val="ListParagraph"/>
+        <w:numPr>
+          <w:ilvl w:val="0"/>
+          <w:numId w:val="8"/>
+        </w:numPr>
+      </w:pPr>
+      <w:r>
+        <w:t>OOPs</w:t>
+      </w:r>
+    </w:p>
+    <w:p>
+      <w:pPr>
+        <w:pStyle w:val="ListParagraph"/>
+        <w:numPr>
+          <w:ilvl w:val="1"/>
+          <w:numId w:val="8"/>
+        </w:numPr>
+      </w:pPr>
+      <w:r>
+        <w:t>Class and Objects</w:t>
+      </w:r>
+    </w:p>
+    <w:p>
+      <w:pPr>
+        <w:pStyle w:val="ListParagraph"/>
+        <w:numPr>
+          <w:ilvl w:val="1"/>
+          <w:numId w:val="8"/>
+        </w:numPr>
+      </w:pPr>
+      <w:r>
+        <w:t>Constructors</w:t>
+      </w:r>
+    </w:p>
+    <w:p>
+      <w:pPr>
+        <w:pStyle w:val="ListParagraph"/>
+        <w:numPr>
+          <w:ilvl w:val="3"/>
+          <w:numId w:val="8"/>
+        </w:numPr>
+      </w:pPr>
+      <w:r>
+        <w:t>Primary Constructor</w:t>
+      </w:r>
+    </w:p>
+    <w:p>
+      <w:pPr>
+        <w:pStyle w:val="ListParagraph"/>
+        <w:numPr>
+          <w:ilvl w:val="3"/>
+          <w:numId w:val="8"/>
+        </w:numPr>
+      </w:pPr>
+      <w:r>
+        <w:t>Secondary Constructor</w:t>
+      </w:r>
+    </w:p>
+    <w:p>
+      <w:pPr>
+        <w:pStyle w:val="ListParagraph"/>
+        <w:numPr>
+          <w:ilvl w:val="1"/>
+          <w:numId w:val="8"/>
+        </w:numPr>
+      </w:pPr>
+      <w:r>
+        <w:t>Data classes</w:t>
+      </w:r>
+    </w:p>
+    <w:p>
+      <w:pPr>
+        <w:pStyle w:val="ListParagraph"/>
+        <w:numPr>
+          <w:ilvl w:val="1"/>
+          <w:numId w:val="8"/>
+        </w:numPr>
+      </w:pPr>
+      <w:r>
+        <w:t>Inheritance</w:t>
+      </w:r>
+    </w:p>
+    <w:p>
+      <w:pPr>
+        <w:pStyle w:val="ListParagraph"/>
+        <w:numPr>
+          <w:ilvl w:val="1"/>
+          <w:numId w:val="8"/>
+        </w:numPr>
+      </w:pPr>
+      <w:r>
+        <w:t>Interfaces</w:t>
+      </w:r>
+    </w:p>
+    <w:p>
+      <w:pPr>
+        <w:pStyle w:val="ListParagraph"/>
+        <w:numPr>
+          <w:ilvl w:val="1"/>
+          <w:numId w:val="8"/>
+        </w:numPr>
+      </w:pPr>
+      <w:r>
+        <w:t>A</w:t>
+      </w:r>
+      <w:r>
+        <w:t xml:space="preserve">ccess </w:t>
+      </w:r>
+      <w:proofErr w:type="spellStart"/>
+      <w:r>
+        <w:t>S</w:t>
+      </w:r>
+      <w:r>
+        <w:t>pecifiers</w:t>
+      </w:r>
+      <w:proofErr w:type="spellEnd"/>
+    </w:p>
+    <w:p>
+      <w:pPr>
+        <w:pStyle w:val="ListParagraph"/>
+        <w:numPr>
+          <w:ilvl w:val="1"/>
+          <w:numId w:val="8"/>
+        </w:numPr>
+      </w:pPr>
+      <w:r>
+        <w:t>Abstract Classes</w:t>
+      </w:r>
+    </w:p>
+    <w:p>
+      <w:pPr>
+        <w:pStyle w:val="ListParagraph"/>
+        <w:numPr>
+          <w:ilvl w:val="1"/>
+          <w:numId w:val="8"/>
+        </w:numPr>
+      </w:pPr>
+      <w:r>
+        <w:t>Sealed Classes</w:t>
+      </w:r>
+    </w:p>
+    <w:p>
+      <w:pPr>
+        <w:pStyle w:val="ListParagraph"/>
+        <w:numPr>
+          <w:ilvl w:val="1"/>
+          <w:numId w:val="8"/>
+        </w:numPr>
+      </w:pPr>
+      <w:proofErr w:type="spellStart"/>
+      <w:r>
+        <w:t>Enum</w:t>
+      </w:r>
+      <w:proofErr w:type="spellEnd"/>
+      <w:r>
+        <w:t xml:space="preserve"> Classes</w:t>
+      </w:r>
+    </w:p>
+    <w:p>
+      <w:pPr>
+        <w:pStyle w:val="ListParagraph"/>
+        <w:numPr>
+          <w:ilvl w:val="1"/>
+          <w:numId w:val="8"/>
+        </w:numPr>
+      </w:pPr>
+    </w:p>
+    <w:p>
+      <w:pPr>
+        <w:pStyle w:val="ListParagraph"/>
+        <w:ind w:left="360"/>
+      </w:pPr>
+    </w:p>
+    <w:p>
+      <w:pPr>
+        <w:pStyle w:val="ListParagraph"/>
+        <w:numPr>
+          <w:ilvl w:val="0"/>
+          <w:numId w:val="8"/>
+        </w:numPr>
+      </w:pPr>
+      <w:r>
+        <w:t>Exception Handling</w:t>
+      </w:r>
+    </w:p>
+    <w:p>
+      <w:pPr>
+        <w:pStyle w:val="ListParagraph"/>
+        <w:numPr>
+          <w:ilvl w:val="1"/>
+          <w:numId w:val="8"/>
+        </w:numPr>
+      </w:pPr>
+      <w:r>
+        <w:t xml:space="preserve">Try Catch Finally Blocks </w:t>
+      </w:r>
+    </w:p>
+    <w:p>
+      <w:pPr>
+        <w:pStyle w:val="ListParagraph"/>
+        <w:numPr>
+          <w:ilvl w:val="1"/>
+          <w:numId w:val="8"/>
+        </w:numPr>
+      </w:pPr>
+      <w:r>
+        <w:t>Checked Exceptions</w:t>
+      </w:r>
+    </w:p>
+    <w:p>
+      <w:pPr>
+        <w:pStyle w:val="ListParagraph"/>
+        <w:numPr>
+          <w:ilvl w:val="1"/>
+          <w:numId w:val="8"/>
+        </w:numPr>
+      </w:pPr>
+      <w:r>
+        <w:t>Unchecked Exceptions</w:t>
+      </w:r>
+    </w:p>
+    <w:p>
+      <w:pPr>
+        <w:pStyle w:val="ListParagraph"/>
+        <w:ind w:left="360"/>
+      </w:pPr>
+    </w:p>
+    <w:p>
+      <w:pPr>
+        <w:pStyle w:val="ListParagraph"/>
+        <w:ind w:left="360"/>
+      </w:pPr>
+    </w:p>
+    <w:p>
+      <w:pPr>
+        <w:pStyle w:val="ListParagraph"/>
+        <w:ind w:left="360"/>
+      </w:pPr>
+    </w:p>
+    <w:p>
+      <w:pPr>
+        <w:pStyle w:val="ListParagraph"/>
+        <w:ind w:left="360"/>
+      </w:pPr>
+    </w:p>
+    <w:p>
+      <w:pPr>
+        <w:pStyle w:val="ListParagraph"/>
+        <w:ind w:left="360"/>
+      </w:pPr>
+    </w:p>
+    <w:p>
+      <w:pPr>
+        <w:pStyle w:val="ListParagraph"/>
+        <w:ind w:left="360"/>
+      </w:pPr>
+    </w:p>
+    <w:p>
+      <w:pPr>
+        <w:pStyle w:val="ListParagraph"/>
+        <w:ind w:left="360"/>
+      </w:pPr>
+    </w:p>
+    <w:p>
+      <w:pPr>
+        <w:pStyle w:val="ListParagraph"/>
+        <w:ind w:left="360"/>
+      </w:pPr>
+    </w:p>
+    <w:p>
+      <w:pPr>
+        <w:pStyle w:val="ListParagraph"/>
+        <w:ind w:left="360"/>
+      </w:pPr>
+    </w:p>
+    <w:p>
+      <w:pPr>
+        <w:pStyle w:val="ListParagraph"/>
+        <w:ind w:left="360"/>
+      </w:pPr>
+    </w:p>
+    <w:p>
+      <w:pPr>
+        <w:pStyle w:val="ListParagraph"/>
+        <w:ind w:left="360"/>
+      </w:pPr>
+    </w:p>
+    <w:p>
+      <w:pPr>
+        <w:pStyle w:val="ListParagraph"/>
+        <w:numPr>
+          <w:ilvl w:val="0"/>
+          <w:numId w:val="8"/>
+        </w:numPr>
+      </w:pPr>
+      <w:r>
+        <w:t>Collections</w:t>
+      </w:r>
+    </w:p>
+    <w:p>
+      <w:pPr>
+        <w:pStyle w:val="ListParagraph"/>
+        <w:numPr>
+          <w:ilvl w:val="1"/>
+          <w:numId w:val="8"/>
+        </w:numPr>
+      </w:pPr>
+      <w:r>
+        <w:t>Mutable and Immutable List</w:t>
+      </w:r>
+    </w:p>
+    <w:p>
+      <w:pPr>
+        <w:pStyle w:val="ListParagraph"/>
+        <w:numPr>
+          <w:ilvl w:val="1"/>
+          <w:numId w:val="8"/>
+        </w:numPr>
+      </w:pPr>
+      <w:r>
+        <w:t>List</w:t>
+      </w:r>
+    </w:p>
+    <w:p>
+      <w:pPr>
+        <w:pStyle w:val="ListParagraph"/>
+        <w:numPr>
+          <w:ilvl w:val="3"/>
+          <w:numId w:val="8"/>
+        </w:numPr>
+      </w:pPr>
+      <w:proofErr w:type="spellStart"/>
+      <w:r>
+        <w:t>ArrayList</w:t>
+      </w:r>
+      <w:proofErr w:type="spellEnd"/>
+    </w:p>
+    <w:p>
+      <w:pPr>
+        <w:pStyle w:val="ListParagraph"/>
+        <w:numPr>
+          <w:ilvl w:val="3"/>
+          <w:numId w:val="8"/>
+        </w:numPr>
+      </w:pPr>
+      <w:r>
+        <w:t>List</w:t>
+      </w:r>
+    </w:p>
+    <w:p>
+      <w:pPr>
+        <w:pStyle w:val="ListParagraph"/>
+        <w:numPr>
+          <w:ilvl w:val="1"/>
+          <w:numId w:val="8"/>
+        </w:numPr>
+      </w:pPr>
+      <w:r>
+        <w:t>Set</w:t>
+      </w:r>
+    </w:p>
+    <w:p>
+      <w:pPr>
+        <w:pStyle w:val="ListParagraph"/>
+        <w:numPr>
+          <w:ilvl w:val="3"/>
+          <w:numId w:val="8"/>
+        </w:numPr>
+      </w:pPr>
+      <w:proofErr w:type="spellStart"/>
+      <w:r>
+        <w:t>HashSet</w:t>
+      </w:r>
+      <w:proofErr w:type="spellEnd"/>
+    </w:p>
+    <w:p>
+      <w:pPr>
+        <w:pStyle w:val="ListParagraph"/>
+        <w:numPr>
+          <w:ilvl w:val="1"/>
+          <w:numId w:val="8"/>
+        </w:numPr>
+      </w:pPr>
+      <w:r>
+        <w:t>Map</w:t>
+      </w:r>
+    </w:p>
+    <w:p>
+      <w:pPr>
+        <w:pStyle w:val="ListParagraph"/>
+        <w:numPr>
+          <w:ilvl w:val="3"/>
+          <w:numId w:val="8"/>
+        </w:numPr>
+      </w:pPr>
+      <w:proofErr w:type="spellStart"/>
+      <w:r>
+        <w:t>HashMap</w:t>
+      </w:r>
+      <w:proofErr w:type="spellEnd"/>
+    </w:p>
+    <w:p>
+      <w:pPr>
+        <w:pStyle w:val="ListParagraph"/>
+        <w:numPr>
+          <w:ilvl w:val="3"/>
+          <w:numId w:val="8"/>
+        </w:numPr>
+      </w:pPr>
+      <w:proofErr w:type="spellStart"/>
+      <w:r>
+        <w:t>TreeMap</w:t>
+      </w:r>
+      <w:proofErr w:type="spellEnd"/>
+    </w:p>
+    <w:p>
+      <w:pPr>
+        <w:pStyle w:val="ListParagraph"/>
+        <w:numPr>
+          <w:ilvl w:val="1"/>
+          <w:numId w:val="8"/>
+        </w:numPr>
+      </w:pPr>
+      <w:r>
+        <w:t>Iterators</w:t>
+      </w:r>
+    </w:p>
+    <w:p>
+      <w:pPr>
+        <w:pStyle w:val="ListParagraph"/>
+        <w:ind w:left="792"/>
+      </w:pPr>
+    </w:p>
+    <w:p>
+      <w:pPr>
+        <w:pStyle w:val="ListParagraph"/>
+        <w:ind w:left="360"/>
+      </w:pPr>
+    </w:p>
+    <w:p>
+      <w:pPr>
+        <w:pStyle w:val="ListParagraph"/>
+        <w:numPr>
+          <w:ilvl w:val="0"/>
+          <w:numId w:val="8"/>
+        </w:numPr>
+      </w:pPr>
+      <w:r>
+        <w:t>Functions</w:t>
+      </w:r>
+    </w:p>
+    <w:p>
+      <w:pPr>
+        <w:pStyle w:val="ListParagraph"/>
+        <w:numPr>
+          <w:ilvl w:val="1"/>
+          <w:numId w:val="8"/>
+        </w:numPr>
+      </w:pPr>
+      <w:r>
+        <w:t>Functions</w:t>
+      </w:r>
+    </w:p>
+    <w:p>
+      <w:pPr>
+        <w:pStyle w:val="ListParagraph"/>
+        <w:numPr>
+          <w:ilvl w:val="1"/>
+          <w:numId w:val="8"/>
+        </w:numPr>
+      </w:pPr>
+      <w:r>
+        <w:t>Inline Functions</w:t>
+      </w:r>
+    </w:p>
+    <w:p>
+      <w:pPr>
+        <w:pStyle w:val="ListParagraph"/>
+        <w:numPr>
+          <w:ilvl w:val="1"/>
+          <w:numId w:val="8"/>
+        </w:numPr>
+      </w:pPr>
+      <w:proofErr w:type="spellStart"/>
+      <w:r>
+        <w:t>Coroutines</w:t>
+      </w:r>
+      <w:proofErr w:type="spellEnd"/>
+    </w:p>
+    <w:p>
+      <w:pPr>
+        <w:pStyle w:val="ListParagraph"/>
+        <w:ind w:left="792"/>
+      </w:pPr>
+    </w:p>
+    <w:p>
+      <w:pPr>
+        <w:pStyle w:val="ListParagraph"/>
+        <w:numPr>
+          <w:ilvl w:val="0"/>
+          <w:numId w:val="8"/>
+        </w:numPr>
+      </w:pPr>
+      <w:r>
+        <w:t>Functional Programming</w:t>
+      </w:r>
+    </w:p>
+    <w:p>
+      <w:pPr>
+        <w:pStyle w:val="ListParagraph"/>
+        <w:numPr>
+          <w:ilvl w:val="1"/>
+          <w:numId w:val="8"/>
+        </w:numPr>
+      </w:pPr>
+      <w:r>
+        <w:t>Filters</w:t>
+      </w:r>
+    </w:p>
+    <w:p>
+      <w:pPr>
+        <w:pStyle w:val="ListParagraph"/>
+        <w:numPr>
+          <w:ilvl w:val="1"/>
+          <w:numId w:val="8"/>
+        </w:numPr>
+      </w:pPr>
+      <w:r>
+        <w:t xml:space="preserve">maps </w:t>
+      </w:r>
+    </w:p>
+    <w:p>
+      <w:pPr>
+        <w:pStyle w:val="ListParagraph"/>
+        <w:numPr>
+          <w:ilvl w:val="1"/>
+          <w:numId w:val="8"/>
+        </w:numPr>
+      </w:pPr>
+      <w:r>
+        <w:t>All</w:t>
+      </w:r>
+    </w:p>
+    <w:p>
+      <w:pPr>
+        <w:pStyle w:val="ListParagraph"/>
+        <w:numPr>
+          <w:ilvl w:val="1"/>
+          <w:numId w:val="8"/>
+        </w:numPr>
+      </w:pPr>
+      <w:r>
+        <w:t>Any</w:t>
+      </w:r>
+    </w:p>
+    <w:p>
+      <w:pPr>
+        <w:pStyle w:val="ListParagraph"/>
+        <w:numPr>
+          <w:ilvl w:val="1"/>
+          <w:numId w:val="8"/>
+        </w:numPr>
+      </w:pPr>
+      <w:r>
+        <w:t xml:space="preserve">Find </w:t>
+      </w:r>
+    </w:p>
+    <w:p>
+      <w:pPr>
+        <w:pStyle w:val="ListParagraph"/>
+        <w:numPr>
+          <w:ilvl w:val="1"/>
+          <w:numId w:val="8"/>
+        </w:numPr>
+      </w:pPr>
+      <w:r>
+        <w:t>Count</w:t>
+      </w:r>
+    </w:p>
+    <w:p>
+      <w:pPr>
+        <w:pStyle w:val="ListParagraph"/>
+        <w:numPr>
+          <w:ilvl w:val="1"/>
+          <w:numId w:val="8"/>
+        </w:numPr>
+      </w:pPr>
+      <w:proofErr w:type="spellStart"/>
+      <w:r>
+        <w:t>GroupBy</w:t>
+      </w:r>
+      <w:proofErr w:type="spellEnd"/>
+    </w:p>
+    <w:p>
+      <w:pPr>
+        <w:pStyle w:val="ListParagraph"/>
+        <w:numPr>
+          <w:ilvl w:val="1"/>
+          <w:numId w:val="8"/>
+        </w:numPr>
+      </w:pPr>
+      <w:proofErr w:type="spellStart"/>
+      <w:r>
+        <w:t>Flatmap</w:t>
+      </w:r>
+      <w:proofErr w:type="spellEnd"/>
+    </w:p>
+    <w:p>
+      <w:pPr>
+        <w:pStyle w:val="ListParagraph"/>
+        <w:numPr>
+          <w:ilvl w:val="1"/>
+          <w:numId w:val="8"/>
+        </w:numPr>
+      </w:pPr>
+      <w:r>
+        <w:t>Flatten</w:t>
+      </w:r>
+    </w:p>
+    <w:p>
+      <w:pPr>
+        <w:pStyle w:val="ListParagraph"/>
+        <w:numPr>
+          <w:ilvl w:val="1"/>
+          <w:numId w:val="8"/>
+        </w:numPr>
+      </w:pPr>
+    </w:p>
+    <w:p>
+      <w:pPr>
+        <w:pStyle w:val="ListParagraph"/>
+        <w:ind w:left="360"/>
+      </w:pPr>
+    </w:p>
+    <w:p>
+      <w:pPr>
+        <w:pStyle w:val="ListParagraph"/>
+        <w:numPr>
+          <w:ilvl w:val="0"/>
+          <w:numId w:val="8"/>
+        </w:numPr>
+      </w:pPr>
+      <w:r>
+        <w:t>Functional Interfaces</w:t>
+      </w:r>
+    </w:p>
+    <w:p>
+      <w:pPr>
+        <w:pStyle w:val="ListParagraph"/>
+        <w:ind w:left="360"/>
+      </w:pPr>
+    </w:p>
+    <w:p>
+      <w:pPr>
+        <w:pStyle w:val="ListParagraph"/>
+        <w:numPr>
+          <w:ilvl w:val="0"/>
+          <w:numId w:val="8"/>
+        </w:numPr>
+      </w:pPr>
+      <w:r>
+        <w:t>Lam</w:t>
+      </w:r>
+      <w:r>
+        <w:t>b</w:t>
+      </w:r>
+      <w:r>
+        <w:t>das</w:t>
+      </w:r>
+    </w:p>
+    <w:p>
+      <w:pPr>
+        <w:pStyle w:val="ListParagraph"/>
+        <w:ind w:left="360"/>
+      </w:pPr>
+    </w:p>
+    <w:p>
+      <w:pPr>
+        <w:pStyle w:val="ListParagraph"/>
+        <w:numPr>
+          <w:ilvl w:val="0"/>
+          <w:numId w:val="8"/>
+        </w:numPr>
+      </w:pPr>
+      <w:r>
+        <w:t>Practise yourself(Programs)</w:t>
+      </w:r>
+      <w:r>
+        <w:t xml:space="preserve">: </w:t>
+      </w:r>
+    </w:p>
+    <w:p>
+      <w:pPr>
+        <w:pStyle w:val="ListParagraph"/>
+        <w:numPr>
+          <w:ilvl w:val="1"/>
+          <w:numId w:val="8"/>
+        </w:numPr>
+      </w:pPr>
+      <w:r>
+        <w:t>Sum of the numbers</w:t>
+      </w:r>
+    </w:p>
+    <w:p>
+      <w:pPr>
+        <w:pStyle w:val="ListParagraph"/>
+        <w:numPr>
+          <w:ilvl w:val="1"/>
+          <w:numId w:val="8"/>
+        </w:numPr>
+      </w:pPr>
+      <w:r>
+        <w:t>List out the prime numbers</w:t>
+      </w:r>
+    </w:p>
+    <w:p>
+      <w:pPr>
+        <w:pStyle w:val="ListParagraph"/>
+        <w:numPr>
+          <w:ilvl w:val="1"/>
+          <w:numId w:val="8"/>
+        </w:numPr>
+      </w:pPr>
+      <w:r>
+        <w:t>Even number</w:t>
+      </w:r>
+    </w:p>
+    <w:p>
+      <w:pPr>
+        <w:pStyle w:val="ListParagraph"/>
+        <w:numPr>
+          <w:ilvl w:val="1"/>
+          <w:numId w:val="8"/>
+        </w:numPr>
+      </w:pPr>
+      <w:r>
+        <w:t>Odd number</w:t>
+      </w:r>
+    </w:p>
+    <w:p>
+      <w:pPr>
+        <w:pStyle w:val="ListParagraph"/>
+        <w:numPr>
+          <w:ilvl w:val="1"/>
+          <w:numId w:val="8"/>
+        </w:numPr>
+      </w:pPr>
+      <w:r>
+        <w:t>Etc……….</w:t>
+      </w:r>
+    </w:p>
+    <w:p>
+      <w:pPr>
+        <w:pStyle w:val="ListParagraph"/>
+        <w:ind w:left="360"/>
+      </w:pPr>
+      <w:bookmarkStart w:id="0" w:name="_GoBack"/>
+      <w:bookmarkEnd w:id="0"/>
+    </w:p>
+    <w:p>
+      <w:pPr>
+        <w:pStyle w:val="ListParagraph"/>
+        <w:numPr>
+          <w:ilvl w:val="0"/>
+          <w:numId w:val="8"/>
+        </w:numPr>
+      </w:pPr>
+      <w:r>
+        <w:t>REST APIs</w:t>
+      </w:r>
+      <w:r>
+        <w:t xml:space="preserve"> Crud Operations:</w:t>
+      </w:r>
+    </w:p>
+    <w:p>
+      <w:pPr>
+        <w:pStyle w:val="ListParagraph"/>
+        <w:numPr>
+          <w:ilvl w:val="1"/>
+          <w:numId w:val="8"/>
+        </w:numPr>
+      </w:pPr>
       <w:proofErr w:type="spellStart"/>
       <w:r>
         <w:t>Kotlin</w:t>
       </w:r>
       <w:proofErr w:type="spellEnd"/>
       <w:r>
-        <w:t>?</w:t>
-      </w:r>
-    </w:p>
-    <w:p>
-      <w:pPr>
-        <w:pStyle w:val="ListParagraph"/>
-        <w:numPr>
-          <w:ilvl w:val="0"/>
-          <w:numId w:val="1"/>
-        </w:numPr>
-      </w:pPr>
-      <w:r>
-        <w:t xml:space="preserve">Purpose of </w:t>
-      </w:r>
-      <w:proofErr w:type="spellStart"/>
-      <w:r>
-        <w:t>kotlin</w:t>
-      </w:r>
-      <w:proofErr w:type="spellEnd"/>
-      <w:r>
-        <w:t>?</w:t>
-      </w:r>
-    </w:p>
-    <w:p>
-      <w:pPr>
-        <w:pStyle w:val="ListParagraph"/>
-        <w:numPr>
-          <w:ilvl w:val="0"/>
-          <w:numId w:val="1"/>
-        </w:numPr>
-      </w:pPr>
-      <w:r>
-        <w:t xml:space="preserve">Who will use </w:t>
-      </w:r>
-      <w:proofErr w:type="spellStart"/>
-      <w:r>
-        <w:t>kotlin</w:t>
-      </w:r>
-      <w:proofErr w:type="spellEnd"/>
-      <w:r>
-        <w:t>?</w:t>
-      </w:r>
-    </w:p>
-    <w:p>
-      <w:pPr>
-        <w:pStyle w:val="ListParagraph"/>
-        <w:numPr>
-          <w:ilvl w:val="0"/>
-          <w:numId w:val="1"/>
-        </w:numPr>
-      </w:pPr>
-      <w:r>
-        <w:t>Hello world program</w:t>
-      </w:r>
-    </w:p>
-    <w:p>
-      <w:pPr>
-        <w:pStyle w:val="ListParagraph"/>
-        <w:numPr>
-          <w:ilvl w:val="0"/>
-          <w:numId w:val="1"/>
-        </w:numPr>
-      </w:pPr>
-      <w:r>
-        <w:t>How to print a string?</w:t>
-      </w:r>
-    </w:p>
-    <w:p>
-      <w:pPr>
-        <w:pStyle w:val="ListParagraph"/>
-        <w:numPr>
-          <w:ilvl w:val="0"/>
-          <w:numId w:val="1"/>
-        </w:numPr>
-      </w:pPr>
-      <w:r>
-        <w:t>How to create a class</w:t>
-      </w:r>
-      <w:r>
-        <w:t xml:space="preserve"> and </w:t>
-      </w:r>
-      <w:proofErr w:type="gramStart"/>
-      <w:r>
-        <w:t xml:space="preserve">object </w:t>
-      </w:r>
-      <w:r>
-        <w:t>?</w:t>
-      </w:r>
-      <w:proofErr w:type="gramEnd"/>
-    </w:p>
-    <w:p>
-      <w:pPr>
-        <w:pStyle w:val="ListParagraph"/>
-        <w:numPr>
-          <w:ilvl w:val="0"/>
-          <w:numId w:val="1"/>
-        </w:numPr>
-      </w:pPr>
-      <w:r>
-        <w:t>How to add constructor?</w:t>
-      </w:r>
-    </w:p>
-    <w:p>
-      <w:pPr>
-        <w:pStyle w:val="ListParagraph"/>
-        <w:numPr>
-          <w:ilvl w:val="0"/>
-          <w:numId w:val="1"/>
-        </w:numPr>
-      </w:pPr>
-      <w:r>
-        <w:t>Difference between primary and secondary constructor?</w:t>
-      </w:r>
-    </w:p>
-    <w:p>
-      <w:pPr>
-        <w:pStyle w:val="ListParagraph"/>
-        <w:numPr>
-          <w:ilvl w:val="0"/>
-          <w:numId w:val="1"/>
-        </w:numPr>
-      </w:pPr>
-      <w:r>
-        <w:t xml:space="preserve">Difference between </w:t>
-      </w:r>
-      <w:proofErr w:type="spellStart"/>
-      <w:r>
-        <w:t>var</w:t>
-      </w:r>
-      <w:proofErr w:type="spellEnd"/>
-      <w:r>
-        <w:t xml:space="preserve"> and </w:t>
-      </w:r>
-      <w:proofErr w:type="spellStart"/>
-      <w:proofErr w:type="gramStart"/>
-      <w:r>
-        <w:t>val</w:t>
-      </w:r>
-      <w:proofErr w:type="spellEnd"/>
-      <w:proofErr w:type="gramEnd"/>
-      <w:r>
-        <w:t>?</w:t>
-      </w:r>
-    </w:p>
-    <w:p>
-      <w:pPr>
-        <w:pStyle w:val="ListParagraph"/>
-        <w:numPr>
-          <w:ilvl w:val="0"/>
-          <w:numId w:val="1"/>
-        </w:numPr>
-      </w:pPr>
-      <w:r>
-        <w:t>What is Data classes?</w:t>
-      </w:r>
-    </w:p>
-    <w:p>
-      <w:pPr>
-        <w:pStyle w:val="ListParagraph"/>
-        <w:numPr>
-          <w:ilvl w:val="0"/>
-          <w:numId w:val="1"/>
-        </w:numPr>
-      </w:pPr>
-      <w:r>
-        <w:t>How to write a function?</w:t>
-      </w:r>
-    </w:p>
-    <w:p>
-      <w:pPr>
-        <w:pStyle w:val="ListParagraph"/>
-        <w:numPr>
-          <w:ilvl w:val="0"/>
-          <w:numId w:val="1"/>
-        </w:numPr>
-      </w:pPr>
-      <w:r>
-        <w:t>Control flows?</w:t>
-      </w:r>
-    </w:p>
-    <w:p>
-      <w:pPr>
-        <w:pStyle w:val="ListParagraph"/>
-        <w:numPr>
-          <w:ilvl w:val="0"/>
-          <w:numId w:val="1"/>
-        </w:numPr>
-      </w:pPr>
-      <w:r>
-        <w:t>How to throw exceptions?</w:t>
-      </w:r>
-    </w:p>
-    <w:p>
-      <w:pPr>
-        <w:rPr>
-          <w:b/>
-        </w:rPr>
-      </w:pPr>
-      <w:r>
-        <w:rPr>
-          <w:b/>
-        </w:rPr>
-        <w:t>IDE:</w:t>
-      </w:r>
-    </w:p>
-    <w:p>
-      <w:pPr>
-        <w:pStyle w:val="ListParagraph"/>
-        <w:numPr>
-          <w:ilvl w:val="0"/>
-          <w:numId w:val="2"/>
-        </w:numPr>
-      </w:pPr>
-      <w:r>
-        <w:t xml:space="preserve">What is </w:t>
-      </w:r>
-      <w:proofErr w:type="spellStart"/>
-      <w:r>
-        <w:t>intelij</w:t>
-      </w:r>
-      <w:proofErr w:type="spellEnd"/>
-    </w:p>
-    <w:p>
-      <w:pPr>
-        <w:pStyle w:val="ListParagraph"/>
-        <w:numPr>
-          <w:ilvl w:val="0"/>
-          <w:numId w:val="2"/>
-        </w:numPr>
-      </w:pPr>
-      <w:r>
-        <w:t xml:space="preserve">How to create </w:t>
-      </w:r>
-      <w:proofErr w:type="spellStart"/>
-      <w:r>
-        <w:t>kotlin</w:t>
-      </w:r>
-      <w:proofErr w:type="spellEnd"/>
-      <w:r>
-        <w:t xml:space="preserve"> project</w:t>
-      </w:r>
-    </w:p>
-    <w:p>
-      <w:pPr>
-        <w:pStyle w:val="ListParagraph"/>
-        <w:numPr>
-          <w:ilvl w:val="0"/>
-          <w:numId w:val="2"/>
-        </w:numPr>
-      </w:pPr>
-      <w:r>
-        <w:t>How to run a program</w:t>
-      </w:r>
-    </w:p>
-    <w:p>
-      <w:pPr>
-        <w:pStyle w:val="ListParagraph"/>
-        <w:numPr>
-          <w:ilvl w:val="0"/>
-          <w:numId w:val="2"/>
-        </w:numPr>
-      </w:pPr>
-      <w:r>
-        <w:t>Operators, tokens,  keywords, punctuations, data types</w:t>
-      </w:r>
-    </w:p>
-    <w:p>
-      <w:pPr>
-        <w:pStyle w:val="ListParagraph"/>
-        <w:numPr>
-          <w:ilvl w:val="0"/>
-          <w:numId w:val="2"/>
-        </w:numPr>
-      </w:pPr>
-      <w:r>
-        <w:t>Exceptions</w:t>
-      </w:r>
-    </w:p>
-    <w:p>
-      <w:pPr>
-        <w:pStyle w:val="ListParagraph"/>
-        <w:numPr>
-          <w:ilvl w:val="0"/>
-          <w:numId w:val="2"/>
-        </w:numPr>
-      </w:pPr>
-      <w:r>
-        <w:t>Branches</w:t>
-      </w:r>
-    </w:p>
-    <w:p>
-      <w:pPr>
-        <w:pStyle w:val="ListParagraph"/>
-        <w:numPr>
-          <w:ilvl w:val="0"/>
-          <w:numId w:val="2"/>
-        </w:numPr>
-      </w:pPr>
-      <w:r>
-        <w:t>Control Flows</w:t>
-      </w:r>
-    </w:p>
-    <w:p>
-      <w:pPr>
-        <w:pStyle w:val="ListParagraph"/>
-        <w:numPr>
-          <w:ilvl w:val="0"/>
-          <w:numId w:val="2"/>
-        </w:numPr>
-      </w:pPr>
-      <w:r>
-        <w:t>Constructor</w:t>
-      </w:r>
-    </w:p>
-    <w:p>
-      <w:pPr>
-        <w:pStyle w:val="ListParagraph"/>
-        <w:numPr>
-          <w:ilvl w:val="0"/>
-          <w:numId w:val="2"/>
-        </w:numPr>
-      </w:pPr>
-      <w:r>
-        <w:t>Collections</w:t>
-      </w:r>
-    </w:p>
-    <w:p>
-      <w:pPr>
-        <w:pStyle w:val="ListParagraph"/>
-        <w:numPr>
-          <w:ilvl w:val="0"/>
-          <w:numId w:val="2"/>
-        </w:numPr>
-      </w:pPr>
-      <w:r>
-        <w:t>Collections</w:t>
-      </w:r>
-    </w:p>
-    <w:p>
-      <w:pPr>
-        <w:pStyle w:val="ListParagraph"/>
-        <w:numPr>
-          <w:ilvl w:val="0"/>
-          <w:numId w:val="2"/>
-        </w:numPr>
-      </w:pPr>
-      <w:r>
-        <w:t>Functions</w:t>
-      </w:r>
-    </w:p>
-    <w:p>
-      <w:pPr>
-        <w:pStyle w:val="ListParagraph"/>
-        <w:numPr>
-          <w:ilvl w:val="0"/>
-          <w:numId w:val="2"/>
-        </w:numPr>
-      </w:pPr>
-      <w:r>
-        <w:t xml:space="preserve">Interfaces </w:t>
-      </w:r>
-    </w:p>
-    <w:p>
-      <w:pPr>
-        <w:pStyle w:val="ListParagraph"/>
-        <w:numPr>
-          <w:ilvl w:val="0"/>
-          <w:numId w:val="2"/>
-        </w:numPr>
-      </w:pPr>
-      <w:r>
-        <w:t>Inheritances</w:t>
-      </w:r>
-    </w:p>
-    <w:p>
-      <w:pPr>
-        <w:pStyle w:val="ListParagraph"/>
-        <w:numPr>
-          <w:ilvl w:val="0"/>
-          <w:numId w:val="2"/>
-        </w:numPr>
-      </w:pPr>
-      <w:r>
-        <w:t>Lambdas</w:t>
-      </w:r>
-      <w:r>
-        <w:t xml:space="preserve">, map, </w:t>
-      </w:r>
-      <w:proofErr w:type="gramStart"/>
-      <w:r>
-        <w:t>filter, ….</w:t>
-      </w:r>
-      <w:proofErr w:type="gramEnd"/>
-      <w:r>
-        <w:t xml:space="preserve"> </w:t>
-      </w:r>
-      <w:proofErr w:type="spellStart"/>
-      <w:r>
-        <w:t>Etc</w:t>
-      </w:r>
-      <w:proofErr w:type="spellEnd"/>
-      <w:r>
-        <w:t xml:space="preserve"> </w:t>
-      </w:r>
-    </w:p>
-    <w:p>
-      <w:pPr>
-        <w:pStyle w:val="ListParagraph"/>
-        <w:numPr>
-          <w:ilvl w:val="0"/>
-          <w:numId w:val="2"/>
-        </w:numPr>
-      </w:pPr>
-    </w:p>
-    <w:p>
-      <w:pPr>
-        <w:pStyle w:val="ListParagraph"/>
-        <w:numPr>
-          <w:ilvl w:val="0"/>
-          <w:numId w:val="2"/>
-        </w:numPr>
-      </w:pPr>
-      <w:r>
-        <w:t>Practise yourself programs</w:t>
-      </w:r>
+        <w:t>,  Spring, Ma</w:t>
+      </w:r>
+      <w:r>
+        <w:t xml:space="preserve">ven, </w:t>
+      </w:r>
+      <w:proofErr w:type="spellStart"/>
+      <w:r>
+        <w:t>MongoDB</w:t>
+      </w:r>
+      <w:proofErr w:type="spellEnd"/>
+      <w:r>
+        <w:t xml:space="preserve">, Spring Data </w:t>
+      </w:r>
+      <w:proofErr w:type="spellStart"/>
+      <w:r>
+        <w:t>MongoDB</w:t>
+      </w:r>
+      <w:proofErr w:type="spellEnd"/>
+      <w:r>
+        <w:t xml:space="preserve"> (IDE </w:t>
+      </w:r>
+      <w:proofErr w:type="spellStart"/>
+      <w:r>
+        <w:t>Intelij</w:t>
+      </w:r>
+      <w:proofErr w:type="spellEnd"/>
+      <w:r>
+        <w:t>)</w:t>
+      </w:r>
+    </w:p>
+    <w:p>
+      <w:pPr>
+        <w:pStyle w:val="ListParagraph"/>
+        <w:numPr>
+          <w:ilvl w:val="1"/>
+          <w:numId w:val="8"/>
+        </w:numPr>
+      </w:pPr>
+      <w:proofErr w:type="spellStart"/>
+      <w:r>
+        <w:t>Kotlin</w:t>
+      </w:r>
+      <w:proofErr w:type="spellEnd"/>
+      <w:r>
+        <w:t>,  Spring, Ma</w:t>
+      </w:r>
+      <w:r>
+        <w:t xml:space="preserve">ven, </w:t>
+      </w:r>
+      <w:proofErr w:type="spellStart"/>
+      <w:r>
+        <w:t>Postresql</w:t>
+      </w:r>
+      <w:proofErr w:type="spellEnd"/>
+      <w:r>
+        <w:t>, Spring Data JPA</w:t>
+      </w:r>
+      <w:r>
+        <w:t xml:space="preserve"> (IDE </w:t>
+      </w:r>
+      <w:proofErr w:type="spellStart"/>
+      <w:r>
+        <w:t>Intelij</w:t>
+      </w:r>
+      <w:proofErr w:type="spellEnd"/>
+      <w:r>
+        <w:t>)</w:t>
+      </w:r>
+    </w:p>
+    <w:p>
+      <w:pPr>
+        <w:pStyle w:val="ListParagraph"/>
+        <w:numPr>
+          <w:ilvl w:val="1"/>
+          <w:numId w:val="8"/>
+        </w:numPr>
+      </w:pPr>
+      <w:proofErr w:type="spellStart"/>
+      <w:r>
+        <w:lastRenderedPageBreak/>
+        <w:t>Kotlin</w:t>
+      </w:r>
+      <w:proofErr w:type="spellEnd"/>
+      <w:r>
+        <w:t>,  Spring, Ma</w:t>
+      </w:r>
+      <w:r>
+        <w:t xml:space="preserve">ven, </w:t>
+      </w:r>
+      <w:proofErr w:type="spellStart"/>
+      <w:r>
+        <w:t>MyS</w:t>
+      </w:r>
+      <w:r>
+        <w:t>ql</w:t>
+      </w:r>
+      <w:proofErr w:type="spellEnd"/>
+      <w:r>
+        <w:t>, Spring Data JPA</w:t>
+      </w:r>
+      <w:r>
+        <w:t xml:space="preserve"> (IDE </w:t>
+      </w:r>
+      <w:proofErr w:type="spellStart"/>
+      <w:r>
+        <w:t>Intelij</w:t>
+      </w:r>
+      <w:proofErr w:type="spellEnd"/>
+      <w:r>
+        <w:t>)</w:t>
+      </w:r>
+    </w:p>
+    <w:p>
+      <w:pPr>
+        <w:pStyle w:val="ListParagraph"/>
+        <w:ind w:left="360"/>
+      </w:pPr>
+    </w:p>
+    <w:p>
+      <w:pPr>
+        <w:pStyle w:val="ListParagraph"/>
+        <w:ind w:left="360"/>
+      </w:pPr>
     </w:p>
     <w:p/>
     <w:p/>
@@ -456,6 +1179,463 @@
     <w:p/>
     <w:p/>
     <w:p/>
+    <w:p/>
+    <w:p/>
+    <w:p/>
+    <w:p/>
+    <w:p/>
+    <w:p/>
+    <w:p/>
+    <w:p/>
+    <w:p>
+      <w:pPr>
+        <w:pStyle w:val="ListParagraph"/>
+        <w:numPr>
+          <w:ilvl w:val="0"/>
+          <w:numId w:val="1"/>
+        </w:numPr>
+      </w:pPr>
+      <w:r>
+        <w:t xml:space="preserve">What is </w:t>
+      </w:r>
+      <w:proofErr w:type="spellStart"/>
+      <w:r>
+        <w:t>Kotlin</w:t>
+      </w:r>
+      <w:proofErr w:type="spellEnd"/>
+      <w:r>
+        <w:t>?</w:t>
+      </w:r>
+    </w:p>
+    <w:p>
+      <w:pPr>
+        <w:pStyle w:val="ListParagraph"/>
+        <w:numPr>
+          <w:ilvl w:val="0"/>
+          <w:numId w:val="1"/>
+        </w:numPr>
+      </w:pPr>
+      <w:r>
+        <w:t xml:space="preserve">Purpose of </w:t>
+      </w:r>
+      <w:proofErr w:type="spellStart"/>
+      <w:r>
+        <w:t>kotlin</w:t>
+      </w:r>
+      <w:proofErr w:type="spellEnd"/>
+      <w:r>
+        <w:t>?</w:t>
+      </w:r>
+    </w:p>
+    <w:p>
+      <w:pPr>
+        <w:pStyle w:val="ListParagraph"/>
+        <w:numPr>
+          <w:ilvl w:val="0"/>
+          <w:numId w:val="1"/>
+        </w:numPr>
+      </w:pPr>
+      <w:r>
+        <w:t xml:space="preserve">Who will use </w:t>
+      </w:r>
+      <w:proofErr w:type="spellStart"/>
+      <w:r>
+        <w:t>kotlin</w:t>
+      </w:r>
+      <w:proofErr w:type="spellEnd"/>
+      <w:r>
+        <w:t>?</w:t>
+      </w:r>
+    </w:p>
+    <w:p>
+      <w:pPr>
+        <w:pStyle w:val="ListParagraph"/>
+        <w:numPr>
+          <w:ilvl w:val="0"/>
+          <w:numId w:val="1"/>
+        </w:numPr>
+      </w:pPr>
+      <w:r>
+        <w:t>Hello world program</w:t>
+      </w:r>
+    </w:p>
+    <w:p>
+      <w:pPr>
+        <w:pStyle w:val="ListParagraph"/>
+        <w:numPr>
+          <w:ilvl w:val="0"/>
+          <w:numId w:val="1"/>
+        </w:numPr>
+      </w:pPr>
+      <w:r>
+        <w:t>How to print a string?</w:t>
+      </w:r>
+    </w:p>
+    <w:p>
+      <w:pPr>
+        <w:pStyle w:val="ListParagraph"/>
+        <w:numPr>
+          <w:ilvl w:val="0"/>
+          <w:numId w:val="1"/>
+        </w:numPr>
+      </w:pPr>
+      <w:r>
+        <w:t>How to create a class</w:t>
+      </w:r>
+      <w:r>
+        <w:t xml:space="preserve"> and </w:t>
+      </w:r>
+      <w:proofErr w:type="gramStart"/>
+      <w:r>
+        <w:t xml:space="preserve">object </w:t>
+      </w:r>
+      <w:r>
+        <w:t>?</w:t>
+      </w:r>
+      <w:proofErr w:type="gramEnd"/>
+    </w:p>
+    <w:p>
+      <w:pPr>
+        <w:pStyle w:val="ListParagraph"/>
+        <w:numPr>
+          <w:ilvl w:val="0"/>
+          <w:numId w:val="1"/>
+        </w:numPr>
+      </w:pPr>
+      <w:r>
+        <w:t>How to add constructor?</w:t>
+      </w:r>
+    </w:p>
+    <w:p>
+      <w:pPr>
+        <w:pStyle w:val="ListParagraph"/>
+        <w:numPr>
+          <w:ilvl w:val="0"/>
+          <w:numId w:val="1"/>
+        </w:numPr>
+      </w:pPr>
+      <w:r>
+        <w:t>Difference between primary and secondary constructor?</w:t>
+      </w:r>
+    </w:p>
+    <w:p>
+      <w:pPr>
+        <w:pStyle w:val="ListParagraph"/>
+        <w:numPr>
+          <w:ilvl w:val="0"/>
+          <w:numId w:val="1"/>
+        </w:numPr>
+      </w:pPr>
+      <w:r>
+        <w:t xml:space="preserve">Difference between </w:t>
+      </w:r>
+      <w:proofErr w:type="spellStart"/>
+      <w:r>
+        <w:t>var</w:t>
+      </w:r>
+      <w:proofErr w:type="spellEnd"/>
+      <w:r>
+        <w:t xml:space="preserve"> and </w:t>
+      </w:r>
+      <w:proofErr w:type="spellStart"/>
+      <w:proofErr w:type="gramStart"/>
+      <w:r>
+        <w:t>val</w:t>
+      </w:r>
+      <w:proofErr w:type="spellEnd"/>
+      <w:proofErr w:type="gramEnd"/>
+      <w:r>
+        <w:t>?</w:t>
+      </w:r>
+    </w:p>
+    <w:p>
+      <w:pPr>
+        <w:pStyle w:val="ListParagraph"/>
+        <w:numPr>
+          <w:ilvl w:val="0"/>
+          <w:numId w:val="1"/>
+        </w:numPr>
+      </w:pPr>
+      <w:r>
+        <w:t>What is Data classes?</w:t>
+      </w:r>
+    </w:p>
+    <w:p>
+      <w:pPr>
+        <w:pStyle w:val="ListParagraph"/>
+        <w:numPr>
+          <w:ilvl w:val="0"/>
+          <w:numId w:val="1"/>
+        </w:numPr>
+      </w:pPr>
+      <w:r>
+        <w:t>How to write a function?</w:t>
+      </w:r>
+    </w:p>
+    <w:p>
+      <w:pPr>
+        <w:pStyle w:val="ListParagraph"/>
+        <w:numPr>
+          <w:ilvl w:val="0"/>
+          <w:numId w:val="1"/>
+        </w:numPr>
+      </w:pPr>
+      <w:r>
+        <w:t>Control flows?</w:t>
+      </w:r>
+    </w:p>
+    <w:p>
+      <w:pPr>
+        <w:pStyle w:val="ListParagraph"/>
+        <w:numPr>
+          <w:ilvl w:val="0"/>
+          <w:numId w:val="1"/>
+        </w:numPr>
+      </w:pPr>
+      <w:r>
+        <w:t>How to throw exceptions?</w:t>
+      </w:r>
+    </w:p>
+    <w:p>
+      <w:pPr>
+        <w:rPr>
+          <w:b/>
+        </w:rPr>
+      </w:pPr>
+      <w:r>
+        <w:rPr>
+          <w:b/>
+        </w:rPr>
+        <w:t>IDE:</w:t>
+      </w:r>
+    </w:p>
+    <w:p>
+      <w:pPr>
+        <w:pStyle w:val="ListParagraph"/>
+        <w:numPr>
+          <w:ilvl w:val="0"/>
+          <w:numId w:val="2"/>
+        </w:numPr>
+      </w:pPr>
+      <w:r>
+        <w:lastRenderedPageBreak/>
+        <w:t xml:space="preserve">What is </w:t>
+      </w:r>
+      <w:proofErr w:type="spellStart"/>
+      <w:r>
+        <w:t>intelij</w:t>
+      </w:r>
+      <w:proofErr w:type="spellEnd"/>
+    </w:p>
+    <w:p>
+      <w:pPr>
+        <w:pStyle w:val="ListParagraph"/>
+        <w:numPr>
+          <w:ilvl w:val="0"/>
+          <w:numId w:val="2"/>
+        </w:numPr>
+      </w:pPr>
+      <w:r>
+        <w:t xml:space="preserve">How to create </w:t>
+      </w:r>
+      <w:proofErr w:type="spellStart"/>
+      <w:r>
+        <w:t>kotlin</w:t>
+      </w:r>
+      <w:proofErr w:type="spellEnd"/>
+      <w:r>
+        <w:t xml:space="preserve"> project</w:t>
+      </w:r>
+    </w:p>
+    <w:p>
+      <w:pPr>
+        <w:pStyle w:val="ListParagraph"/>
+        <w:numPr>
+          <w:ilvl w:val="0"/>
+          <w:numId w:val="2"/>
+        </w:numPr>
+      </w:pPr>
+      <w:r>
+        <w:t>How to run a program</w:t>
+      </w:r>
+    </w:p>
+    <w:p>
+      <w:pPr>
+        <w:pStyle w:val="ListParagraph"/>
+        <w:numPr>
+          <w:ilvl w:val="0"/>
+          <w:numId w:val="2"/>
+        </w:numPr>
+      </w:pPr>
+      <w:r>
+        <w:t>Operators, tokens,  keywords, punctuations, data types</w:t>
+      </w:r>
+    </w:p>
+    <w:p>
+      <w:pPr>
+        <w:pStyle w:val="ListParagraph"/>
+        <w:numPr>
+          <w:ilvl w:val="0"/>
+          <w:numId w:val="2"/>
+        </w:numPr>
+      </w:pPr>
+      <w:r>
+        <w:t>Exceptions</w:t>
+      </w:r>
+    </w:p>
+    <w:p>
+      <w:pPr>
+        <w:pStyle w:val="ListParagraph"/>
+        <w:numPr>
+          <w:ilvl w:val="0"/>
+          <w:numId w:val="2"/>
+        </w:numPr>
+      </w:pPr>
+      <w:r>
+        <w:t>Branches</w:t>
+      </w:r>
+    </w:p>
+    <w:p>
+      <w:pPr>
+        <w:pStyle w:val="ListParagraph"/>
+        <w:numPr>
+          <w:ilvl w:val="0"/>
+          <w:numId w:val="2"/>
+        </w:numPr>
+      </w:pPr>
+      <w:r>
+        <w:t>Control Flows</w:t>
+      </w:r>
+    </w:p>
+    <w:p>
+      <w:pPr>
+        <w:pStyle w:val="ListParagraph"/>
+        <w:numPr>
+          <w:ilvl w:val="0"/>
+          <w:numId w:val="2"/>
+        </w:numPr>
+      </w:pPr>
+      <w:r>
+        <w:t>Constructor</w:t>
+      </w:r>
+    </w:p>
+    <w:p>
+      <w:pPr>
+        <w:pStyle w:val="ListParagraph"/>
+        <w:numPr>
+          <w:ilvl w:val="0"/>
+          <w:numId w:val="2"/>
+        </w:numPr>
+      </w:pPr>
+      <w:r>
+        <w:t>Collections</w:t>
+      </w:r>
+    </w:p>
+    <w:p>
+      <w:pPr>
+        <w:pStyle w:val="ListParagraph"/>
+        <w:numPr>
+          <w:ilvl w:val="0"/>
+          <w:numId w:val="2"/>
+        </w:numPr>
+      </w:pPr>
+      <w:r>
+        <w:t>Collections</w:t>
+      </w:r>
+    </w:p>
+    <w:p>
+      <w:pPr>
+        <w:pStyle w:val="ListParagraph"/>
+        <w:numPr>
+          <w:ilvl w:val="0"/>
+          <w:numId w:val="2"/>
+        </w:numPr>
+      </w:pPr>
+      <w:r>
+        <w:t>Functions</w:t>
+      </w:r>
+    </w:p>
+    <w:p>
+      <w:pPr>
+        <w:pStyle w:val="ListParagraph"/>
+        <w:numPr>
+          <w:ilvl w:val="0"/>
+          <w:numId w:val="2"/>
+        </w:numPr>
+      </w:pPr>
+      <w:r>
+        <w:t xml:space="preserve">Interfaces </w:t>
+      </w:r>
+    </w:p>
+    <w:p>
+      <w:pPr>
+        <w:pStyle w:val="ListParagraph"/>
+        <w:numPr>
+          <w:ilvl w:val="0"/>
+          <w:numId w:val="2"/>
+        </w:numPr>
+      </w:pPr>
+      <w:r>
+        <w:t>Inheritances</w:t>
+      </w:r>
+    </w:p>
+    <w:p>
+      <w:pPr>
+        <w:pStyle w:val="ListParagraph"/>
+        <w:numPr>
+          <w:ilvl w:val="0"/>
+          <w:numId w:val="2"/>
+        </w:numPr>
+      </w:pPr>
+      <w:r>
+        <w:t>Lambdas</w:t>
+      </w:r>
+      <w:r>
+        <w:t xml:space="preserve">, map, </w:t>
+      </w:r>
+      <w:proofErr w:type="gramStart"/>
+      <w:r>
+        <w:t>filter, ….</w:t>
+      </w:r>
+      <w:proofErr w:type="gramEnd"/>
+      <w:r>
+        <w:t xml:space="preserve"> </w:t>
+      </w:r>
+      <w:proofErr w:type="spellStart"/>
+      <w:r>
+        <w:t>Etc</w:t>
+      </w:r>
+      <w:proofErr w:type="spellEnd"/>
+      <w:r>
+        <w:t xml:space="preserve"> </w:t>
+      </w:r>
+    </w:p>
+    <w:p>
+      <w:pPr>
+        <w:pStyle w:val="ListParagraph"/>
+        <w:numPr>
+          <w:ilvl w:val="0"/>
+          <w:numId w:val="2"/>
+        </w:numPr>
+      </w:pPr>
+    </w:p>
+    <w:p>
+      <w:pPr>
+        <w:pStyle w:val="ListParagraph"/>
+        <w:numPr>
+          <w:ilvl w:val="0"/>
+          <w:numId w:val="2"/>
+        </w:numPr>
+      </w:pPr>
+      <w:r>
+        <w:t>Practise yourself programs</w:t>
+      </w:r>
+    </w:p>
+    <w:p/>
+    <w:p/>
+    <w:p/>
+    <w:p/>
+    <w:p/>
     <w:p>
       <w:pPr>
         <w:pStyle w:val="ListParagraph"/>
@@ -471,7 +1651,6 @@
         <w:rPr>
           <w:b/>
         </w:rPr>
-        <w:lastRenderedPageBreak/>
         <w:t xml:space="preserve">What is </w:t>
       </w:r>
       <w:proofErr w:type="spellStart"/>
@@ -1035,7 +2214,6 @@
         </w:numPr>
       </w:pPr>
       <w:r>
-        <w:lastRenderedPageBreak/>
         <w:t>How to declare a variable?</w:t>
       </w:r>
     </w:p>
@@ -1380,6 +2558,7 @@
       </w:pPr>
       <w:proofErr w:type="gramStart"/>
       <w:r>
+        <w:lastRenderedPageBreak/>
         <w:t>class</w:t>
       </w:r>
       <w:proofErr w:type="gramEnd"/>
@@ -1726,9 +2905,6 @@
       </w:r>
       <w:r>
         <w:br/>
-      </w:r>
-      <w:r>
-        <w:lastRenderedPageBreak/>
         <w:t xml:space="preserve">    </w:t>
       </w:r>
       <w:r>
@@ -2030,6 +3206,7 @@
         <w:rPr>
           <w:b/>
         </w:rPr>
+        <w:lastRenderedPageBreak/>
         <w:t>What is Data classes?</w:t>
       </w:r>
     </w:p>
@@ -2148,365 +3325,356 @@
           <w:sz w:val="36"/>
           <w:szCs w:val="36"/>
         </w:rPr>
-        <w:t>Branches:</w:t>
-      </w:r>
-      <w:bookmarkStart w:id="0" w:name="_GoBack"/>
-      <w:bookmarkEnd w:id="0"/>
-      <w:r>
+        <w:t xml:space="preserve">Branches: </w:t>
+      </w:r>
+    </w:p>
+    <w:p>
+      <w:pPr>
+        <w:pStyle w:val="ListParagraph"/>
+        <w:numPr>
+          <w:ilvl w:val="0"/>
+          <w:numId w:val="5"/>
+        </w:numPr>
+      </w:pPr>
+      <w:r>
+        <w:t>If</w:t>
+      </w:r>
+      <w:r>
+        <w:t xml:space="preserve"> else</w:t>
+      </w:r>
+    </w:p>
+    <w:p>
+      <w:pPr>
+        <w:pStyle w:val="ListParagraph"/>
+      </w:pPr>
+    </w:p>
+    <w:p>
+      <w:pPr>
+        <w:pStyle w:val="ListParagraph"/>
+      </w:pPr>
+      <w:r>
+        <w:t>Ex:</w:t>
+      </w:r>
+    </w:p>
+    <w:p>
+      <w:pPr>
+        <w:pStyle w:val="ListParagraph"/>
+      </w:pPr>
+    </w:p>
+    <w:p>
+      <w:pPr>
+        <w:pStyle w:val="ListParagraph"/>
+      </w:pPr>
+      <w:proofErr w:type="gramStart"/>
+      <w:r>
+        <w:t>If(</w:t>
+      </w:r>
+      <w:proofErr w:type="gramEnd"/>
+      <w:r>
+        <w:t>a&gt;b){</w:t>
+      </w:r>
+    </w:p>
+    <w:p>
+      <w:pPr>
+        <w:pStyle w:val="ListParagraph"/>
+      </w:pPr>
+      <w:proofErr w:type="gramStart"/>
+      <w:r>
+        <w:t>}else</w:t>
+      </w:r>
+      <w:proofErr w:type="gramEnd"/>
+      <w:r>
+        <w:t>{</w:t>
+      </w:r>
+    </w:p>
+    <w:p>
+      <w:pPr>
+        <w:pStyle w:val="ListParagraph"/>
+      </w:pPr>
+      <w:r>
+        <w:t>}</w:t>
+      </w:r>
+    </w:p>
+    <w:p>
+      <w:pPr>
+        <w:pStyle w:val="ListParagraph"/>
+      </w:pPr>
+    </w:p>
+    <w:p>
+      <w:pPr>
+        <w:pStyle w:val="ListParagraph"/>
+        <w:numPr>
+          <w:ilvl w:val="0"/>
+          <w:numId w:val="5"/>
+        </w:numPr>
+      </w:pPr>
+      <w:r>
+        <w:t xml:space="preserve">when </w:t>
+      </w:r>
+      <w:r>
+        <w:t>:</w:t>
+      </w:r>
+    </w:p>
+    <w:p>
+      <w:pPr>
+        <w:pStyle w:val="ListParagraph"/>
+      </w:pPr>
+    </w:p>
+    <w:p>
+      <w:pPr>
+        <w:pStyle w:val="ListParagraph"/>
+      </w:pPr>
+      <w:r>
+        <w:t>Syntax:</w:t>
+      </w:r>
+    </w:p>
+    <w:p>
+      <w:pPr>
+        <w:pStyle w:val="ListParagraph"/>
+      </w:pPr>
+      <w:r>
+        <w:t xml:space="preserve"> </w:t>
+      </w:r>
+      <w:proofErr w:type="gramStart"/>
+      <w:r>
+        <w:t>when()</w:t>
+      </w:r>
+      <w:proofErr w:type="gramEnd"/>
+    </w:p>
+    <w:p>
+      <w:pPr>
+        <w:pStyle w:val="NoSpacing"/>
+        <w:ind w:firstLine="720"/>
+      </w:pPr>
+      <w:proofErr w:type="gramStart"/>
+      <w:r>
+        <w:rPr>
+          <w:rStyle w:val="cm-keyword"/>
+        </w:rPr>
+        <w:t>when</w:t>
+      </w:r>
+      <w:proofErr w:type="gramEnd"/>
+      <w:r>
+        <w:t xml:space="preserve"> (</w:t>
+      </w:r>
+      <w:r>
+        <w:rPr>
+          <w:rStyle w:val="cm-variable"/>
+        </w:rPr>
+        <w:t>x</w:t>
+      </w:r>
+      <w:r>
+        <w:t>) {</w:t>
+      </w:r>
+    </w:p>
+    <w:p>
+      <w:pPr>
+        <w:pStyle w:val="NoSpacing"/>
+        <w:ind w:firstLine="720"/>
+      </w:pPr>
+      <w:r>
+        <w:t xml:space="preserve"> </w:t>
+      </w:r>
+      <w:r>
+        <w:rPr>
+          <w:rStyle w:val="cm-number"/>
+        </w:rPr>
+        <w:t>1</w:t>
+      </w:r>
+      <w:r>
+        <w:t xml:space="preserve"> </w:t>
+      </w:r>
+      <w:r>
+        <w:rPr>
+          <w:rStyle w:val="cm-operator"/>
+        </w:rPr>
+        <w:t>-&gt;</w:t>
+      </w:r>
+      <w:r>
+        <w:t xml:space="preserve"> </w:t>
+      </w:r>
+      <w:proofErr w:type="gramStart"/>
+      <w:r>
+        <w:rPr>
+          <w:rStyle w:val="cm-variable"/>
+        </w:rPr>
+        <w:t>print</w:t>
+      </w:r>
+      <w:r>
+        <w:t>(</w:t>
+      </w:r>
+      <w:proofErr w:type="gramEnd"/>
+      <w:r>
+        <w:rPr>
+          <w:rStyle w:val="cm-string"/>
+        </w:rPr>
+        <w:t>"x == 1"</w:t>
+      </w:r>
+      <w:r>
+        <w:t>)</w:t>
+      </w:r>
+    </w:p>
+    <w:p>
+      <w:pPr>
+        <w:pStyle w:val="NoSpacing"/>
+        <w:ind w:firstLine="720"/>
+      </w:pPr>
+      <w:r>
+        <w:t xml:space="preserve"> </w:t>
+      </w:r>
+      <w:r>
+        <w:rPr>
+          <w:rStyle w:val="cm-number"/>
+        </w:rPr>
+        <w:t>2</w:t>
+      </w:r>
+      <w:r>
+        <w:t xml:space="preserve"> </w:t>
+      </w:r>
+      <w:r>
+        <w:rPr>
+          <w:rStyle w:val="cm-operator"/>
+        </w:rPr>
+        <w:t>-&gt;</w:t>
+      </w:r>
+      <w:r>
+        <w:t xml:space="preserve"> </w:t>
+      </w:r>
+      <w:proofErr w:type="gramStart"/>
+      <w:r>
+        <w:rPr>
+          <w:rStyle w:val="cm-variable"/>
+        </w:rPr>
+        <w:t>print</w:t>
+      </w:r>
+      <w:r>
+        <w:t>(</w:t>
+      </w:r>
+      <w:proofErr w:type="gramEnd"/>
+      <w:r>
+        <w:rPr>
+          <w:rStyle w:val="cm-string"/>
+        </w:rPr>
+        <w:t>"x == 2"</w:t>
+      </w:r>
+      <w:r>
+        <w:t xml:space="preserve">) </w:t>
+      </w:r>
+    </w:p>
+    <w:p>
+      <w:pPr>
+        <w:pStyle w:val="NoSpacing"/>
+        <w:ind w:firstLine="720"/>
+      </w:pPr>
+      <w:proofErr w:type="gramStart"/>
+      <w:r>
+        <w:rPr>
+          <w:rStyle w:val="cm-keyword"/>
+        </w:rPr>
+        <w:t>else</w:t>
+      </w:r>
+      <w:proofErr w:type="gramEnd"/>
+      <w:r>
+        <w:t xml:space="preserve"> </w:t>
+      </w:r>
+      <w:r>
+        <w:rPr>
+          <w:rStyle w:val="cm-operator"/>
+        </w:rPr>
+        <w:t>-&gt;</w:t>
+      </w:r>
+      <w:r>
+        <w:t xml:space="preserve"> { </w:t>
+      </w:r>
+    </w:p>
+    <w:p>
+      <w:pPr>
+        <w:pStyle w:val="NoSpacing"/>
+        <w:ind w:firstLine="720"/>
+      </w:pPr>
+      <w:r>
+        <w:rPr>
+          <w:rStyle w:val="cm-comment"/>
+        </w:rPr>
+        <w:t>// Note the block</w:t>
+      </w:r>
+      <w:r>
+        <w:t xml:space="preserve"> </w:t>
+      </w:r>
+      <w:proofErr w:type="gramStart"/>
+      <w:r>
+        <w:rPr>
+          <w:rStyle w:val="cm-variable"/>
+        </w:rPr>
+        <w:t>print</w:t>
+      </w:r>
+      <w:r>
+        <w:t>(</w:t>
+      </w:r>
+      <w:proofErr w:type="gramEnd"/>
+      <w:r>
+        <w:rPr>
+          <w:rStyle w:val="cm-string"/>
+        </w:rPr>
+        <w:t>"x is neither 1 nor 2"</w:t>
+      </w:r>
+      <w:r>
+        <w:t xml:space="preserve">) </w:t>
+      </w:r>
+    </w:p>
+    <w:p>
+      <w:pPr>
+        <w:pStyle w:val="NoSpacing"/>
+        <w:ind w:firstLine="720"/>
+      </w:pPr>
+      <w:r>
+        <w:t xml:space="preserve">    </w:t>
+      </w:r>
+      <w:r>
+        <w:t>}</w:t>
+      </w:r>
+    </w:p>
+    <w:p>
+      <w:pPr>
+        <w:pStyle w:val="NoSpacing"/>
+        <w:ind w:firstLine="720"/>
+      </w:pPr>
+      <w:r>
+        <w:t xml:space="preserve"> }</w:t>
+      </w:r>
+    </w:p>
+    <w:p>
+      <w:pPr>
+        <w:pStyle w:val="ListParagraph"/>
+      </w:pPr>
+    </w:p>
+    <w:p>
+      <w:pPr>
+        <w:pStyle w:val="ListParagraph"/>
+        <w:numPr>
+          <w:ilvl w:val="0"/>
+          <w:numId w:val="5"/>
+        </w:numPr>
+      </w:pPr>
+      <w:r>
+        <w:lastRenderedPageBreak/>
+        <w:t>Else if ladder</w:t>
+      </w:r>
+    </w:p>
+    <w:p>
+      <w:pPr>
         <w:rPr>
           <w:b/>
           <w:sz w:val="36"/>
           <w:szCs w:val="36"/>
         </w:rPr>
-        <w:t xml:space="preserve"> </w:t>
-      </w:r>
-    </w:p>
-    <w:p>
-      <w:pPr>
-        <w:pStyle w:val="ListParagraph"/>
-        <w:numPr>
-          <w:ilvl w:val="0"/>
-          <w:numId w:val="5"/>
-        </w:numPr>
-      </w:pPr>
-      <w:r>
-        <w:t>If</w:t>
-      </w:r>
-      <w:r>
-        <w:t xml:space="preserve"> else</w:t>
-      </w:r>
-    </w:p>
-    <w:p>
-      <w:pPr>
-        <w:pStyle w:val="ListParagraph"/>
-      </w:pPr>
-    </w:p>
-    <w:p>
-      <w:pPr>
-        <w:pStyle w:val="ListParagraph"/>
-      </w:pPr>
-      <w:r>
-        <w:t>Ex:</w:t>
-      </w:r>
-    </w:p>
-    <w:p>
-      <w:pPr>
-        <w:pStyle w:val="ListParagraph"/>
-      </w:pPr>
-    </w:p>
-    <w:p>
-      <w:pPr>
-        <w:pStyle w:val="ListParagraph"/>
-      </w:pPr>
-      <w:proofErr w:type="gramStart"/>
-      <w:r>
-        <w:t>If(</w:t>
-      </w:r>
-      <w:proofErr w:type="gramEnd"/>
-      <w:r>
-        <w:t>a&gt;b){</w:t>
-      </w:r>
-    </w:p>
-    <w:p>
-      <w:pPr>
-        <w:pStyle w:val="ListParagraph"/>
-      </w:pPr>
-      <w:proofErr w:type="gramStart"/>
-      <w:r>
-        <w:t>}else</w:t>
-      </w:r>
-      <w:proofErr w:type="gramEnd"/>
-      <w:r>
-        <w:t>{</w:t>
-      </w:r>
-    </w:p>
-    <w:p>
-      <w:pPr>
-        <w:pStyle w:val="ListParagraph"/>
-      </w:pPr>
-      <w:r>
-        <w:t>}</w:t>
-      </w:r>
-    </w:p>
-    <w:p>
-      <w:pPr>
-        <w:pStyle w:val="ListParagraph"/>
-      </w:pPr>
-    </w:p>
-    <w:p>
-      <w:pPr>
-        <w:pStyle w:val="ListParagraph"/>
-        <w:numPr>
-          <w:ilvl w:val="0"/>
-          <w:numId w:val="5"/>
-        </w:numPr>
-      </w:pPr>
-      <w:r>
-        <w:t xml:space="preserve">when </w:t>
-      </w:r>
-      <w:r>
-        <w:t>:</w:t>
-      </w:r>
-    </w:p>
-    <w:p>
-      <w:pPr>
-        <w:pStyle w:val="ListParagraph"/>
-      </w:pPr>
-    </w:p>
-    <w:p>
-      <w:pPr>
-        <w:pStyle w:val="ListParagraph"/>
-      </w:pPr>
-      <w:r>
-        <w:t>Syntax:</w:t>
-      </w:r>
-    </w:p>
-    <w:p>
-      <w:pPr>
-        <w:pStyle w:val="ListParagraph"/>
-      </w:pPr>
-      <w:r>
-        <w:t xml:space="preserve"> </w:t>
-      </w:r>
-      <w:proofErr w:type="gramStart"/>
-      <w:r>
-        <w:t>when()</w:t>
-      </w:r>
-      <w:proofErr w:type="gramEnd"/>
-    </w:p>
-    <w:p>
-      <w:pPr>
-        <w:pStyle w:val="NoSpacing"/>
-        <w:ind w:firstLine="720"/>
-      </w:pPr>
-      <w:proofErr w:type="gramStart"/>
-      <w:r>
-        <w:rPr>
-          <w:rStyle w:val="cm-keyword"/>
-        </w:rPr>
-        <w:t>when</w:t>
-      </w:r>
-      <w:proofErr w:type="gramEnd"/>
-      <w:r>
-        <w:t xml:space="preserve"> (</w:t>
-      </w:r>
-      <w:r>
-        <w:rPr>
-          <w:rStyle w:val="cm-variable"/>
-        </w:rPr>
-        <w:t>x</w:t>
-      </w:r>
-      <w:r>
-        <w:t>) {</w:t>
-      </w:r>
-    </w:p>
-    <w:p>
-      <w:pPr>
-        <w:pStyle w:val="NoSpacing"/>
-        <w:ind w:firstLine="720"/>
-      </w:pPr>
-      <w:r>
-        <w:t xml:space="preserve"> </w:t>
-      </w:r>
-      <w:r>
-        <w:rPr>
-          <w:rStyle w:val="cm-number"/>
-        </w:rPr>
-        <w:t>1</w:t>
-      </w:r>
-      <w:r>
-        <w:t xml:space="preserve"> </w:t>
-      </w:r>
-      <w:r>
-        <w:rPr>
-          <w:rStyle w:val="cm-operator"/>
-        </w:rPr>
-        <w:t>-&gt;</w:t>
-      </w:r>
-      <w:r>
-        <w:t xml:space="preserve"> </w:t>
-      </w:r>
-      <w:proofErr w:type="gramStart"/>
-      <w:r>
-        <w:rPr>
-          <w:rStyle w:val="cm-variable"/>
-        </w:rPr>
-        <w:t>print</w:t>
-      </w:r>
-      <w:r>
-        <w:t>(</w:t>
-      </w:r>
-      <w:proofErr w:type="gramEnd"/>
-      <w:r>
-        <w:rPr>
-          <w:rStyle w:val="cm-string"/>
-        </w:rPr>
-        <w:t>"x == 1"</w:t>
-      </w:r>
-      <w:r>
-        <w:t>)</w:t>
-      </w:r>
-    </w:p>
-    <w:p>
-      <w:pPr>
-        <w:pStyle w:val="NoSpacing"/>
-        <w:ind w:firstLine="720"/>
-      </w:pPr>
-      <w:r>
-        <w:t xml:space="preserve"> </w:t>
-      </w:r>
-      <w:r>
-        <w:rPr>
-          <w:rStyle w:val="cm-number"/>
-        </w:rPr>
-        <w:t>2</w:t>
-      </w:r>
-      <w:r>
-        <w:t xml:space="preserve"> </w:t>
-      </w:r>
-      <w:r>
-        <w:rPr>
-          <w:rStyle w:val="cm-operator"/>
-        </w:rPr>
-        <w:t>-&gt;</w:t>
-      </w:r>
-      <w:r>
-        <w:t xml:space="preserve"> </w:t>
-      </w:r>
-      <w:proofErr w:type="gramStart"/>
-      <w:r>
-        <w:rPr>
-          <w:rStyle w:val="cm-variable"/>
-        </w:rPr>
-        <w:t>print</w:t>
-      </w:r>
-      <w:r>
-        <w:t>(</w:t>
-      </w:r>
-      <w:proofErr w:type="gramEnd"/>
-      <w:r>
-        <w:rPr>
-          <w:rStyle w:val="cm-string"/>
-        </w:rPr>
-        <w:t>"x == 2"</w:t>
-      </w:r>
-      <w:r>
-        <w:t xml:space="preserve">) </w:t>
-      </w:r>
-    </w:p>
-    <w:p>
-      <w:pPr>
-        <w:pStyle w:val="NoSpacing"/>
-        <w:ind w:firstLine="720"/>
-      </w:pPr>
-      <w:proofErr w:type="gramStart"/>
-      <w:r>
-        <w:rPr>
-          <w:rStyle w:val="cm-keyword"/>
-        </w:rPr>
-        <w:t>else</w:t>
-      </w:r>
-      <w:proofErr w:type="gramEnd"/>
-      <w:r>
-        <w:t xml:space="preserve"> </w:t>
-      </w:r>
-      <w:r>
-        <w:rPr>
-          <w:rStyle w:val="cm-operator"/>
-        </w:rPr>
-        <w:t>-&gt;</w:t>
-      </w:r>
-      <w:r>
-        <w:t xml:space="preserve"> { </w:t>
-      </w:r>
-    </w:p>
-    <w:p>
-      <w:pPr>
-        <w:pStyle w:val="NoSpacing"/>
-        <w:ind w:firstLine="720"/>
-      </w:pPr>
-      <w:r>
-        <w:rPr>
-          <w:rStyle w:val="cm-comment"/>
-        </w:rPr>
-        <w:t>// Note the block</w:t>
-      </w:r>
-      <w:r>
-        <w:t xml:space="preserve"> </w:t>
-      </w:r>
-      <w:proofErr w:type="gramStart"/>
-      <w:r>
-        <w:rPr>
-          <w:rStyle w:val="cm-variable"/>
-        </w:rPr>
-        <w:t>print</w:t>
-      </w:r>
-      <w:r>
-        <w:t>(</w:t>
-      </w:r>
-      <w:proofErr w:type="gramEnd"/>
-      <w:r>
-        <w:rPr>
-          <w:rStyle w:val="cm-string"/>
-        </w:rPr>
-        <w:t>"x is neither 1 nor 2"</w:t>
-      </w:r>
-      <w:r>
-        <w:t xml:space="preserve">) </w:t>
-      </w:r>
-    </w:p>
-    <w:p>
-      <w:pPr>
-        <w:pStyle w:val="NoSpacing"/>
-        <w:ind w:firstLine="720"/>
-      </w:pPr>
-      <w:r>
-        <w:t xml:space="preserve">    </w:t>
-      </w:r>
-      <w:r>
-        <w:t>}</w:t>
-      </w:r>
-    </w:p>
-    <w:p>
-      <w:pPr>
-        <w:pStyle w:val="NoSpacing"/>
-        <w:ind w:firstLine="720"/>
-      </w:pPr>
-      <w:r>
-        <w:t xml:space="preserve"> }</w:t>
-      </w:r>
-    </w:p>
-    <w:p>
-      <w:pPr>
-        <w:pStyle w:val="ListParagraph"/>
-      </w:pPr>
-    </w:p>
-    <w:p>
-      <w:pPr>
-        <w:pStyle w:val="ListParagraph"/>
-        <w:numPr>
-          <w:ilvl w:val="0"/>
-          <w:numId w:val="5"/>
-        </w:numPr>
-      </w:pPr>
-      <w:r>
-        <w:t>Else if ladder</w:t>
-      </w:r>
-    </w:p>
-    <w:p>
-      <w:pPr>
+      </w:pPr>
+      <w:r>
         <w:rPr>
           <w:b/>
           <w:sz w:val="36"/>
           <w:szCs w:val="36"/>
         </w:rPr>
-      </w:pPr>
-      <w:r>
-        <w:rPr>
-          <w:b/>
-          <w:sz w:val="36"/>
-          <w:szCs w:val="36"/>
-        </w:rPr>
         <w:t>Control Flows:</w:t>
       </w:r>
     </w:p>
@@ -2966,7 +4134,6 @@
         </w:numPr>
       </w:pPr>
       <w:r>
-        <w:lastRenderedPageBreak/>
         <w:t>While loop:</w:t>
       </w:r>
     </w:p>
@@ -3196,6 +4363,7 @@
         <w:ind w:left="1440"/>
       </w:pPr>
       <w:r>
+        <w:lastRenderedPageBreak/>
         <w:t xml:space="preserve">   </w:t>
       </w:r>
       <w:proofErr w:type="gramStart"/>
@@ -3566,6 +4734,7 @@
           <w:sz w:val="36"/>
           <w:szCs w:val="36"/>
         </w:rPr>
+        <w:lastRenderedPageBreak/>
         <w:t>Collections:</w:t>
       </w:r>
     </w:p>
@@ -4243,6 +5412,92 @@
     </w:lvl>
   </w:abstractNum>
   <w:abstractNum w:abstractNumId="5">
+    <w:nsid w:val="46DB0343"/>
+    <w:multiLevelType w:val="multilevel"/>
+    <w:tmpl w:val="4009001F"/>
+    <w:lvl w:ilvl="0">
+      <w:start w:val="1"/>
+      <w:numFmt w:val="decimal"/>
+      <w:lvlText w:val="%1."/>
+      <w:lvlJc w:val="left"/>
+      <w:pPr>
+        <w:ind w:left="360" w:hanging="360"/>
+      </w:pPr>
+    </w:lvl>
+    <w:lvl w:ilvl="1">
+      <w:start w:val="1"/>
+      <w:numFmt w:val="decimal"/>
+      <w:lvlText w:val="%1.%2."/>
+      <w:lvlJc w:val="left"/>
+      <w:pPr>
+        <w:ind w:left="792" w:hanging="432"/>
+      </w:pPr>
+    </w:lvl>
+    <w:lvl w:ilvl="2">
+      <w:start w:val="1"/>
+      <w:numFmt w:val="decimal"/>
+      <w:lvlText w:val="%1.%2.%3."/>
+      <w:lvlJc w:val="left"/>
+      <w:pPr>
+        <w:ind w:left="1224" w:hanging="504"/>
+      </w:pPr>
+    </w:lvl>
+    <w:lvl w:ilvl="3">
+      <w:start w:val="1"/>
+      <w:numFmt w:val="decimal"/>
+      <w:lvlText w:val="%1.%2.%3.%4."/>
+      <w:lvlJc w:val="left"/>
+      <w:pPr>
+        <w:ind w:left="1728" w:hanging="648"/>
+      </w:pPr>
+    </w:lvl>
+    <w:lvl w:ilvl="4">
+      <w:start w:val="1"/>
+      <w:numFmt w:val="decimal"/>
+      <w:lvlText w:val="%1.%2.%3.%4.%5."/>
+      <w:lvlJc w:val="left"/>
+      <w:pPr>
+        <w:ind w:left="2232" w:hanging="792"/>
+      </w:pPr>
+    </w:lvl>
+    <w:lvl w:ilvl="5">
+      <w:start w:val="1"/>
+      <w:numFmt w:val="decimal"/>
+      <w:lvlText w:val="%1.%2.%3.%4.%5.%6."/>
+      <w:lvlJc w:val="left"/>
+      <w:pPr>
+        <w:ind w:left="2736" w:hanging="936"/>
+      </w:pPr>
+    </w:lvl>
+    <w:lvl w:ilvl="6">
+      <w:start w:val="1"/>
+      <w:numFmt w:val="decimal"/>
+      <w:lvlText w:val="%1.%2.%3.%4.%5.%6.%7."/>
+      <w:lvlJc w:val="left"/>
+      <w:pPr>
+        <w:ind w:left="3240" w:hanging="1080"/>
+      </w:pPr>
+    </w:lvl>
+    <w:lvl w:ilvl="7">
+      <w:start w:val="1"/>
+      <w:numFmt w:val="decimal"/>
+      <w:lvlText w:val="%1.%2.%3.%4.%5.%6.%7.%8."/>
+      <w:lvlJc w:val="left"/>
+      <w:pPr>
+        <w:ind w:left="3744" w:hanging="1224"/>
+      </w:pPr>
+    </w:lvl>
+    <w:lvl w:ilvl="8">
+      <w:start w:val="1"/>
+      <w:numFmt w:val="decimal"/>
+      <w:lvlText w:val="%1.%2.%3.%4.%5.%6.%7.%8.%9."/>
+      <w:lvlJc w:val="left"/>
+      <w:pPr>
+        <w:ind w:left="4320" w:hanging="1440"/>
+      </w:pPr>
+    </w:lvl>
+  </w:abstractNum>
+  <w:abstractNum w:abstractNumId="6">
     <w:nsid w:val="4BDE5290"/>
     <w:multiLevelType w:val="hybridMultilevel"/>
     <w:tmpl w:val="DC263E7C"/>
@@ -4331,7 +5586,7 @@
       </w:pPr>
     </w:lvl>
   </w:abstractNum>
-  <w:abstractNum w:abstractNumId="6">
+  <w:abstractNum w:abstractNumId="7">
     <w:nsid w:val="759E779A"/>
     <w:multiLevelType w:val="hybridMultilevel"/>
     <w:tmpl w:val="7CA42A7E"/>
@@ -4421,10 +5676,10 @@
     </w:lvl>
   </w:abstractNum>
   <w:num w:numId="1">
-    <w:abstractNumId w:val="6"/>
+    <w:abstractNumId w:val="7"/>
   </w:num>
   <w:num w:numId="2">
-    <w:abstractNumId w:val="5"/>
+    <w:abstractNumId w:val="6"/>
   </w:num>
   <w:num w:numId="3">
     <w:abstractNumId w:val="3"/>
@@ -4440,6 +5695,9 @@
   </w:num>
   <w:num w:numId="7">
     <w:abstractNumId w:val="0"/>
+  </w:num>
+  <w:num w:numId="8">
+    <w:abstractNumId w:val="5"/>
   </w:num>
 </w:numbering>
 </file>
@@ -4841,6 +6099,7 @@
   <w:style w:type="character" w:default="1" w:styleId="DefaultParagraphFont">
     <w:name w:val="Default Paragraph Font"/>
     <w:uiPriority w:val="1"/>
+    <w:semiHidden/>
     <w:unhideWhenUsed/>
   </w:style>
   <w:style w:type="table" w:default="1" w:styleId="TableNormal">

--- a/Kotlin.docx
+++ b/Kotlin.docx
@@ -263,6 +263,30 @@
         </w:numPr>
       </w:pPr>
       <w:r>
+        <w:t>String Template</w:t>
+      </w:r>
+    </w:p>
+    <w:p>
+      <w:pPr>
+        <w:pStyle w:val="ListParagraph"/>
+        <w:numPr>
+          <w:ilvl w:val="0"/>
+          <w:numId w:val="8"/>
+        </w:numPr>
+      </w:pPr>
+      <w:r>
+        <w:t>Strings</w:t>
+      </w:r>
+    </w:p>
+    <w:p>
+      <w:pPr>
+        <w:pStyle w:val="ListParagraph"/>
+        <w:numPr>
+          <w:ilvl w:val="0"/>
+          <w:numId w:val="8"/>
+        </w:numPr>
+      </w:pPr>
+      <w:r>
         <w:t>OOPs</w:t>
       </w:r>
     </w:p>
@@ -422,590 +446,6 @@
           <w:numId w:val="8"/>
         </w:numPr>
       </w:pPr>
-    </w:p>
-    <w:p>
-      <w:pPr>
-        <w:pStyle w:val="ListParagraph"/>
-        <w:ind w:left="360"/>
-      </w:pPr>
-    </w:p>
-    <w:p>
-      <w:pPr>
-        <w:pStyle w:val="ListParagraph"/>
-        <w:numPr>
-          <w:ilvl w:val="0"/>
-          <w:numId w:val="8"/>
-        </w:numPr>
-      </w:pPr>
-      <w:r>
-        <w:t>Exception Handling</w:t>
-      </w:r>
-    </w:p>
-    <w:p>
-      <w:pPr>
-        <w:pStyle w:val="ListParagraph"/>
-        <w:numPr>
-          <w:ilvl w:val="1"/>
-          <w:numId w:val="8"/>
-        </w:numPr>
-      </w:pPr>
-      <w:r>
-        <w:t xml:space="preserve">Try Catch Finally Blocks </w:t>
-      </w:r>
-    </w:p>
-    <w:p>
-      <w:pPr>
-        <w:pStyle w:val="ListParagraph"/>
-        <w:numPr>
-          <w:ilvl w:val="1"/>
-          <w:numId w:val="8"/>
-        </w:numPr>
-      </w:pPr>
-      <w:r>
-        <w:t>Checked Exceptions</w:t>
-      </w:r>
-    </w:p>
-    <w:p>
-      <w:pPr>
-        <w:pStyle w:val="ListParagraph"/>
-        <w:numPr>
-          <w:ilvl w:val="1"/>
-          <w:numId w:val="8"/>
-        </w:numPr>
-      </w:pPr>
-      <w:r>
-        <w:t>Unchecked Exceptions</w:t>
-      </w:r>
-    </w:p>
-    <w:p>
-      <w:pPr>
-        <w:pStyle w:val="ListParagraph"/>
-        <w:ind w:left="360"/>
-      </w:pPr>
-    </w:p>
-    <w:p>
-      <w:pPr>
-        <w:pStyle w:val="ListParagraph"/>
-        <w:ind w:left="360"/>
-      </w:pPr>
-    </w:p>
-    <w:p>
-      <w:pPr>
-        <w:pStyle w:val="ListParagraph"/>
-        <w:ind w:left="360"/>
-      </w:pPr>
-    </w:p>
-    <w:p>
-      <w:pPr>
-        <w:pStyle w:val="ListParagraph"/>
-        <w:ind w:left="360"/>
-      </w:pPr>
-    </w:p>
-    <w:p>
-      <w:pPr>
-        <w:pStyle w:val="ListParagraph"/>
-        <w:ind w:left="360"/>
-      </w:pPr>
-    </w:p>
-    <w:p>
-      <w:pPr>
-        <w:pStyle w:val="ListParagraph"/>
-        <w:ind w:left="360"/>
-      </w:pPr>
-    </w:p>
-    <w:p>
-      <w:pPr>
-        <w:pStyle w:val="ListParagraph"/>
-        <w:ind w:left="360"/>
-      </w:pPr>
-    </w:p>
-    <w:p>
-      <w:pPr>
-        <w:pStyle w:val="ListParagraph"/>
-        <w:ind w:left="360"/>
-      </w:pPr>
-    </w:p>
-    <w:p>
-      <w:pPr>
-        <w:pStyle w:val="ListParagraph"/>
-        <w:ind w:left="360"/>
-      </w:pPr>
-    </w:p>
-    <w:p>
-      <w:pPr>
-        <w:pStyle w:val="ListParagraph"/>
-        <w:ind w:left="360"/>
-      </w:pPr>
-    </w:p>
-    <w:p>
-      <w:pPr>
-        <w:pStyle w:val="ListParagraph"/>
-        <w:ind w:left="360"/>
-      </w:pPr>
-    </w:p>
-    <w:p>
-      <w:pPr>
-        <w:pStyle w:val="ListParagraph"/>
-        <w:numPr>
-          <w:ilvl w:val="0"/>
-          <w:numId w:val="8"/>
-        </w:numPr>
-      </w:pPr>
-      <w:r>
-        <w:t>Collections</w:t>
-      </w:r>
-    </w:p>
-    <w:p>
-      <w:pPr>
-        <w:pStyle w:val="ListParagraph"/>
-        <w:numPr>
-          <w:ilvl w:val="1"/>
-          <w:numId w:val="8"/>
-        </w:numPr>
-      </w:pPr>
-      <w:r>
-        <w:t>Mutable and Immutable List</w:t>
-      </w:r>
-    </w:p>
-    <w:p>
-      <w:pPr>
-        <w:pStyle w:val="ListParagraph"/>
-        <w:numPr>
-          <w:ilvl w:val="1"/>
-          <w:numId w:val="8"/>
-        </w:numPr>
-      </w:pPr>
-      <w:r>
-        <w:t>List</w:t>
-      </w:r>
-    </w:p>
-    <w:p>
-      <w:pPr>
-        <w:pStyle w:val="ListParagraph"/>
-        <w:numPr>
-          <w:ilvl w:val="3"/>
-          <w:numId w:val="8"/>
-        </w:numPr>
-      </w:pPr>
-      <w:proofErr w:type="spellStart"/>
-      <w:r>
-        <w:t>ArrayList</w:t>
-      </w:r>
-      <w:proofErr w:type="spellEnd"/>
-    </w:p>
-    <w:p>
-      <w:pPr>
-        <w:pStyle w:val="ListParagraph"/>
-        <w:numPr>
-          <w:ilvl w:val="3"/>
-          <w:numId w:val="8"/>
-        </w:numPr>
-      </w:pPr>
-      <w:r>
-        <w:t>List</w:t>
-      </w:r>
-    </w:p>
-    <w:p>
-      <w:pPr>
-        <w:pStyle w:val="ListParagraph"/>
-        <w:numPr>
-          <w:ilvl w:val="1"/>
-          <w:numId w:val="8"/>
-        </w:numPr>
-      </w:pPr>
-      <w:r>
-        <w:t>Set</w:t>
-      </w:r>
-    </w:p>
-    <w:p>
-      <w:pPr>
-        <w:pStyle w:val="ListParagraph"/>
-        <w:numPr>
-          <w:ilvl w:val="3"/>
-          <w:numId w:val="8"/>
-        </w:numPr>
-      </w:pPr>
-      <w:proofErr w:type="spellStart"/>
-      <w:r>
-        <w:t>HashSet</w:t>
-      </w:r>
-      <w:proofErr w:type="spellEnd"/>
-    </w:p>
-    <w:p>
-      <w:pPr>
-        <w:pStyle w:val="ListParagraph"/>
-        <w:numPr>
-          <w:ilvl w:val="1"/>
-          <w:numId w:val="8"/>
-        </w:numPr>
-      </w:pPr>
-      <w:r>
-        <w:t>Map</w:t>
-      </w:r>
-    </w:p>
-    <w:p>
-      <w:pPr>
-        <w:pStyle w:val="ListParagraph"/>
-        <w:numPr>
-          <w:ilvl w:val="3"/>
-          <w:numId w:val="8"/>
-        </w:numPr>
-      </w:pPr>
-      <w:proofErr w:type="spellStart"/>
-      <w:r>
-        <w:t>HashMap</w:t>
-      </w:r>
-      <w:proofErr w:type="spellEnd"/>
-    </w:p>
-    <w:p>
-      <w:pPr>
-        <w:pStyle w:val="ListParagraph"/>
-        <w:numPr>
-          <w:ilvl w:val="3"/>
-          <w:numId w:val="8"/>
-        </w:numPr>
-      </w:pPr>
-      <w:proofErr w:type="spellStart"/>
-      <w:r>
-        <w:t>TreeMap</w:t>
-      </w:r>
-      <w:proofErr w:type="spellEnd"/>
-    </w:p>
-    <w:p>
-      <w:pPr>
-        <w:pStyle w:val="ListParagraph"/>
-        <w:numPr>
-          <w:ilvl w:val="1"/>
-          <w:numId w:val="8"/>
-        </w:numPr>
-      </w:pPr>
-      <w:r>
-        <w:t>Iterators</w:t>
-      </w:r>
-    </w:p>
-    <w:p>
-      <w:pPr>
-        <w:pStyle w:val="ListParagraph"/>
-        <w:ind w:left="792"/>
-      </w:pPr>
-    </w:p>
-    <w:p>
-      <w:pPr>
-        <w:pStyle w:val="ListParagraph"/>
-        <w:ind w:left="360"/>
-      </w:pPr>
-    </w:p>
-    <w:p>
-      <w:pPr>
-        <w:pStyle w:val="ListParagraph"/>
-        <w:numPr>
-          <w:ilvl w:val="0"/>
-          <w:numId w:val="8"/>
-        </w:numPr>
-      </w:pPr>
-      <w:r>
-        <w:t>Functions</w:t>
-      </w:r>
-    </w:p>
-    <w:p>
-      <w:pPr>
-        <w:pStyle w:val="ListParagraph"/>
-        <w:numPr>
-          <w:ilvl w:val="1"/>
-          <w:numId w:val="8"/>
-        </w:numPr>
-      </w:pPr>
-      <w:r>
-        <w:t>Functions</w:t>
-      </w:r>
-    </w:p>
-    <w:p>
-      <w:pPr>
-        <w:pStyle w:val="ListParagraph"/>
-        <w:numPr>
-          <w:ilvl w:val="1"/>
-          <w:numId w:val="8"/>
-        </w:numPr>
-      </w:pPr>
-      <w:r>
-        <w:t>Inline Functions</w:t>
-      </w:r>
-    </w:p>
-    <w:p>
-      <w:pPr>
-        <w:pStyle w:val="ListParagraph"/>
-        <w:numPr>
-          <w:ilvl w:val="1"/>
-          <w:numId w:val="8"/>
-        </w:numPr>
-      </w:pPr>
-      <w:proofErr w:type="spellStart"/>
-      <w:r>
-        <w:t>Coroutines</w:t>
-      </w:r>
-      <w:proofErr w:type="spellEnd"/>
-    </w:p>
-    <w:p>
-      <w:pPr>
-        <w:pStyle w:val="ListParagraph"/>
-        <w:ind w:left="792"/>
-      </w:pPr>
-    </w:p>
-    <w:p>
-      <w:pPr>
-        <w:pStyle w:val="ListParagraph"/>
-        <w:numPr>
-          <w:ilvl w:val="0"/>
-          <w:numId w:val="8"/>
-        </w:numPr>
-      </w:pPr>
-      <w:r>
-        <w:t>Functional Programming</w:t>
-      </w:r>
-    </w:p>
-    <w:p>
-      <w:pPr>
-        <w:pStyle w:val="ListParagraph"/>
-        <w:numPr>
-          <w:ilvl w:val="1"/>
-          <w:numId w:val="8"/>
-        </w:numPr>
-      </w:pPr>
-      <w:r>
-        <w:t>Filters</w:t>
-      </w:r>
-    </w:p>
-    <w:p>
-      <w:pPr>
-        <w:pStyle w:val="ListParagraph"/>
-        <w:numPr>
-          <w:ilvl w:val="1"/>
-          <w:numId w:val="8"/>
-        </w:numPr>
-      </w:pPr>
-      <w:r>
-        <w:t xml:space="preserve">maps </w:t>
-      </w:r>
-    </w:p>
-    <w:p>
-      <w:pPr>
-        <w:pStyle w:val="ListParagraph"/>
-        <w:numPr>
-          <w:ilvl w:val="1"/>
-          <w:numId w:val="8"/>
-        </w:numPr>
-      </w:pPr>
-      <w:r>
-        <w:t>All</w:t>
-      </w:r>
-    </w:p>
-    <w:p>
-      <w:pPr>
-        <w:pStyle w:val="ListParagraph"/>
-        <w:numPr>
-          <w:ilvl w:val="1"/>
-          <w:numId w:val="8"/>
-        </w:numPr>
-      </w:pPr>
-      <w:r>
-        <w:t>Any</w:t>
-      </w:r>
-    </w:p>
-    <w:p>
-      <w:pPr>
-        <w:pStyle w:val="ListParagraph"/>
-        <w:numPr>
-          <w:ilvl w:val="1"/>
-          <w:numId w:val="8"/>
-        </w:numPr>
-      </w:pPr>
-      <w:r>
-        <w:t xml:space="preserve">Find </w:t>
-      </w:r>
-    </w:p>
-    <w:p>
-      <w:pPr>
-        <w:pStyle w:val="ListParagraph"/>
-        <w:numPr>
-          <w:ilvl w:val="1"/>
-          <w:numId w:val="8"/>
-        </w:numPr>
-      </w:pPr>
-      <w:r>
-        <w:t>Count</w:t>
-      </w:r>
-    </w:p>
-    <w:p>
-      <w:pPr>
-        <w:pStyle w:val="ListParagraph"/>
-        <w:numPr>
-          <w:ilvl w:val="1"/>
-          <w:numId w:val="8"/>
-        </w:numPr>
-      </w:pPr>
-      <w:proofErr w:type="spellStart"/>
-      <w:r>
-        <w:t>GroupBy</w:t>
-      </w:r>
-      <w:proofErr w:type="spellEnd"/>
-    </w:p>
-    <w:p>
-      <w:pPr>
-        <w:pStyle w:val="ListParagraph"/>
-        <w:numPr>
-          <w:ilvl w:val="1"/>
-          <w:numId w:val="8"/>
-        </w:numPr>
-      </w:pPr>
-      <w:proofErr w:type="spellStart"/>
-      <w:r>
-        <w:t>Flatmap</w:t>
-      </w:r>
-      <w:proofErr w:type="spellEnd"/>
-    </w:p>
-    <w:p>
-      <w:pPr>
-        <w:pStyle w:val="ListParagraph"/>
-        <w:numPr>
-          <w:ilvl w:val="1"/>
-          <w:numId w:val="8"/>
-        </w:numPr>
-      </w:pPr>
-      <w:r>
-        <w:t>Flatten</w:t>
-      </w:r>
-    </w:p>
-    <w:p>
-      <w:pPr>
-        <w:pStyle w:val="ListParagraph"/>
-        <w:numPr>
-          <w:ilvl w:val="1"/>
-          <w:numId w:val="8"/>
-        </w:numPr>
-      </w:pPr>
-    </w:p>
-    <w:p>
-      <w:pPr>
-        <w:pStyle w:val="ListParagraph"/>
-        <w:ind w:left="360"/>
-      </w:pPr>
-    </w:p>
-    <w:p>
-      <w:pPr>
-        <w:pStyle w:val="ListParagraph"/>
-        <w:numPr>
-          <w:ilvl w:val="0"/>
-          <w:numId w:val="8"/>
-        </w:numPr>
-      </w:pPr>
-      <w:r>
-        <w:t>Functional Interfaces</w:t>
-      </w:r>
-    </w:p>
-    <w:p>
-      <w:pPr>
-        <w:pStyle w:val="ListParagraph"/>
-        <w:ind w:left="360"/>
-      </w:pPr>
-    </w:p>
-    <w:p>
-      <w:pPr>
-        <w:pStyle w:val="ListParagraph"/>
-        <w:numPr>
-          <w:ilvl w:val="0"/>
-          <w:numId w:val="8"/>
-        </w:numPr>
-      </w:pPr>
-      <w:r>
-        <w:t>Lam</w:t>
-      </w:r>
-      <w:r>
-        <w:t>b</w:t>
-      </w:r>
-      <w:r>
-        <w:t>das</w:t>
-      </w:r>
-    </w:p>
-    <w:p>
-      <w:pPr>
-        <w:pStyle w:val="ListParagraph"/>
-        <w:ind w:left="360"/>
-      </w:pPr>
-    </w:p>
-    <w:p>
-      <w:pPr>
-        <w:pStyle w:val="ListParagraph"/>
-        <w:numPr>
-          <w:ilvl w:val="0"/>
-          <w:numId w:val="8"/>
-        </w:numPr>
-      </w:pPr>
-      <w:r>
-        <w:t>Practise yourself(Programs)</w:t>
-      </w:r>
-      <w:r>
-        <w:t xml:space="preserve">: </w:t>
-      </w:r>
-    </w:p>
-    <w:p>
-      <w:pPr>
-        <w:pStyle w:val="ListParagraph"/>
-        <w:numPr>
-          <w:ilvl w:val="1"/>
-          <w:numId w:val="8"/>
-        </w:numPr>
-      </w:pPr>
-      <w:r>
-        <w:t>Sum of the numbers</w:t>
-      </w:r>
-    </w:p>
-    <w:p>
-      <w:pPr>
-        <w:pStyle w:val="ListParagraph"/>
-        <w:numPr>
-          <w:ilvl w:val="1"/>
-          <w:numId w:val="8"/>
-        </w:numPr>
-      </w:pPr>
-      <w:r>
-        <w:t>List out the prime numbers</w:t>
-      </w:r>
-    </w:p>
-    <w:p>
-      <w:pPr>
-        <w:pStyle w:val="ListParagraph"/>
-        <w:numPr>
-          <w:ilvl w:val="1"/>
-          <w:numId w:val="8"/>
-        </w:numPr>
-      </w:pPr>
-      <w:r>
-        <w:t>Even number</w:t>
-      </w:r>
-    </w:p>
-    <w:p>
-      <w:pPr>
-        <w:pStyle w:val="ListParagraph"/>
-        <w:numPr>
-          <w:ilvl w:val="1"/>
-          <w:numId w:val="8"/>
-        </w:numPr>
-      </w:pPr>
-      <w:r>
-        <w:t>Odd number</w:t>
-      </w:r>
-    </w:p>
-    <w:p>
-      <w:pPr>
-        <w:pStyle w:val="ListParagraph"/>
-        <w:numPr>
-          <w:ilvl w:val="1"/>
-          <w:numId w:val="8"/>
-        </w:numPr>
-      </w:pPr>
-      <w:r>
-        <w:t>Etc……….</w:t>
-      </w:r>
     </w:p>
     <w:p>
       <w:pPr>
@@ -1024,6 +464,590 @@
         </w:numPr>
       </w:pPr>
       <w:r>
+        <w:t>Exception Handling</w:t>
+      </w:r>
+    </w:p>
+    <w:p>
+      <w:pPr>
+        <w:pStyle w:val="ListParagraph"/>
+        <w:numPr>
+          <w:ilvl w:val="1"/>
+          <w:numId w:val="8"/>
+        </w:numPr>
+      </w:pPr>
+      <w:r>
+        <w:t xml:space="preserve">Try Catch Finally Blocks </w:t>
+      </w:r>
+    </w:p>
+    <w:p>
+      <w:pPr>
+        <w:pStyle w:val="ListParagraph"/>
+        <w:numPr>
+          <w:ilvl w:val="1"/>
+          <w:numId w:val="8"/>
+        </w:numPr>
+      </w:pPr>
+      <w:r>
+        <w:t>Checked Exceptions</w:t>
+      </w:r>
+    </w:p>
+    <w:p>
+      <w:pPr>
+        <w:pStyle w:val="ListParagraph"/>
+        <w:numPr>
+          <w:ilvl w:val="1"/>
+          <w:numId w:val="8"/>
+        </w:numPr>
+      </w:pPr>
+      <w:r>
+        <w:t>Unchecked Exceptions</w:t>
+      </w:r>
+    </w:p>
+    <w:p>
+      <w:pPr>
+        <w:pStyle w:val="ListParagraph"/>
+        <w:ind w:left="360"/>
+      </w:pPr>
+    </w:p>
+    <w:p>
+      <w:pPr>
+        <w:pStyle w:val="ListParagraph"/>
+        <w:ind w:left="360"/>
+      </w:pPr>
+    </w:p>
+    <w:p>
+      <w:pPr>
+        <w:pStyle w:val="ListParagraph"/>
+        <w:ind w:left="360"/>
+      </w:pPr>
+    </w:p>
+    <w:p>
+      <w:pPr>
+        <w:pStyle w:val="ListParagraph"/>
+        <w:ind w:left="360"/>
+      </w:pPr>
+    </w:p>
+    <w:p>
+      <w:pPr>
+        <w:pStyle w:val="ListParagraph"/>
+        <w:ind w:left="360"/>
+      </w:pPr>
+    </w:p>
+    <w:p>
+      <w:pPr>
+        <w:pStyle w:val="ListParagraph"/>
+        <w:ind w:left="360"/>
+      </w:pPr>
+    </w:p>
+    <w:p>
+      <w:pPr>
+        <w:pStyle w:val="ListParagraph"/>
+        <w:ind w:left="360"/>
+      </w:pPr>
+    </w:p>
+    <w:p>
+      <w:pPr>
+        <w:pStyle w:val="ListParagraph"/>
+        <w:ind w:left="360"/>
+      </w:pPr>
+    </w:p>
+    <w:p>
+      <w:pPr>
+        <w:pStyle w:val="ListParagraph"/>
+        <w:ind w:left="360"/>
+      </w:pPr>
+    </w:p>
+    <w:p>
+      <w:pPr>
+        <w:pStyle w:val="ListParagraph"/>
+        <w:ind w:left="360"/>
+      </w:pPr>
+    </w:p>
+    <w:p>
+      <w:pPr>
+        <w:pStyle w:val="ListParagraph"/>
+        <w:ind w:left="360"/>
+      </w:pPr>
+    </w:p>
+    <w:p>
+      <w:pPr>
+        <w:pStyle w:val="ListParagraph"/>
+        <w:numPr>
+          <w:ilvl w:val="0"/>
+          <w:numId w:val="8"/>
+        </w:numPr>
+      </w:pPr>
+      <w:r>
+        <w:t>Collections</w:t>
+      </w:r>
+    </w:p>
+    <w:p>
+      <w:pPr>
+        <w:pStyle w:val="ListParagraph"/>
+        <w:numPr>
+          <w:ilvl w:val="1"/>
+          <w:numId w:val="8"/>
+        </w:numPr>
+      </w:pPr>
+      <w:r>
+        <w:t>Mutable and Immutable List</w:t>
+      </w:r>
+    </w:p>
+    <w:p>
+      <w:pPr>
+        <w:pStyle w:val="ListParagraph"/>
+        <w:numPr>
+          <w:ilvl w:val="1"/>
+          <w:numId w:val="8"/>
+        </w:numPr>
+      </w:pPr>
+      <w:r>
+        <w:t>List</w:t>
+      </w:r>
+    </w:p>
+    <w:p>
+      <w:pPr>
+        <w:pStyle w:val="ListParagraph"/>
+        <w:numPr>
+          <w:ilvl w:val="3"/>
+          <w:numId w:val="8"/>
+        </w:numPr>
+      </w:pPr>
+      <w:proofErr w:type="spellStart"/>
+      <w:r>
+        <w:t>ArrayList</w:t>
+      </w:r>
+      <w:proofErr w:type="spellEnd"/>
+    </w:p>
+    <w:p>
+      <w:pPr>
+        <w:pStyle w:val="ListParagraph"/>
+        <w:numPr>
+          <w:ilvl w:val="3"/>
+          <w:numId w:val="8"/>
+        </w:numPr>
+      </w:pPr>
+      <w:r>
+        <w:t>List</w:t>
+      </w:r>
+    </w:p>
+    <w:p>
+      <w:pPr>
+        <w:pStyle w:val="ListParagraph"/>
+        <w:numPr>
+          <w:ilvl w:val="1"/>
+          <w:numId w:val="8"/>
+        </w:numPr>
+      </w:pPr>
+      <w:r>
+        <w:t>Set</w:t>
+      </w:r>
+    </w:p>
+    <w:p>
+      <w:pPr>
+        <w:pStyle w:val="ListParagraph"/>
+        <w:numPr>
+          <w:ilvl w:val="3"/>
+          <w:numId w:val="8"/>
+        </w:numPr>
+      </w:pPr>
+      <w:proofErr w:type="spellStart"/>
+      <w:r>
+        <w:t>HashSet</w:t>
+      </w:r>
+      <w:proofErr w:type="spellEnd"/>
+    </w:p>
+    <w:p>
+      <w:pPr>
+        <w:pStyle w:val="ListParagraph"/>
+        <w:numPr>
+          <w:ilvl w:val="1"/>
+          <w:numId w:val="8"/>
+        </w:numPr>
+      </w:pPr>
+      <w:r>
+        <w:t>Map</w:t>
+      </w:r>
+    </w:p>
+    <w:p>
+      <w:pPr>
+        <w:pStyle w:val="ListParagraph"/>
+        <w:numPr>
+          <w:ilvl w:val="3"/>
+          <w:numId w:val="8"/>
+        </w:numPr>
+      </w:pPr>
+      <w:proofErr w:type="spellStart"/>
+      <w:r>
+        <w:t>HashMap</w:t>
+      </w:r>
+      <w:proofErr w:type="spellEnd"/>
+    </w:p>
+    <w:p>
+      <w:pPr>
+        <w:pStyle w:val="ListParagraph"/>
+        <w:numPr>
+          <w:ilvl w:val="3"/>
+          <w:numId w:val="8"/>
+        </w:numPr>
+      </w:pPr>
+      <w:proofErr w:type="spellStart"/>
+      <w:r>
+        <w:t>TreeMap</w:t>
+      </w:r>
+      <w:proofErr w:type="spellEnd"/>
+    </w:p>
+    <w:p>
+      <w:pPr>
+        <w:pStyle w:val="ListParagraph"/>
+        <w:numPr>
+          <w:ilvl w:val="1"/>
+          <w:numId w:val="8"/>
+        </w:numPr>
+      </w:pPr>
+      <w:r>
+        <w:t>Iterators</w:t>
+      </w:r>
+    </w:p>
+    <w:p>
+      <w:pPr>
+        <w:pStyle w:val="ListParagraph"/>
+        <w:ind w:left="792"/>
+      </w:pPr>
+    </w:p>
+    <w:p>
+      <w:pPr>
+        <w:pStyle w:val="ListParagraph"/>
+        <w:ind w:left="360"/>
+      </w:pPr>
+    </w:p>
+    <w:p>
+      <w:pPr>
+        <w:pStyle w:val="ListParagraph"/>
+        <w:numPr>
+          <w:ilvl w:val="0"/>
+          <w:numId w:val="8"/>
+        </w:numPr>
+      </w:pPr>
+      <w:r>
+        <w:t>Functions</w:t>
+      </w:r>
+    </w:p>
+    <w:p>
+      <w:pPr>
+        <w:pStyle w:val="ListParagraph"/>
+        <w:numPr>
+          <w:ilvl w:val="1"/>
+          <w:numId w:val="8"/>
+        </w:numPr>
+      </w:pPr>
+      <w:r>
+        <w:t>Functions</w:t>
+      </w:r>
+    </w:p>
+    <w:p>
+      <w:pPr>
+        <w:pStyle w:val="ListParagraph"/>
+        <w:numPr>
+          <w:ilvl w:val="1"/>
+          <w:numId w:val="8"/>
+        </w:numPr>
+      </w:pPr>
+      <w:r>
+        <w:t>Inline Functions</w:t>
+      </w:r>
+    </w:p>
+    <w:p>
+      <w:pPr>
+        <w:pStyle w:val="ListParagraph"/>
+        <w:numPr>
+          <w:ilvl w:val="1"/>
+          <w:numId w:val="8"/>
+        </w:numPr>
+      </w:pPr>
+      <w:proofErr w:type="spellStart"/>
+      <w:r>
+        <w:t>Coroutines</w:t>
+      </w:r>
+      <w:proofErr w:type="spellEnd"/>
+    </w:p>
+    <w:p>
+      <w:pPr>
+        <w:pStyle w:val="ListParagraph"/>
+        <w:ind w:left="792"/>
+      </w:pPr>
+    </w:p>
+    <w:p>
+      <w:pPr>
+        <w:pStyle w:val="ListParagraph"/>
+        <w:numPr>
+          <w:ilvl w:val="0"/>
+          <w:numId w:val="8"/>
+        </w:numPr>
+      </w:pPr>
+      <w:r>
+        <w:t>Functional Programming</w:t>
+      </w:r>
+    </w:p>
+    <w:p>
+      <w:pPr>
+        <w:pStyle w:val="ListParagraph"/>
+        <w:numPr>
+          <w:ilvl w:val="1"/>
+          <w:numId w:val="8"/>
+        </w:numPr>
+      </w:pPr>
+      <w:r>
+        <w:t>Filters</w:t>
+      </w:r>
+    </w:p>
+    <w:p>
+      <w:pPr>
+        <w:pStyle w:val="ListParagraph"/>
+        <w:numPr>
+          <w:ilvl w:val="1"/>
+          <w:numId w:val="8"/>
+        </w:numPr>
+      </w:pPr>
+      <w:r>
+        <w:t xml:space="preserve">maps </w:t>
+      </w:r>
+    </w:p>
+    <w:p>
+      <w:pPr>
+        <w:pStyle w:val="ListParagraph"/>
+        <w:numPr>
+          <w:ilvl w:val="1"/>
+          <w:numId w:val="8"/>
+        </w:numPr>
+      </w:pPr>
+      <w:r>
+        <w:t>All</w:t>
+      </w:r>
+    </w:p>
+    <w:p>
+      <w:pPr>
+        <w:pStyle w:val="ListParagraph"/>
+        <w:numPr>
+          <w:ilvl w:val="1"/>
+          <w:numId w:val="8"/>
+        </w:numPr>
+      </w:pPr>
+      <w:r>
+        <w:t>Any</w:t>
+      </w:r>
+    </w:p>
+    <w:p>
+      <w:pPr>
+        <w:pStyle w:val="ListParagraph"/>
+        <w:numPr>
+          <w:ilvl w:val="1"/>
+          <w:numId w:val="8"/>
+        </w:numPr>
+      </w:pPr>
+      <w:r>
+        <w:t xml:space="preserve">Find </w:t>
+      </w:r>
+    </w:p>
+    <w:p>
+      <w:pPr>
+        <w:pStyle w:val="ListParagraph"/>
+        <w:numPr>
+          <w:ilvl w:val="1"/>
+          <w:numId w:val="8"/>
+        </w:numPr>
+      </w:pPr>
+      <w:r>
+        <w:t>Count</w:t>
+      </w:r>
+    </w:p>
+    <w:p>
+      <w:pPr>
+        <w:pStyle w:val="ListParagraph"/>
+        <w:numPr>
+          <w:ilvl w:val="1"/>
+          <w:numId w:val="8"/>
+        </w:numPr>
+      </w:pPr>
+      <w:proofErr w:type="spellStart"/>
+      <w:r>
+        <w:t>GroupBy</w:t>
+      </w:r>
+      <w:proofErr w:type="spellEnd"/>
+    </w:p>
+    <w:p>
+      <w:pPr>
+        <w:pStyle w:val="ListParagraph"/>
+        <w:numPr>
+          <w:ilvl w:val="1"/>
+          <w:numId w:val="8"/>
+        </w:numPr>
+      </w:pPr>
+      <w:proofErr w:type="spellStart"/>
+      <w:r>
+        <w:t>Flatmap</w:t>
+      </w:r>
+      <w:proofErr w:type="spellEnd"/>
+    </w:p>
+    <w:p>
+      <w:pPr>
+        <w:pStyle w:val="ListParagraph"/>
+        <w:numPr>
+          <w:ilvl w:val="1"/>
+          <w:numId w:val="8"/>
+        </w:numPr>
+      </w:pPr>
+      <w:r>
+        <w:t>Flatten</w:t>
+      </w:r>
+    </w:p>
+    <w:p>
+      <w:pPr>
+        <w:pStyle w:val="ListParagraph"/>
+        <w:numPr>
+          <w:ilvl w:val="1"/>
+          <w:numId w:val="8"/>
+        </w:numPr>
+      </w:pPr>
+    </w:p>
+    <w:p>
+      <w:pPr>
+        <w:pStyle w:val="ListParagraph"/>
+        <w:ind w:left="360"/>
+      </w:pPr>
+    </w:p>
+    <w:p>
+      <w:pPr>
+        <w:pStyle w:val="ListParagraph"/>
+        <w:numPr>
+          <w:ilvl w:val="0"/>
+          <w:numId w:val="8"/>
+        </w:numPr>
+      </w:pPr>
+      <w:r>
+        <w:t>Functional Interfaces</w:t>
+      </w:r>
+    </w:p>
+    <w:p>
+      <w:pPr>
+        <w:pStyle w:val="ListParagraph"/>
+        <w:ind w:left="360"/>
+      </w:pPr>
+    </w:p>
+    <w:p>
+      <w:pPr>
+        <w:pStyle w:val="ListParagraph"/>
+        <w:numPr>
+          <w:ilvl w:val="0"/>
+          <w:numId w:val="8"/>
+        </w:numPr>
+      </w:pPr>
+      <w:r>
+        <w:t>Lam</w:t>
+      </w:r>
+      <w:r>
+        <w:t>b</w:t>
+      </w:r>
+      <w:r>
+        <w:t>das</w:t>
+      </w:r>
+    </w:p>
+    <w:p>
+      <w:pPr>
+        <w:pStyle w:val="ListParagraph"/>
+        <w:ind w:left="360"/>
+      </w:pPr>
+    </w:p>
+    <w:p>
+      <w:pPr>
+        <w:pStyle w:val="ListParagraph"/>
+        <w:numPr>
+          <w:ilvl w:val="0"/>
+          <w:numId w:val="8"/>
+        </w:numPr>
+      </w:pPr>
+      <w:r>
+        <w:t>Practise yourself(Programs)</w:t>
+      </w:r>
+      <w:r>
+        <w:t xml:space="preserve">: </w:t>
+      </w:r>
+    </w:p>
+    <w:p>
+      <w:pPr>
+        <w:pStyle w:val="ListParagraph"/>
+        <w:numPr>
+          <w:ilvl w:val="1"/>
+          <w:numId w:val="8"/>
+        </w:numPr>
+      </w:pPr>
+      <w:r>
+        <w:t>Sum of the numbers</w:t>
+      </w:r>
+    </w:p>
+    <w:p>
+      <w:pPr>
+        <w:pStyle w:val="ListParagraph"/>
+        <w:numPr>
+          <w:ilvl w:val="1"/>
+          <w:numId w:val="8"/>
+        </w:numPr>
+      </w:pPr>
+      <w:r>
+        <w:t>List out the prime numbers</w:t>
+      </w:r>
+    </w:p>
+    <w:p>
+      <w:pPr>
+        <w:pStyle w:val="ListParagraph"/>
+        <w:numPr>
+          <w:ilvl w:val="1"/>
+          <w:numId w:val="8"/>
+        </w:numPr>
+      </w:pPr>
+      <w:r>
+        <w:t>Even number</w:t>
+      </w:r>
+    </w:p>
+    <w:p>
+      <w:pPr>
+        <w:pStyle w:val="ListParagraph"/>
+        <w:numPr>
+          <w:ilvl w:val="1"/>
+          <w:numId w:val="8"/>
+        </w:numPr>
+      </w:pPr>
+      <w:r>
+        <w:t>Odd number</w:t>
+      </w:r>
+    </w:p>
+    <w:p>
+      <w:pPr>
+        <w:pStyle w:val="ListParagraph"/>
+        <w:numPr>
+          <w:ilvl w:val="1"/>
+          <w:numId w:val="8"/>
+        </w:numPr>
+      </w:pPr>
+      <w:r>
+        <w:t>Etc……….</w:t>
+      </w:r>
+    </w:p>
+    <w:p>
+      <w:pPr>
+        <w:pStyle w:val="ListParagraph"/>
+        <w:ind w:left="360"/>
+      </w:pPr>
+    </w:p>
+    <w:p>
+      <w:pPr>
+        <w:pStyle w:val="ListParagraph"/>
+        <w:numPr>
+          <w:ilvl w:val="0"/>
+          <w:numId w:val="8"/>
+        </w:numPr>
+      </w:pPr>
+      <w:r>
         <w:t>REST APIs</w:t>
       </w:r>
       <w:r>
@@ -1040,6 +1064,7 @@
       </w:pPr>
       <w:proofErr w:type="spellStart"/>
       <w:r>
+        <w:lastRenderedPageBreak/>
         <w:t>Kotlin</w:t>
       </w:r>
       <w:proofErr w:type="spellEnd"/>
@@ -1123,7 +1148,6 @@
       </w:pPr>
       <w:proofErr w:type="spellStart"/>
       <w:r>
-        <w:lastRenderedPageBreak/>
         <w:t>Kotlin</w:t>
       </w:r>
       <w:proofErr w:type="spellEnd"/>
@@ -1406,6 +1430,7 @@
         <w:rPr>
           <w:b/>
         </w:rPr>
+        <w:lastRenderedPageBreak/>
         <w:t>IDE:</w:t>
       </w:r>
     </w:p>
@@ -1418,7 +1443,6 @@
         </w:numPr>
       </w:pPr>
       <w:r>
-        <w:lastRenderedPageBreak/>
         <w:t xml:space="preserve">What is </w:t>
       </w:r>
       <w:proofErr w:type="spellStart"/>
@@ -1940,13 +1964,20 @@
         <w:pStyle w:val="ListParagraph"/>
       </w:pPr>
       <w:r>
+        <w:lastRenderedPageBreak/>
         <w:t>}</w:t>
       </w:r>
     </w:p>
     <w:p>
       <w:pPr>
         <w:pStyle w:val="ListParagraph"/>
-      </w:pPr>
+        <w:tabs>
+          <w:tab w:val="left" w:pos="8055"/>
+        </w:tabs>
+      </w:pPr>
+      <w:r>
+        <w:tab/>
+      </w:r>
     </w:p>
     <w:p>
       <w:pPr>
@@ -2549,6 +2580,7 @@
         <w:pStyle w:val="ListParagraph"/>
       </w:pPr>
       <w:r>
+        <w:lastRenderedPageBreak/>
         <w:t>Ex:</w:t>
       </w:r>
     </w:p>
@@ -2558,7 +2590,6 @@
       </w:pPr>
       <w:proofErr w:type="gramStart"/>
       <w:r>
-        <w:lastRenderedPageBreak/>
         <w:t>class</w:t>
       </w:r>
       <w:proofErr w:type="gramEnd"/>
@@ -3206,7 +3237,6 @@
         <w:rPr>
           <w:b/>
         </w:rPr>
-        <w:lastRenderedPageBreak/>
         <w:t>What is Data classes?</w:t>
       </w:r>
     </w:p>
@@ -3657,7 +3687,6 @@
         </w:numPr>
       </w:pPr>
       <w:r>
-        <w:lastRenderedPageBreak/>
         <w:t>Else if ladder</w:t>
       </w:r>
     </w:p>
@@ -4350,6 +4379,7 @@
       </w:pPr>
       <w:proofErr w:type="gramStart"/>
       <w:r>
+        <w:lastRenderedPageBreak/>
         <w:t>If(</w:t>
       </w:r>
       <w:proofErr w:type="gramEnd"/>
@@ -4363,7 +4393,6 @@
         <w:ind w:left="1440"/>
       </w:pPr>
       <w:r>
-        <w:lastRenderedPageBreak/>
         <w:t xml:space="preserve">   </w:t>
       </w:r>
       <w:proofErr w:type="gramStart"/>

--- a/Kotlin.docx
+++ b/Kotlin.docx
@@ -386,16 +386,11 @@
         <w:t>A</w:t>
       </w:r>
       <w:r>
-        <w:t xml:space="preserve">ccess </w:t>
-      </w:r>
-      <w:proofErr w:type="spellStart"/>
-      <w:r>
-        <w:t>S</w:t>
+        <w:t>ccess S</w:t>
       </w:r>
       <w:r>
         <w:t>pecifiers</w:t>
       </w:r>
-      <w:proofErr w:type="spellEnd"/>
     </w:p>
     <w:p>
       <w:pPr>
@@ -429,13 +424,8 @@
           <w:numId w:val="8"/>
         </w:numPr>
       </w:pPr>
-      <w:proofErr w:type="spellStart"/>
-      <w:r>
-        <w:t>Enum</w:t>
-      </w:r>
-      <w:proofErr w:type="spellEnd"/>
-      <w:r>
-        <w:t xml:space="preserve"> Classes</w:t>
+      <w:r>
+        <w:t>Enum Classes</w:t>
       </w:r>
     </w:p>
     <w:p>
@@ -446,18 +436,27 @@
           <w:numId w:val="8"/>
         </w:numPr>
       </w:pPr>
-    </w:p>
-    <w:p>
-      <w:pPr>
-        <w:pStyle w:val="ListParagraph"/>
-        <w:ind w:left="360"/>
-      </w:pPr>
+      <w:r>
+        <w:t>object</w:t>
+      </w:r>
       <w:bookmarkStart w:id="0" w:name="_GoBack"/>
       <w:bookmarkEnd w:id="0"/>
     </w:p>
     <w:p>
       <w:pPr>
         <w:pStyle w:val="ListParagraph"/>
+        <w:ind w:left="792"/>
+      </w:pPr>
+    </w:p>
+    <w:p>
+      <w:pPr>
+        <w:pStyle w:val="ListParagraph"/>
+        <w:ind w:left="360"/>
+      </w:pPr>
+    </w:p>
+    <w:p>
+      <w:pPr>
+        <w:pStyle w:val="ListParagraph"/>
         <w:numPr>
           <w:ilvl w:val="0"/>
           <w:numId w:val="8"/>
@@ -613,11 +612,9 @@
           <w:numId w:val="8"/>
         </w:numPr>
       </w:pPr>
-      <w:proofErr w:type="spellStart"/>
       <w:r>
         <w:t>ArrayList</w:t>
       </w:r>
-      <w:proofErr w:type="spellEnd"/>
     </w:p>
     <w:p>
       <w:pPr>
@@ -651,11 +648,9 @@
           <w:numId w:val="8"/>
         </w:numPr>
       </w:pPr>
-      <w:proofErr w:type="spellStart"/>
       <w:r>
         <w:t>HashSet</w:t>
       </w:r>
-      <w:proofErr w:type="spellEnd"/>
     </w:p>
     <w:p>
       <w:pPr>
@@ -677,11 +672,9 @@
           <w:numId w:val="8"/>
         </w:numPr>
       </w:pPr>
-      <w:proofErr w:type="spellStart"/>
       <w:r>
         <w:t>HashMap</w:t>
       </w:r>
-      <w:proofErr w:type="spellEnd"/>
     </w:p>
     <w:p>
       <w:pPr>
@@ -691,11 +684,9 @@
           <w:numId w:val="8"/>
         </w:numPr>
       </w:pPr>
-      <w:proofErr w:type="spellStart"/>
       <w:r>
         <w:t>TreeMap</w:t>
       </w:r>
-      <w:proofErr w:type="spellEnd"/>
     </w:p>
     <w:p>
       <w:pPr>
@@ -765,11 +756,9 @@
           <w:numId w:val="8"/>
         </w:numPr>
       </w:pPr>
-      <w:proofErr w:type="spellStart"/>
       <w:r>
         <w:t>Coroutines</w:t>
       </w:r>
-      <w:proofErr w:type="spellEnd"/>
     </w:p>
     <w:p>
       <w:pPr>
@@ -869,11 +858,9 @@
           <w:numId w:val="8"/>
         </w:numPr>
       </w:pPr>
-      <w:proofErr w:type="spellStart"/>
       <w:r>
         <w:t>GroupBy</w:t>
       </w:r>
-      <w:proofErr w:type="spellEnd"/>
     </w:p>
     <w:p>
       <w:pPr>
@@ -883,11 +870,9 @@
           <w:numId w:val="8"/>
         </w:numPr>
       </w:pPr>
-      <w:proofErr w:type="spellStart"/>
       <w:r>
         <w:t>Flatmap</w:t>
       </w:r>
-      <w:proofErr w:type="spellEnd"/>
     </w:p>
     <w:p>
       <w:pPr>
@@ -1048,6 +1033,7 @@
         </w:numPr>
       </w:pPr>
       <w:r>
+        <w:lastRenderedPageBreak/>
         <w:t>REST APIs</w:t>
       </w:r>
       <w:r>
@@ -1062,41 +1048,14 @@
           <w:numId w:val="8"/>
         </w:numPr>
       </w:pPr>
-      <w:proofErr w:type="spellStart"/>
-      <w:r>
-        <w:lastRenderedPageBreak/>
-        <w:t>Kotlin</w:t>
-      </w:r>
-      <w:proofErr w:type="spellEnd"/>
-      <w:r>
-        <w:t>,  Spring, Ma</w:t>
-      </w:r>
-      <w:r>
-        <w:t xml:space="preserve">ven, </w:t>
-      </w:r>
-      <w:proofErr w:type="spellStart"/>
-      <w:r>
-        <w:t>MongoDB</w:t>
-      </w:r>
-      <w:proofErr w:type="spellEnd"/>
-      <w:r>
-        <w:t xml:space="preserve">, Spring Data </w:t>
-      </w:r>
-      <w:proofErr w:type="spellStart"/>
-      <w:r>
-        <w:t>MongoDB</w:t>
-      </w:r>
-      <w:proofErr w:type="spellEnd"/>
-      <w:r>
-        <w:t xml:space="preserve"> (IDE </w:t>
-      </w:r>
-      <w:proofErr w:type="spellStart"/>
-      <w:r>
-        <w:t>Intelij</w:t>
-      </w:r>
-      <w:proofErr w:type="spellEnd"/>
-      <w:r>
-        <w:t>)</w:t>
+      <w:r>
+        <w:t>Kotlin,  Spring, Ma</w:t>
+      </w:r>
+      <w:r>
+        <w:t>ven, MongoDB, Spring Data MongoDB</w:t>
+      </w:r>
+      <w:r>
+        <w:t xml:space="preserve"> (IDE Intelij)</w:t>
       </w:r>
     </w:p>
     <w:p>
@@ -1107,35 +1066,14 @@
           <w:numId w:val="8"/>
         </w:numPr>
       </w:pPr>
-      <w:proofErr w:type="spellStart"/>
-      <w:r>
-        <w:t>Kotlin</w:t>
-      </w:r>
-      <w:proofErr w:type="spellEnd"/>
-      <w:r>
-        <w:t>,  Spring, Ma</w:t>
-      </w:r>
-      <w:r>
-        <w:t xml:space="preserve">ven, </w:t>
-      </w:r>
-      <w:proofErr w:type="spellStart"/>
-      <w:r>
-        <w:t>Postresql</w:t>
-      </w:r>
-      <w:proofErr w:type="spellEnd"/>
-      <w:r>
-        <w:t>, Spring Data JPA</w:t>
-      </w:r>
-      <w:r>
-        <w:t xml:space="preserve"> (IDE </w:t>
-      </w:r>
-      <w:proofErr w:type="spellStart"/>
-      <w:r>
-        <w:t>Intelij</w:t>
-      </w:r>
-      <w:proofErr w:type="spellEnd"/>
-      <w:r>
-        <w:t>)</w:t>
+      <w:r>
+        <w:t>Kotlin,  Spring, Ma</w:t>
+      </w:r>
+      <w:r>
+        <w:t>ven, Postresql, Spring Data JPA</w:t>
+      </w:r>
+      <w:r>
+        <w:t xml:space="preserve"> (IDE Intelij)</w:t>
       </w:r>
     </w:p>
     <w:p>
@@ -1146,38 +1084,17 @@
           <w:numId w:val="8"/>
         </w:numPr>
       </w:pPr>
-      <w:proofErr w:type="spellStart"/>
-      <w:r>
-        <w:t>Kotlin</w:t>
-      </w:r>
-      <w:proofErr w:type="spellEnd"/>
-      <w:r>
-        <w:t>,  Spring, Ma</w:t>
-      </w:r>
-      <w:r>
-        <w:t xml:space="preserve">ven, </w:t>
-      </w:r>
-      <w:proofErr w:type="spellStart"/>
-      <w:r>
-        <w:t>MyS</w:t>
-      </w:r>
-      <w:r>
-        <w:t>ql</w:t>
-      </w:r>
-      <w:proofErr w:type="spellEnd"/>
-      <w:r>
-        <w:t>, Spring Data JPA</w:t>
-      </w:r>
-      <w:r>
-        <w:t xml:space="preserve"> (IDE </w:t>
-      </w:r>
-      <w:proofErr w:type="spellStart"/>
-      <w:r>
-        <w:t>Intelij</w:t>
-      </w:r>
-      <w:proofErr w:type="spellEnd"/>
-      <w:r>
-        <w:t>)</w:t>
+      <w:r>
+        <w:t>Kotlin,  Spring, Ma</w:t>
+      </w:r>
+      <w:r>
+        <w:t>ven, MyS</w:t>
+      </w:r>
+      <w:r>
+        <w:t>ql, Spring Data JPA</w:t>
+      </w:r>
+      <w:r>
+        <w:t xml:space="preserve"> (IDE Intelij)</w:t>
       </w:r>
     </w:p>
     <w:p>
@@ -1220,13 +1137,71 @@
         </w:numPr>
       </w:pPr>
       <w:r>
-        <w:t xml:space="preserve">What is </w:t>
-      </w:r>
-      <w:proofErr w:type="spellStart"/>
-      <w:r>
-        <w:t>Kotlin</w:t>
-      </w:r>
-      <w:proofErr w:type="spellEnd"/>
+        <w:t>What is Kotlin?</w:t>
+      </w:r>
+    </w:p>
+    <w:p>
+      <w:pPr>
+        <w:pStyle w:val="ListParagraph"/>
+        <w:numPr>
+          <w:ilvl w:val="0"/>
+          <w:numId w:val="1"/>
+        </w:numPr>
+      </w:pPr>
+      <w:r>
+        <w:t>Purpose of kotlin?</w:t>
+      </w:r>
+    </w:p>
+    <w:p>
+      <w:pPr>
+        <w:pStyle w:val="ListParagraph"/>
+        <w:numPr>
+          <w:ilvl w:val="0"/>
+          <w:numId w:val="1"/>
+        </w:numPr>
+      </w:pPr>
+      <w:r>
+        <w:t>Who will use kotlin?</w:t>
+      </w:r>
+    </w:p>
+    <w:p>
+      <w:pPr>
+        <w:pStyle w:val="ListParagraph"/>
+        <w:numPr>
+          <w:ilvl w:val="0"/>
+          <w:numId w:val="1"/>
+        </w:numPr>
+      </w:pPr>
+      <w:r>
+        <w:t>Hello world program</w:t>
+      </w:r>
+    </w:p>
+    <w:p>
+      <w:pPr>
+        <w:pStyle w:val="ListParagraph"/>
+        <w:numPr>
+          <w:ilvl w:val="0"/>
+          <w:numId w:val="1"/>
+        </w:numPr>
+      </w:pPr>
+      <w:r>
+        <w:t>How to print a string?</w:t>
+      </w:r>
+    </w:p>
+    <w:p>
+      <w:pPr>
+        <w:pStyle w:val="ListParagraph"/>
+        <w:numPr>
+          <w:ilvl w:val="0"/>
+          <w:numId w:val="1"/>
+        </w:numPr>
+      </w:pPr>
+      <w:r>
+        <w:t>How to create a class</w:t>
+      </w:r>
+      <w:r>
+        <w:t xml:space="preserve"> and object </w:t>
+      </w:r>
       <w:r>
         <w:t>?</w:t>
       </w:r>
@@ -1240,15 +1215,7 @@
         </w:numPr>
       </w:pPr>
       <w:r>
-        <w:t xml:space="preserve">Purpose of </w:t>
-      </w:r>
-      <w:proofErr w:type="spellStart"/>
-      <w:r>
-        <w:t>kotlin</w:t>
-      </w:r>
-      <w:proofErr w:type="spellEnd"/>
-      <w:r>
-        <w:t>?</w:t>
+        <w:t>How to add constructor?</w:t>
       </w:r>
     </w:p>
     <w:p>
@@ -1260,15 +1227,7 @@
         </w:numPr>
       </w:pPr>
       <w:r>
-        <w:t xml:space="preserve">Who will use </w:t>
-      </w:r>
-      <w:proofErr w:type="spellStart"/>
-      <w:r>
-        <w:t>kotlin</w:t>
-      </w:r>
-      <w:proofErr w:type="spellEnd"/>
-      <w:r>
-        <w:t>?</w:t>
+        <w:t>Difference between primary and secondary constructor?</w:t>
       </w:r>
     </w:p>
     <w:p>
@@ -1280,7 +1239,7 @@
         </w:numPr>
       </w:pPr>
       <w:r>
-        <w:t>Hello world program</w:t>
+        <w:t>Difference between var and val?</w:t>
       </w:r>
     </w:p>
     <w:p>
@@ -1292,7 +1251,7 @@
         </w:numPr>
       </w:pPr>
       <w:r>
-        <w:t>How to print a string?</w:t>
+        <w:t>What is Data classes?</w:t>
       </w:r>
     </w:p>
     <w:p>
@@ -1304,19 +1263,8 @@
         </w:numPr>
       </w:pPr>
       <w:r>
-        <w:t>How to create a class</w:t>
-      </w:r>
-      <w:r>
-        <w:t xml:space="preserve"> and </w:t>
-      </w:r>
-      <w:proofErr w:type="gramStart"/>
-      <w:r>
-        <w:t xml:space="preserve">object </w:t>
-      </w:r>
-      <w:r>
-        <w:t>?</w:t>
-      </w:r>
-      <w:proofErr w:type="gramEnd"/>
+        <w:t>How to write a function?</w:t>
+      </w:r>
     </w:p>
     <w:p>
       <w:pPr>
@@ -1327,7 +1275,7 @@
         </w:numPr>
       </w:pPr>
       <w:r>
-        <w:t>How to add constructor?</w:t>
+        <w:t>Control flows?</w:t>
       </w:r>
     </w:p>
     <w:p>
@@ -1339,84 +1287,7 @@
         </w:numPr>
       </w:pPr>
       <w:r>
-        <w:t>Difference between primary and secondary constructor?</w:t>
-      </w:r>
-    </w:p>
-    <w:p>
-      <w:pPr>
-        <w:pStyle w:val="ListParagraph"/>
-        <w:numPr>
-          <w:ilvl w:val="0"/>
-          <w:numId w:val="1"/>
-        </w:numPr>
-      </w:pPr>
-      <w:r>
-        <w:t xml:space="preserve">Difference between </w:t>
-      </w:r>
-      <w:proofErr w:type="spellStart"/>
-      <w:r>
-        <w:t>var</w:t>
-      </w:r>
-      <w:proofErr w:type="spellEnd"/>
-      <w:r>
-        <w:t xml:space="preserve"> and </w:t>
-      </w:r>
-      <w:proofErr w:type="spellStart"/>
-      <w:proofErr w:type="gramStart"/>
-      <w:r>
-        <w:t>val</w:t>
-      </w:r>
-      <w:proofErr w:type="spellEnd"/>
-      <w:proofErr w:type="gramEnd"/>
-      <w:r>
-        <w:t>?</w:t>
-      </w:r>
-    </w:p>
-    <w:p>
-      <w:pPr>
-        <w:pStyle w:val="ListParagraph"/>
-        <w:numPr>
-          <w:ilvl w:val="0"/>
-          <w:numId w:val="1"/>
-        </w:numPr>
-      </w:pPr>
-      <w:r>
-        <w:t>What is Data classes?</w:t>
-      </w:r>
-    </w:p>
-    <w:p>
-      <w:pPr>
-        <w:pStyle w:val="ListParagraph"/>
-        <w:numPr>
-          <w:ilvl w:val="0"/>
-          <w:numId w:val="1"/>
-        </w:numPr>
-      </w:pPr>
-      <w:r>
-        <w:t>How to write a function?</w:t>
-      </w:r>
-    </w:p>
-    <w:p>
-      <w:pPr>
-        <w:pStyle w:val="ListParagraph"/>
-        <w:numPr>
-          <w:ilvl w:val="0"/>
-          <w:numId w:val="1"/>
-        </w:numPr>
-      </w:pPr>
-      <w:r>
-        <w:t>Control flows?</w:t>
-      </w:r>
-    </w:p>
-    <w:p>
-      <w:pPr>
-        <w:pStyle w:val="ListParagraph"/>
-        <w:numPr>
-          <w:ilvl w:val="0"/>
-          <w:numId w:val="1"/>
-        </w:numPr>
-      </w:pPr>
-      <w:r>
+        <w:lastRenderedPageBreak/>
         <w:t>How to throw exceptions?</w:t>
       </w:r>
     </w:p>
@@ -1430,7 +1301,6 @@
         <w:rPr>
           <w:b/>
         </w:rPr>
-        <w:lastRenderedPageBreak/>
         <w:t>IDE:</w:t>
       </w:r>
     </w:p>
@@ -1443,13 +1313,8 @@
         </w:numPr>
       </w:pPr>
       <w:r>
-        <w:t xml:space="preserve">What is </w:t>
-      </w:r>
-      <w:proofErr w:type="spellStart"/>
-      <w:r>
-        <w:t>intelij</w:t>
-      </w:r>
-      <w:proofErr w:type="spellEnd"/>
+        <w:t>What is intelij</w:t>
+      </w:r>
     </w:p>
     <w:p>
       <w:pPr>
@@ -1460,15 +1325,7 @@
         </w:numPr>
       </w:pPr>
       <w:r>
-        <w:t xml:space="preserve">How to create </w:t>
-      </w:r>
-      <w:proofErr w:type="spellStart"/>
-      <w:r>
-        <w:t>kotlin</w:t>
-      </w:r>
-      <w:proofErr w:type="spellEnd"/>
-      <w:r>
-        <w:t xml:space="preserve"> project</w:t>
+        <w:t>How to create kotlin project</w:t>
       </w:r>
     </w:p>
     <w:p>
@@ -1615,23 +1472,7 @@
         <w:t>Lambdas</w:t>
       </w:r>
       <w:r>
-        <w:t xml:space="preserve">, map, </w:t>
-      </w:r>
-      <w:proofErr w:type="gramStart"/>
-      <w:r>
-        <w:t>filter, ….</w:t>
-      </w:r>
-      <w:proofErr w:type="gramEnd"/>
-      <w:r>
-        <w:t xml:space="preserve"> </w:t>
-      </w:r>
-      <w:proofErr w:type="spellStart"/>
-      <w:r>
-        <w:t>Etc</w:t>
-      </w:r>
-      <w:proofErr w:type="spellEnd"/>
-      <w:r>
-        <w:t xml:space="preserve"> </w:t>
+        <w:t xml:space="preserve">, map, filter, …. Etc </w:t>
       </w:r>
     </w:p>
     <w:p>
@@ -1675,20 +1516,138 @@
         <w:rPr>
           <w:b/>
         </w:rPr>
-        <w:t xml:space="preserve">What is </w:t>
-      </w:r>
-      <w:proofErr w:type="spellStart"/>
-      <w:r>
+        <w:t>What is Kotlin?</w:t>
+      </w:r>
+    </w:p>
+    <w:p>
+      <w:pPr>
+        <w:pStyle w:val="ListParagraph"/>
         <w:rPr>
           <w:b/>
         </w:rPr>
-        <w:t>Kotlin</w:t>
-      </w:r>
-      <w:proofErr w:type="spellEnd"/>
-      <w:r>
+      </w:pPr>
+    </w:p>
+    <w:p>
+      <w:pPr>
+        <w:pStyle w:val="ListParagraph"/>
+      </w:pPr>
+      <w:r>
+        <w:t xml:space="preserve">Kotlin is a programming </w:t>
+      </w:r>
+      <w:r>
+        <w:t>language for server side development, a</w:t>
+      </w:r>
+      <w:r>
+        <w:t>ndroid development</w:t>
+      </w:r>
+      <w:r>
+        <w:t xml:space="preserve"> and much more.</w:t>
+      </w:r>
+    </w:p>
+    <w:p>
+      <w:pPr>
+        <w:pStyle w:val="ListParagraph"/>
+      </w:pPr>
+    </w:p>
+    <w:p>
+      <w:pPr>
+        <w:pStyle w:val="ListParagraph"/>
+        <w:numPr>
+          <w:ilvl w:val="0"/>
+          <w:numId w:val="3"/>
+        </w:numPr>
         <w:rPr>
           <w:b/>
         </w:rPr>
+      </w:pPr>
+      <w:r>
+        <w:rPr>
+          <w:b/>
+        </w:rPr>
+        <w:t>Benefit’s</w:t>
+      </w:r>
+      <w:r>
+        <w:rPr>
+          <w:b/>
+        </w:rPr>
+        <w:t xml:space="preserve"> of kotlin?</w:t>
+      </w:r>
+    </w:p>
+    <w:p>
+      <w:pPr>
+        <w:pStyle w:val="ListParagraph"/>
+        <w:numPr>
+          <w:ilvl w:val="0"/>
+          <w:numId w:val="4"/>
+        </w:numPr>
+      </w:pPr>
+      <w:r>
+        <w:t>Performance</w:t>
+      </w:r>
+    </w:p>
+    <w:p>
+      <w:pPr>
+        <w:pStyle w:val="ListParagraph"/>
+        <w:numPr>
+          <w:ilvl w:val="0"/>
+          <w:numId w:val="4"/>
+        </w:numPr>
+      </w:pPr>
+      <w:r>
+        <w:t>Reliability</w:t>
+      </w:r>
+    </w:p>
+    <w:p>
+      <w:pPr>
+        <w:pStyle w:val="ListParagraph"/>
+        <w:numPr>
+          <w:ilvl w:val="0"/>
+          <w:numId w:val="4"/>
+        </w:numPr>
+      </w:pPr>
+      <w:r>
+        <w:t>Maintainability</w:t>
+      </w:r>
+    </w:p>
+    <w:p>
+      <w:pPr>
+        <w:pStyle w:val="ListParagraph"/>
+        <w:numPr>
+          <w:ilvl w:val="0"/>
+          <w:numId w:val="4"/>
+        </w:numPr>
+      </w:pPr>
+      <w:r>
+        <w:t>Tool Support</w:t>
+      </w:r>
+    </w:p>
+    <w:p>
+      <w:pPr>
+        <w:pStyle w:val="ListParagraph"/>
+        <w:ind w:left="1590"/>
+      </w:pPr>
+    </w:p>
+    <w:p>
+      <w:pPr>
+        <w:pStyle w:val="ListParagraph"/>
+        <w:numPr>
+          <w:ilvl w:val="0"/>
+          <w:numId w:val="3"/>
+        </w:numPr>
+        <w:rPr>
+          <w:b/>
+        </w:rPr>
+      </w:pPr>
+      <w:r>
+        <w:rPr>
+          <w:b/>
+        </w:rPr>
+        <w:t>Hello world program</w:t>
+      </w:r>
+      <w:r>
+        <w:rPr>
+          <w:b/>
+        </w:rPr>
         <w:t>?</w:t>
       </w:r>
     </w:p>
@@ -1704,22 +1663,24 @@
       <w:pPr>
         <w:pStyle w:val="ListParagraph"/>
       </w:pPr>
-      <w:proofErr w:type="spellStart"/>
-      <w:r>
-        <w:t>Kotlin</w:t>
-      </w:r>
-      <w:proofErr w:type="spellEnd"/>
-      <w:r>
-        <w:t xml:space="preserve"> is a programming </w:t>
-      </w:r>
-      <w:r>
-        <w:t>language for server side development, a</w:t>
-      </w:r>
-      <w:r>
-        <w:t>ndroid development</w:t>
-      </w:r>
-      <w:r>
-        <w:t xml:space="preserve"> and much more.</w:t>
+      <w:r>
+        <w:t>fun main(args:Array&lt;String&gt;){</w:t>
+      </w:r>
+    </w:p>
+    <w:p>
+      <w:pPr>
+        <w:pStyle w:val="ListParagraph"/>
+      </w:pPr>
+      <w:r>
+        <w:t xml:space="preserve">    println(“ Hello World”)</w:t>
+      </w:r>
+    </w:p>
+    <w:p>
+      <w:pPr>
+        <w:pStyle w:val="ListParagraph"/>
+      </w:pPr>
+      <w:r>
+        <w:t>}</w:t>
       </w:r>
     </w:p>
     <w:p>
@@ -1734,187 +1695,6 @@
           <w:ilvl w:val="0"/>
           <w:numId w:val="3"/>
         </w:numPr>
-        <w:rPr>
-          <w:b/>
-        </w:rPr>
-      </w:pPr>
-      <w:proofErr w:type="spellStart"/>
-      <w:r>
-        <w:rPr>
-          <w:b/>
-        </w:rPr>
-        <w:t>Benefit’s</w:t>
-      </w:r>
-      <w:proofErr w:type="spellEnd"/>
-      <w:r>
-        <w:rPr>
-          <w:b/>
-        </w:rPr>
-        <w:t xml:space="preserve"> of </w:t>
-      </w:r>
-      <w:proofErr w:type="spellStart"/>
-      <w:r>
-        <w:rPr>
-          <w:b/>
-        </w:rPr>
-        <w:t>kotlin</w:t>
-      </w:r>
-      <w:proofErr w:type="spellEnd"/>
-      <w:r>
-        <w:rPr>
-          <w:b/>
-        </w:rPr>
-        <w:t>?</w:t>
-      </w:r>
-    </w:p>
-    <w:p>
-      <w:pPr>
-        <w:pStyle w:val="ListParagraph"/>
-        <w:numPr>
-          <w:ilvl w:val="0"/>
-          <w:numId w:val="4"/>
-        </w:numPr>
-      </w:pPr>
-      <w:r>
-        <w:t>Performance</w:t>
-      </w:r>
-    </w:p>
-    <w:p>
-      <w:pPr>
-        <w:pStyle w:val="ListParagraph"/>
-        <w:numPr>
-          <w:ilvl w:val="0"/>
-          <w:numId w:val="4"/>
-        </w:numPr>
-      </w:pPr>
-      <w:r>
-        <w:t>Reliability</w:t>
-      </w:r>
-    </w:p>
-    <w:p>
-      <w:pPr>
-        <w:pStyle w:val="ListParagraph"/>
-        <w:numPr>
-          <w:ilvl w:val="0"/>
-          <w:numId w:val="4"/>
-        </w:numPr>
-      </w:pPr>
-      <w:r>
-        <w:t>Maintainability</w:t>
-      </w:r>
-    </w:p>
-    <w:p>
-      <w:pPr>
-        <w:pStyle w:val="ListParagraph"/>
-        <w:numPr>
-          <w:ilvl w:val="0"/>
-          <w:numId w:val="4"/>
-        </w:numPr>
-      </w:pPr>
-      <w:r>
-        <w:t>Tool Support</w:t>
-      </w:r>
-    </w:p>
-    <w:p>
-      <w:pPr>
-        <w:pStyle w:val="ListParagraph"/>
-        <w:ind w:left="1590"/>
-      </w:pPr>
-    </w:p>
-    <w:p>
-      <w:pPr>
-        <w:pStyle w:val="ListParagraph"/>
-        <w:numPr>
-          <w:ilvl w:val="0"/>
-          <w:numId w:val="3"/>
-        </w:numPr>
-        <w:rPr>
-          <w:b/>
-        </w:rPr>
-      </w:pPr>
-      <w:r>
-        <w:rPr>
-          <w:b/>
-        </w:rPr>
-        <w:t>Hello world program</w:t>
-      </w:r>
-      <w:r>
-        <w:rPr>
-          <w:b/>
-        </w:rPr>
-        <w:t>?</w:t>
-      </w:r>
-    </w:p>
-    <w:p>
-      <w:pPr>
-        <w:pStyle w:val="ListParagraph"/>
-        <w:rPr>
-          <w:b/>
-        </w:rPr>
-      </w:pPr>
-    </w:p>
-    <w:p>
-      <w:pPr>
-        <w:pStyle w:val="ListParagraph"/>
-      </w:pPr>
-      <w:proofErr w:type="gramStart"/>
-      <w:r>
-        <w:t>fun</w:t>
-      </w:r>
-      <w:proofErr w:type="gramEnd"/>
-      <w:r>
-        <w:t xml:space="preserve"> main(</w:t>
-      </w:r>
-      <w:proofErr w:type="spellStart"/>
-      <w:r>
-        <w:t>args:Array</w:t>
-      </w:r>
-      <w:proofErr w:type="spellEnd"/>
-      <w:r>
-        <w:t>&lt;String&gt;){</w:t>
-      </w:r>
-    </w:p>
-    <w:p>
-      <w:pPr>
-        <w:pStyle w:val="ListParagraph"/>
-      </w:pPr>
-      <w:r>
-        <w:t xml:space="preserve">    </w:t>
-      </w:r>
-      <w:proofErr w:type="spellStart"/>
-      <w:proofErr w:type="gramStart"/>
-      <w:r>
-        <w:t>println</w:t>
-      </w:r>
-      <w:proofErr w:type="spellEnd"/>
-      <w:r>
-        <w:t>(</w:t>
-      </w:r>
-      <w:proofErr w:type="gramEnd"/>
-      <w:r>
-        <w:t>“ Hello World”)</w:t>
-      </w:r>
-    </w:p>
-    <w:p>
-      <w:pPr>
-        <w:pStyle w:val="ListParagraph"/>
-      </w:pPr>
-      <w:r>
-        <w:t>}</w:t>
-      </w:r>
-    </w:p>
-    <w:p>
-      <w:pPr>
-        <w:pStyle w:val="ListParagraph"/>
-      </w:pPr>
-    </w:p>
-    <w:p>
-      <w:pPr>
-        <w:pStyle w:val="ListParagraph"/>
-        <w:numPr>
-          <w:ilvl w:val="0"/>
-          <w:numId w:val="3"/>
-        </w:numPr>
       </w:pPr>
       <w:r>
         <w:t>How to create a class and object?</w:t>
@@ -1942,29 +1722,15 @@
       <w:pPr>
         <w:pStyle w:val="ListParagraph"/>
       </w:pPr>
-      <w:proofErr w:type="gramStart"/>
-      <w:r>
-        <w:t>class</w:t>
-      </w:r>
-      <w:proofErr w:type="gramEnd"/>
-      <w:r>
-        <w:t xml:space="preserve"> </w:t>
-      </w:r>
-      <w:proofErr w:type="spellStart"/>
-      <w:r>
-        <w:t>class_name</w:t>
-      </w:r>
-      <w:proofErr w:type="spellEnd"/>
-      <w:r>
-        <w:t>{</w:t>
-      </w:r>
-    </w:p>
-    <w:p>
-      <w:pPr>
-        <w:pStyle w:val="ListParagraph"/>
-      </w:pPr>
-      <w:r>
-        <w:lastRenderedPageBreak/>
+      <w:r>
+        <w:t>class class_name{</w:t>
+      </w:r>
+    </w:p>
+    <w:p>
+      <w:pPr>
+        <w:pStyle w:val="ListParagraph"/>
+      </w:pPr>
+      <w:r>
         <w:t>}</w:t>
       </w:r>
     </w:p>
@@ -1983,52 +1749,16 @@
       <w:pPr>
         <w:pStyle w:val="ListParagraph"/>
       </w:pPr>
-      <w:proofErr w:type="gramStart"/>
-      <w:r>
-        <w:t>fun</w:t>
-      </w:r>
-      <w:proofErr w:type="gramEnd"/>
-      <w:r>
-        <w:t xml:space="preserve"> main(</w:t>
-      </w:r>
-      <w:proofErr w:type="spellStart"/>
-      <w:r>
-        <w:t>args:Array</w:t>
-      </w:r>
-      <w:proofErr w:type="spellEnd"/>
-      <w:r>
-        <w:t>&lt;String&gt;){</w:t>
-      </w:r>
-    </w:p>
-    <w:p>
-      <w:pPr>
-        <w:pStyle w:val="ListParagraph"/>
-      </w:pPr>
-      <w:proofErr w:type="spellStart"/>
-      <w:proofErr w:type="gramStart"/>
-      <w:r>
-        <w:t>var</w:t>
-      </w:r>
-      <w:proofErr w:type="spellEnd"/>
-      <w:proofErr w:type="gramEnd"/>
-      <w:r>
-        <w:t xml:space="preserve"> </w:t>
-      </w:r>
-      <w:proofErr w:type="spellStart"/>
-      <w:r>
-        <w:t>variable_name</w:t>
-      </w:r>
-      <w:proofErr w:type="spellEnd"/>
-      <w:r>
-        <w:t xml:space="preserve"> = </w:t>
-      </w:r>
-      <w:proofErr w:type="spellStart"/>
-      <w:r>
-        <w:t>class_name</w:t>
-      </w:r>
-      <w:proofErr w:type="spellEnd"/>
-      <w:r>
-        <w:t>()</w:t>
+      <w:r>
+        <w:t>fun main(args:Array&lt;String&gt;){</w:t>
+      </w:r>
+    </w:p>
+    <w:p>
+      <w:pPr>
+        <w:pStyle w:val="ListParagraph"/>
+      </w:pPr>
+      <w:r>
+        <w:t>var variable_name = class_name()</w:t>
       </w:r>
     </w:p>
     <w:p>
@@ -2056,16 +1786,11 @@
       <w:pPr>
         <w:pStyle w:val="ListParagraph"/>
       </w:pPr>
-      <w:proofErr w:type="gramStart"/>
       <w:r>
         <w:t>c</w:t>
       </w:r>
       <w:r>
-        <w:t>lass</w:t>
-      </w:r>
-      <w:proofErr w:type="gramEnd"/>
-      <w:r>
-        <w:t xml:space="preserve"> Dog{</w:t>
+        <w:t>lass Dog{</w:t>
       </w:r>
     </w:p>
     <w:p>
@@ -2080,36 +1805,16 @@
       <w:pPr>
         <w:pStyle w:val="ListParagraph"/>
       </w:pPr>
-      <w:proofErr w:type="gramStart"/>
-      <w:r>
-        <w:t>fun</w:t>
-      </w:r>
-      <w:proofErr w:type="gramEnd"/>
-      <w:r>
-        <w:t xml:space="preserve"> main(</w:t>
-      </w:r>
-      <w:proofErr w:type="spellStart"/>
-      <w:r>
-        <w:t>args:Array</w:t>
-      </w:r>
-      <w:proofErr w:type="spellEnd"/>
-      <w:r>
-        <w:t>&lt;String&gt;){</w:t>
-      </w:r>
-    </w:p>
-    <w:p>
-      <w:pPr>
-        <w:pStyle w:val="ListParagraph"/>
-      </w:pPr>
-      <w:proofErr w:type="spellStart"/>
-      <w:proofErr w:type="gramStart"/>
-      <w:r>
-        <w:t>var</w:t>
-      </w:r>
-      <w:proofErr w:type="spellEnd"/>
-      <w:proofErr w:type="gramEnd"/>
-      <w:r>
-        <w:t xml:space="preserve"> dog = Dog()</w:t>
+      <w:r>
+        <w:t>fun main(args:Array&lt;String&gt;){</w:t>
+      </w:r>
+    </w:p>
+    <w:p>
+      <w:pPr>
+        <w:pStyle w:val="ListParagraph"/>
+      </w:pPr>
+      <w:r>
+        <w:t>var dog = Dog()</w:t>
       </w:r>
     </w:p>
     <w:p>
@@ -2159,24 +1864,11 @@
       <w:pPr>
         <w:pStyle w:val="ListParagraph"/>
       </w:pPr>
-      <w:proofErr w:type="gramStart"/>
       <w:r>
         <w:t>f</w:t>
       </w:r>
       <w:r>
-        <w:t>un</w:t>
-      </w:r>
-      <w:proofErr w:type="gramEnd"/>
-      <w:r>
-        <w:t xml:space="preserve"> </w:t>
-      </w:r>
-      <w:proofErr w:type="spellStart"/>
-      <w:r>
-        <w:t>fun_name</w:t>
-      </w:r>
-      <w:proofErr w:type="spellEnd"/>
-      <w:r>
-        <w:t>(){</w:t>
+        <w:t>un fun_name(){</w:t>
       </w:r>
     </w:p>
     <w:p>
@@ -2209,13 +1901,8 @@
       <w:pPr>
         <w:pStyle w:val="ListParagraph"/>
       </w:pPr>
-      <w:proofErr w:type="gramStart"/>
-      <w:r>
-        <w:t>fun</w:t>
-      </w:r>
-      <w:proofErr w:type="gramEnd"/>
-      <w:r>
-        <w:t xml:space="preserve"> print(){</w:t>
+      <w:r>
+        <w:t>fun print(){</w:t>
       </w:r>
     </w:p>
     <w:p>
@@ -2265,64 +1952,29 @@
       <w:pPr>
         <w:pStyle w:val="ListParagraph"/>
       </w:pPr>
-      <w:proofErr w:type="spellStart"/>
-      <w:proofErr w:type="gramStart"/>
-      <w:r>
-        <w:t>var</w:t>
-      </w:r>
-      <w:proofErr w:type="spellEnd"/>
-      <w:proofErr w:type="gramEnd"/>
-      <w:r>
-        <w:t xml:space="preserve"> </w:t>
-      </w:r>
-      <w:proofErr w:type="spellStart"/>
-      <w:r>
-        <w:t>var_name</w:t>
-      </w:r>
-      <w:proofErr w:type="spellEnd"/>
-      <w:r>
-        <w:t>: type = initial value</w:t>
-      </w:r>
-    </w:p>
-    <w:p>
-      <w:pPr>
-        <w:pStyle w:val="ListParagraph"/>
-      </w:pPr>
-    </w:p>
-    <w:p>
-      <w:pPr>
-        <w:pStyle w:val="ListParagraph"/>
-      </w:pPr>
-      <w:proofErr w:type="gramStart"/>
-      <w:r>
-        <w:t>ex</w:t>
-      </w:r>
-      <w:proofErr w:type="gramEnd"/>
-      <w:r>
-        <w:t>:</w:t>
-      </w:r>
-    </w:p>
-    <w:p>
-      <w:pPr>
-        <w:pStyle w:val="ListParagraph"/>
-      </w:pPr>
-      <w:proofErr w:type="spellStart"/>
-      <w:proofErr w:type="gramStart"/>
-      <w:r>
-        <w:t>var</w:t>
-      </w:r>
-      <w:proofErr w:type="spellEnd"/>
-      <w:proofErr w:type="gramEnd"/>
-      <w:r>
-        <w:t xml:space="preserve"> a: </w:t>
-      </w:r>
-      <w:proofErr w:type="spellStart"/>
-      <w:r>
-        <w:t>Int</w:t>
-      </w:r>
-      <w:proofErr w:type="spellEnd"/>
-      <w:r>
-        <w:t xml:space="preserve"> = 0</w:t>
+      <w:r>
+        <w:t>var var_name: type = initial value</w:t>
+      </w:r>
+    </w:p>
+    <w:p>
+      <w:pPr>
+        <w:pStyle w:val="ListParagraph"/>
+      </w:pPr>
+    </w:p>
+    <w:p>
+      <w:pPr>
+        <w:pStyle w:val="ListParagraph"/>
+      </w:pPr>
+      <w:r>
+        <w:t>ex:</w:t>
+      </w:r>
+    </w:p>
+    <w:p>
+      <w:pPr>
+        <w:pStyle w:val="ListParagraph"/>
+      </w:pPr>
+      <w:r>
+        <w:t>var a: Int = 0</w:t>
       </w:r>
     </w:p>
     <w:p>
@@ -2355,36 +2007,7 @@
         <w:pStyle w:val="ListParagraph"/>
       </w:pPr>
       <w:r>
-        <w:t xml:space="preserve">Class </w:t>
-      </w:r>
-      <w:proofErr w:type="spellStart"/>
-      <w:r>
-        <w:t>class_</w:t>
-      </w:r>
-      <w:proofErr w:type="gramStart"/>
-      <w:r>
-        <w:t>name</w:t>
-      </w:r>
-      <w:proofErr w:type="spellEnd"/>
-      <w:r>
-        <w:t>(</w:t>
-      </w:r>
-      <w:proofErr w:type="spellStart"/>
-      <w:proofErr w:type="gramEnd"/>
-      <w:r>
-        <w:t>var</w:t>
-      </w:r>
-      <w:proofErr w:type="spellEnd"/>
-      <w:r>
-        <w:t xml:space="preserve"> </w:t>
-      </w:r>
-      <w:proofErr w:type="spellStart"/>
-      <w:r>
-        <w:t>var_name:type</w:t>
-      </w:r>
-      <w:proofErr w:type="spellEnd"/>
-      <w:r>
-        <w:t>?=null )</w:t>
+        <w:t>Class class_name(var var_name:type?=null )</w:t>
       </w:r>
     </w:p>
     <w:p>
@@ -2399,51 +2022,9 @@
       <w:pPr>
         <w:pStyle w:val="ListParagraph"/>
       </w:pPr>
-      <w:proofErr w:type="gramStart"/>
-      <w:r>
-        <w:t>class</w:t>
-      </w:r>
-      <w:proofErr w:type="gramEnd"/>
-      <w:r>
-        <w:t xml:space="preserve"> </w:t>
-      </w:r>
-      <w:proofErr w:type="spellStart"/>
-      <w:r>
-        <w:t>Emp</w:t>
-      </w:r>
-      <w:proofErr w:type="spellEnd"/>
-      <w:r>
-        <w:t>(</w:t>
-      </w:r>
-      <w:proofErr w:type="spellStart"/>
-      <w:r>
-        <w:t>var</w:t>
-      </w:r>
-      <w:proofErr w:type="spellEnd"/>
-      <w:r>
-        <w:t xml:space="preserve"> name: String? = null, </w:t>
-      </w:r>
-      <w:proofErr w:type="spellStart"/>
-      <w:r>
-        <w:t>var</w:t>
-      </w:r>
-      <w:proofErr w:type="spellEnd"/>
-      <w:r>
-        <w:t xml:space="preserve"> salary: </w:t>
-      </w:r>
-      <w:proofErr w:type="spellStart"/>
-      <w:r>
-        <w:t>Int</w:t>
-      </w:r>
-      <w:proofErr w:type="spellEnd"/>
-      <w:r>
-        <w:t xml:space="preserve">?  = </w:t>
-      </w:r>
-      <w:proofErr w:type="gramStart"/>
-      <w:r>
-        <w:t>0 ){</w:t>
-      </w:r>
-      <w:proofErr w:type="gramEnd"/>
+      <w:r>
+        <w:t>class Emp(var name: String? = null, var salary: Int?  = 0 ){</w:t>
+      </w:r>
     </w:p>
     <w:p>
       <w:pPr>
@@ -2508,6 +2089,7 @@
         <w:pStyle w:val="ListParagraph"/>
       </w:pPr>
       <w:r>
+        <w:lastRenderedPageBreak/>
         <w:t>The primary constructor comes with cl</w:t>
       </w:r>
       <w:r>
@@ -2548,14 +2130,12 @@
       <w:r>
         <w:t>Initialization code can be placed in initializer blocks, which are prefixed with the </w:t>
       </w:r>
-      <w:proofErr w:type="spellStart"/>
       <w:r>
         <w:rPr>
           <w:b/>
         </w:rPr>
         <w:t>init</w:t>
       </w:r>
-      <w:proofErr w:type="spellEnd"/>
       <w:r>
         <w:t> keyword</w:t>
       </w:r>
@@ -2580,7 +2160,6 @@
         <w:pStyle w:val="ListParagraph"/>
       </w:pPr>
       <w:r>
-        <w:lastRenderedPageBreak/>
         <w:t>Ex:</w:t>
       </w:r>
     </w:p>
@@ -2588,53 +2167,8 @@
       <w:pPr>
         <w:pStyle w:val="ListParagraph"/>
       </w:pPr>
-      <w:proofErr w:type="gramStart"/>
-      <w:r>
-        <w:t>class</w:t>
-      </w:r>
-      <w:proofErr w:type="gramEnd"/>
-      <w:r>
-        <w:t xml:space="preserve"> </w:t>
-      </w:r>
-      <w:proofErr w:type="spellStart"/>
-      <w:r>
-        <w:t>Emp</w:t>
-      </w:r>
-      <w:proofErr w:type="spellEnd"/>
-      <w:r>
-        <w:t>(</w:t>
-      </w:r>
-      <w:proofErr w:type="spellStart"/>
-      <w:r>
-        <w:t>var</w:t>
-      </w:r>
-      <w:proofErr w:type="spellEnd"/>
-      <w:r>
-        <w:t xml:space="preserve"> </w:t>
-      </w:r>
-      <w:proofErr w:type="spellStart"/>
-      <w:r>
-        <w:t>empName</w:t>
-      </w:r>
-      <w:proofErr w:type="spellEnd"/>
-      <w:r>
-        <w:t xml:space="preserve">; String, </w:t>
-      </w:r>
-      <w:proofErr w:type="spellStart"/>
-      <w:r>
-        <w:t>var</w:t>
-      </w:r>
-      <w:proofErr w:type="spellEnd"/>
-      <w:r>
-        <w:t xml:space="preserve"> salary: </w:t>
-      </w:r>
-      <w:proofErr w:type="spellStart"/>
-      <w:r>
-        <w:t>Int</w:t>
-      </w:r>
-      <w:proofErr w:type="spellEnd"/>
-      <w:r>
-        <w:t>){</w:t>
+      <w:r>
+        <w:t>class Emp(var empName; String, var salary: Int){</w:t>
       </w:r>
     </w:p>
     <w:p>
@@ -2675,53 +2209,8 @@
       <w:pPr>
         <w:pStyle w:val="ListParagraph"/>
       </w:pPr>
-      <w:proofErr w:type="gramStart"/>
-      <w:r>
-        <w:t>class</w:t>
-      </w:r>
-      <w:proofErr w:type="gramEnd"/>
-      <w:r>
-        <w:t xml:space="preserve"> </w:t>
-      </w:r>
-      <w:proofErr w:type="spellStart"/>
-      <w:r>
-        <w:t>Emp</w:t>
-      </w:r>
-      <w:proofErr w:type="spellEnd"/>
-      <w:r>
-        <w:t xml:space="preserve"> constructor(</w:t>
-      </w:r>
-      <w:proofErr w:type="spellStart"/>
-      <w:r>
-        <w:t>var</w:t>
-      </w:r>
-      <w:proofErr w:type="spellEnd"/>
-      <w:r>
-        <w:t xml:space="preserve"> </w:t>
-      </w:r>
-      <w:proofErr w:type="spellStart"/>
-      <w:r>
-        <w:t>empName</w:t>
-      </w:r>
-      <w:proofErr w:type="spellEnd"/>
-      <w:r>
-        <w:t xml:space="preserve">; String, </w:t>
-      </w:r>
-      <w:proofErr w:type="spellStart"/>
-      <w:r>
-        <w:t>var</w:t>
-      </w:r>
-      <w:proofErr w:type="spellEnd"/>
-      <w:r>
-        <w:t xml:space="preserve"> salary: </w:t>
-      </w:r>
-      <w:proofErr w:type="spellStart"/>
-      <w:r>
-        <w:t>Int</w:t>
-      </w:r>
-      <w:proofErr w:type="spellEnd"/>
-      <w:r>
-        <w:t>){</w:t>
+      <w:r>
+        <w:t>class Emp constructor(var empName; String, var salary: Int){</w:t>
       </w:r>
     </w:p>
     <w:p>
@@ -2799,21 +2288,11 @@
       <w:pPr>
         <w:ind w:left="1440"/>
       </w:pPr>
-      <w:proofErr w:type="gramStart"/>
-      <w:r>
-        <w:t>class</w:t>
-      </w:r>
-      <w:proofErr w:type="gramEnd"/>
-      <w:r>
-        <w:t xml:space="preserve"> </w:t>
-      </w:r>
-      <w:proofErr w:type="spellStart"/>
-      <w:r>
-        <w:t>SecondaryConstruct</w:t>
-      </w:r>
-      <w:proofErr w:type="spellEnd"/>
-      <w:r>
-        <w:t xml:space="preserve"> {</w:t>
+      <w:r>
+        <w:t xml:space="preserve">class </w:t>
+      </w:r>
+      <w:r>
+        <w:t>SecondaryConstruct {</w:t>
       </w:r>
       <w:r>
         <w:br/>
@@ -2822,13 +2301,8 @@
       <w:r>
         <w:tab/>
       </w:r>
-      <w:proofErr w:type="spellStart"/>
-      <w:r>
-        <w:t>var</w:t>
-      </w:r>
-      <w:proofErr w:type="spellEnd"/>
-      <w:r>
-        <w:t xml:space="preserve"> start: String? = null</w:t>
+      <w:r>
+        <w:t>var start: String? = null</w:t>
       </w:r>
       <w:r>
         <w:br/>
@@ -2837,13 +2311,8 @@
       <w:r>
         <w:tab/>
       </w:r>
-      <w:proofErr w:type="spellStart"/>
-      <w:r>
-        <w:t>var</w:t>
-      </w:r>
-      <w:proofErr w:type="spellEnd"/>
-      <w:r>
-        <w:t xml:space="preserve"> end: String?? = null</w:t>
+      <w:r>
+        <w:t>var end: String?? = null</w:t>
       </w:r>
       <w:r>
         <w:br/>
@@ -2862,13 +2331,8 @@
       <w:r>
         <w:tab/>
       </w:r>
-      <w:proofErr w:type="spellStart"/>
-      <w:r>
-        <w:t>this.start</w:t>
-      </w:r>
-      <w:proofErr w:type="spellEnd"/>
-      <w:r>
-        <w:t xml:space="preserve"> = start</w:t>
+      <w:r>
+        <w:t>this.start = start</w:t>
       </w:r>
       <w:r>
         <w:br/>
@@ -2877,13 +2341,8 @@
       <w:r>
         <w:tab/>
       </w:r>
-      <w:proofErr w:type="spellStart"/>
-      <w:r>
-        <w:t>this.end</w:t>
-      </w:r>
-      <w:proofErr w:type="spellEnd"/>
-      <w:r>
-        <w:t xml:space="preserve"> = end</w:t>
+      <w:r>
+        <w:t>this.end = end</w:t>
       </w:r>
       <w:r>
         <w:br/>
@@ -2906,15 +2365,7 @@
         <w:tab/>
       </w:r>
       <w:r>
-        <w:t xml:space="preserve">override fun </w:t>
-      </w:r>
-      <w:proofErr w:type="spellStart"/>
-      <w:r>
-        <w:t>toString</w:t>
-      </w:r>
-      <w:proofErr w:type="spellEnd"/>
-      <w:r>
-        <w:t>(): String {</w:t>
+        <w:t>override fun toString(): String {</w:t>
       </w:r>
       <w:r>
         <w:br/>
@@ -2924,15 +2375,7 @@
         <w:tab/>
       </w:r>
       <w:r>
-        <w:t>return "</w:t>
-      </w:r>
-      <w:proofErr w:type="spellStart"/>
-      <w:r>
-        <w:t>TestMan</w:t>
-      </w:r>
-      <w:proofErr w:type="spellEnd"/>
-      <w:r>
-        <w:t>(start=$start, end=$end)"</w:t>
+        <w:t>return "TestMan(start=$start, end=$end)"</w:t>
       </w:r>
       <w:r>
         <w:br/>
@@ -2956,71 +2399,15 @@
       </w:r>
       <w:r>
         <w:br/>
-        <w:t>fun main(</w:t>
-      </w:r>
-      <w:proofErr w:type="spellStart"/>
-      <w:r>
-        <w:t>args:Array</w:t>
-      </w:r>
-      <w:proofErr w:type="spellEnd"/>
-      <w:r>
-        <w:t>&lt;String&gt;){</w:t>
+        <w:t>fun main(args:Array&lt;String&gt;){</w:t>
       </w:r>
       <w:r>
         <w:br/>
-        <w:t xml:space="preserve">    </w:t>
-      </w:r>
-      <w:proofErr w:type="spellStart"/>
-      <w:r>
-        <w:t>var</w:t>
-      </w:r>
-      <w:proofErr w:type="spellEnd"/>
-      <w:r>
-        <w:t xml:space="preserve"> s = </w:t>
-      </w:r>
-      <w:proofErr w:type="spellStart"/>
-      <w:r>
-        <w:t>SecondaryConstruct</w:t>
-      </w:r>
-      <w:proofErr w:type="spellEnd"/>
-      <w:r>
-        <w:t>("</w:t>
-      </w:r>
-      <w:proofErr w:type="spellStart"/>
-      <w:r>
-        <w:t>kumaresan</w:t>
-      </w:r>
-      <w:proofErr w:type="spellEnd"/>
-      <w:r>
-        <w:t>","</w:t>
-      </w:r>
-      <w:proofErr w:type="spellStart"/>
-      <w:r>
-        <w:t>perumal</w:t>
-      </w:r>
-      <w:proofErr w:type="spellEnd"/>
-      <w:r>
-        <w:t>")</w:t>
+        <w:t xml:space="preserve">    var s = SecondaryConstruct("kumaresan","perumal")</w:t>
       </w:r>
       <w:r>
         <w:br/>
-        <w:t xml:space="preserve">    </w:t>
-      </w:r>
-      <w:proofErr w:type="spellStart"/>
-      <w:r>
-        <w:t>println</w:t>
-      </w:r>
-      <w:proofErr w:type="spellEnd"/>
-      <w:r>
-        <w:t xml:space="preserve">(" The secondary constructor object is : "+ </w:t>
-      </w:r>
-      <w:proofErr w:type="spellStart"/>
-      <w:r>
-        <w:t>s.toString</w:t>
-      </w:r>
-      <w:proofErr w:type="spellEnd"/>
-      <w:r>
-        <w:t>())</w:t>
+        <w:t xml:space="preserve">    println(" The secondary constructor object is : "+ s.toString())</w:t>
       </w:r>
       <w:r>
         <w:br/>
@@ -3050,37 +2437,142 @@
         <w:rPr>
           <w:b/>
         </w:rPr>
-        <w:t xml:space="preserve">Difference between </w:t>
-      </w:r>
-      <w:proofErr w:type="spellStart"/>
-      <w:r>
+        <w:t>Difference between var and val?</w:t>
+      </w:r>
+    </w:p>
+    <w:p>
+      <w:pPr>
+        <w:pStyle w:val="ListParagraph"/>
         <w:rPr>
           <w:b/>
         </w:rPr>
-        <w:t>var</w:t>
-      </w:r>
-      <w:proofErr w:type="spellEnd"/>
-      <w:r>
+      </w:pPr>
+    </w:p>
+    <w:p>
+      <w:pPr>
+        <w:pStyle w:val="ListParagraph"/>
+      </w:pPr>
+      <w:r>
+        <w:t xml:space="preserve">var is a keyword that represents the mutable </w:t>
+      </w:r>
+    </w:p>
+    <w:p>
+      <w:pPr>
+        <w:pStyle w:val="ListParagraph"/>
+      </w:pPr>
+    </w:p>
+    <w:p>
+      <w:pPr>
+        <w:pStyle w:val="ListParagraph"/>
+      </w:pPr>
+      <w:r>
+        <w:t>ex:</w:t>
+      </w:r>
+    </w:p>
+    <w:p>
+      <w:pPr>
+        <w:pStyle w:val="ListParagraph"/>
+      </w:pPr>
+      <w:r>
+        <w:t xml:space="preserve">var b: Int = 4 </w:t>
+      </w:r>
+    </w:p>
+    <w:p>
+      <w:pPr>
+        <w:pStyle w:val="ListParagraph"/>
+      </w:pPr>
+    </w:p>
+    <w:p>
+      <w:pPr>
+        <w:pStyle w:val="ListParagraph"/>
+      </w:pPr>
+      <w:r>
+        <w:t xml:space="preserve">val is a keyword that represents the immutable.  </w:t>
+      </w:r>
+      <w:r>
+        <w:t xml:space="preserve">It is also a final variable. </w:t>
+      </w:r>
+      <w:r>
+        <w:t xml:space="preserve">The value cannot be changed at runtime </w:t>
+      </w:r>
+    </w:p>
+    <w:p>
+      <w:pPr>
+        <w:pStyle w:val="ListParagraph"/>
+      </w:pPr>
+    </w:p>
+    <w:p>
+      <w:pPr>
+        <w:pStyle w:val="ListParagraph"/>
+      </w:pPr>
+      <w:r>
+        <w:t>ex:</w:t>
+      </w:r>
+    </w:p>
+    <w:p>
+      <w:pPr>
+        <w:pStyle w:val="ListParagraph"/>
+      </w:pPr>
+      <w:r>
+        <w:t xml:space="preserve">val </w:t>
+      </w:r>
+      <w:r>
+        <w:t>a: Int = 2  It is a constant</w:t>
+      </w:r>
+    </w:p>
+    <w:p>
+      <w:pPr>
+        <w:pStyle w:val="ListParagraph"/>
+      </w:pPr>
+    </w:p>
+    <w:p>
+      <w:pPr>
+        <w:pStyle w:val="ListParagraph"/>
+        <w:numPr>
+          <w:ilvl w:val="0"/>
+          <w:numId w:val="1"/>
+        </w:numPr>
         <w:rPr>
           <w:b/>
         </w:rPr>
-        <w:t xml:space="preserve"> and </w:t>
-      </w:r>
-      <w:proofErr w:type="spellStart"/>
-      <w:proofErr w:type="gramStart"/>
+      </w:pPr>
       <w:r>
         <w:rPr>
           <w:b/>
         </w:rPr>
-        <w:t>val</w:t>
-      </w:r>
-      <w:proofErr w:type="spellEnd"/>
-      <w:proofErr w:type="gramEnd"/>
-      <w:r>
+        <w:t>What is Data classes?</w:t>
+      </w:r>
+    </w:p>
+    <w:p>
+      <w:pPr>
+        <w:pStyle w:val="ListParagraph"/>
         <w:rPr>
           <w:b/>
         </w:rPr>
-        <w:t>?</w:t>
+      </w:pPr>
+    </w:p>
+    <w:p>
+      <w:pPr>
+        <w:pStyle w:val="ListParagraph"/>
+      </w:pPr>
+      <w:r>
+        <w:t>The data is a class which is used t</w:t>
+      </w:r>
+      <w:r>
+        <w:t>o store and retrieve the data</w:t>
+      </w:r>
+    </w:p>
+    <w:p>
+      <w:pPr>
+        <w:pStyle w:val="ListParagraph"/>
+      </w:pPr>
+    </w:p>
+    <w:p>
+      <w:pPr>
+        <w:pStyle w:val="ListParagraph"/>
+      </w:pPr>
+      <w:r>
+        <w:t>Ex:</w:t>
       </w:r>
     </w:p>
     <w:p>
@@ -3090,234 +2582,8 @@
           <w:b/>
         </w:rPr>
       </w:pPr>
-    </w:p>
-    <w:p>
-      <w:pPr>
-        <w:pStyle w:val="ListParagraph"/>
-      </w:pPr>
-      <w:proofErr w:type="spellStart"/>
-      <w:proofErr w:type="gramStart"/>
-      <w:r>
-        <w:t>var</w:t>
-      </w:r>
-      <w:proofErr w:type="spellEnd"/>
-      <w:proofErr w:type="gramEnd"/>
-      <w:r>
-        <w:t xml:space="preserve"> is a keyword that represents the mutable </w:t>
-      </w:r>
-    </w:p>
-    <w:p>
-      <w:pPr>
-        <w:pStyle w:val="ListParagraph"/>
-      </w:pPr>
-    </w:p>
-    <w:p>
-      <w:pPr>
-        <w:pStyle w:val="ListParagraph"/>
-      </w:pPr>
-      <w:proofErr w:type="gramStart"/>
-      <w:r>
-        <w:t>ex</w:t>
-      </w:r>
-      <w:proofErr w:type="gramEnd"/>
-      <w:r>
-        <w:t>:</w:t>
-      </w:r>
-    </w:p>
-    <w:p>
-      <w:pPr>
-        <w:pStyle w:val="ListParagraph"/>
-      </w:pPr>
-      <w:proofErr w:type="spellStart"/>
-      <w:proofErr w:type="gramStart"/>
-      <w:r>
-        <w:t>var</w:t>
-      </w:r>
-      <w:proofErr w:type="spellEnd"/>
-      <w:proofErr w:type="gramEnd"/>
-      <w:r>
-        <w:t xml:space="preserve"> b: </w:t>
-      </w:r>
-      <w:proofErr w:type="spellStart"/>
-      <w:r>
-        <w:t>Int</w:t>
-      </w:r>
-      <w:proofErr w:type="spellEnd"/>
-      <w:r>
-        <w:t xml:space="preserve"> = 4 </w:t>
-      </w:r>
-    </w:p>
-    <w:p>
-      <w:pPr>
-        <w:pStyle w:val="ListParagraph"/>
-      </w:pPr>
-    </w:p>
-    <w:p>
-      <w:pPr>
-        <w:pStyle w:val="ListParagraph"/>
-      </w:pPr>
-      <w:proofErr w:type="spellStart"/>
-      <w:proofErr w:type="gramStart"/>
-      <w:r>
-        <w:t>val</w:t>
-      </w:r>
-      <w:proofErr w:type="spellEnd"/>
-      <w:proofErr w:type="gramEnd"/>
-      <w:r>
-        <w:t xml:space="preserve"> is a keyword that represents the immutable.  </w:t>
-      </w:r>
-      <w:r>
-        <w:t xml:space="preserve">It is also a final variable. </w:t>
-      </w:r>
-      <w:r>
-        <w:t xml:space="preserve">The value cannot be changed at runtime </w:t>
-      </w:r>
-    </w:p>
-    <w:p>
-      <w:pPr>
-        <w:pStyle w:val="ListParagraph"/>
-      </w:pPr>
-    </w:p>
-    <w:p>
-      <w:pPr>
-        <w:pStyle w:val="ListParagraph"/>
-      </w:pPr>
-      <w:proofErr w:type="gramStart"/>
-      <w:r>
-        <w:t>ex</w:t>
-      </w:r>
-      <w:proofErr w:type="gramEnd"/>
-      <w:r>
-        <w:t>:</w:t>
-      </w:r>
-    </w:p>
-    <w:p>
-      <w:pPr>
-        <w:pStyle w:val="ListParagraph"/>
-      </w:pPr>
-      <w:proofErr w:type="spellStart"/>
-      <w:proofErr w:type="gramStart"/>
-      <w:r>
-        <w:t>val</w:t>
-      </w:r>
-      <w:proofErr w:type="spellEnd"/>
-      <w:proofErr w:type="gramEnd"/>
-      <w:r>
-        <w:t xml:space="preserve"> </w:t>
-      </w:r>
-      <w:r>
-        <w:t xml:space="preserve">a: </w:t>
-      </w:r>
-      <w:proofErr w:type="spellStart"/>
-      <w:r>
-        <w:t>Int</w:t>
-      </w:r>
-      <w:proofErr w:type="spellEnd"/>
-      <w:r>
-        <w:t xml:space="preserve"> = 2  It is a constant</w:t>
-      </w:r>
-    </w:p>
-    <w:p>
-      <w:pPr>
-        <w:pStyle w:val="ListParagraph"/>
-      </w:pPr>
-    </w:p>
-    <w:p>
-      <w:pPr>
-        <w:pStyle w:val="ListParagraph"/>
-        <w:numPr>
-          <w:ilvl w:val="0"/>
-          <w:numId w:val="1"/>
-        </w:numPr>
-        <w:rPr>
-          <w:b/>
-        </w:rPr>
-      </w:pPr>
-      <w:r>
-        <w:rPr>
-          <w:b/>
-        </w:rPr>
-        <w:t>What is Data classes?</w:t>
-      </w:r>
-    </w:p>
-    <w:p>
-      <w:pPr>
-        <w:pStyle w:val="ListParagraph"/>
-        <w:rPr>
-          <w:b/>
-        </w:rPr>
-      </w:pPr>
-    </w:p>
-    <w:p>
-      <w:pPr>
-        <w:pStyle w:val="ListParagraph"/>
-      </w:pPr>
-      <w:r>
-        <w:t>The data is a class which is used t</w:t>
-      </w:r>
-      <w:r>
-        <w:t>o store and retrieve the data</w:t>
-      </w:r>
-    </w:p>
-    <w:p>
-      <w:pPr>
-        <w:pStyle w:val="ListParagraph"/>
-      </w:pPr>
-    </w:p>
-    <w:p>
-      <w:pPr>
-        <w:pStyle w:val="ListParagraph"/>
-      </w:pPr>
-      <w:r>
-        <w:t>Ex:</w:t>
-      </w:r>
-    </w:p>
-    <w:p>
-      <w:pPr>
-        <w:pStyle w:val="ListParagraph"/>
-        <w:rPr>
-          <w:b/>
-        </w:rPr>
-      </w:pPr>
-      <w:proofErr w:type="gramStart"/>
-      <w:r>
-        <w:t>data</w:t>
-      </w:r>
-      <w:proofErr w:type="gramEnd"/>
-      <w:r>
-        <w:t xml:space="preserve"> class employee(</w:t>
-      </w:r>
-      <w:proofErr w:type="spellStart"/>
-      <w:r>
-        <w:t>var</w:t>
-      </w:r>
-      <w:proofErr w:type="spellEnd"/>
-      <w:r>
-        <w:t xml:space="preserve"> </w:t>
-      </w:r>
-      <w:proofErr w:type="spellStart"/>
-      <w:r>
-        <w:t>name:String</w:t>
-      </w:r>
-      <w:proofErr w:type="spellEnd"/>
-      <w:r>
-        <w:t xml:space="preserve">, </w:t>
-      </w:r>
-      <w:proofErr w:type="spellStart"/>
-      <w:r>
-        <w:t>var</w:t>
-      </w:r>
-      <w:proofErr w:type="spellEnd"/>
-      <w:r>
-        <w:t xml:space="preserve"> </w:t>
-      </w:r>
-      <w:proofErr w:type="spellStart"/>
-      <w:r>
-        <w:t>salary:String</w:t>
-      </w:r>
-      <w:proofErr w:type="spellEnd"/>
-      <w:r>
-        <w:t>)</w:t>
+      <w:r>
+        <w:t>data class employee(var name:String, var salary:String)</w:t>
       </w:r>
     </w:p>
     <w:p>
@@ -3395,26 +2661,16 @@
       <w:pPr>
         <w:pStyle w:val="ListParagraph"/>
       </w:pPr>
-      <w:proofErr w:type="gramStart"/>
-      <w:r>
-        <w:t>If(</w:t>
-      </w:r>
-      <w:proofErr w:type="gramEnd"/>
-      <w:r>
-        <w:t>a&gt;b){</w:t>
-      </w:r>
-    </w:p>
-    <w:p>
-      <w:pPr>
-        <w:pStyle w:val="ListParagraph"/>
-      </w:pPr>
-      <w:proofErr w:type="gramStart"/>
-      <w:r>
-        <w:t>}else</w:t>
-      </w:r>
-      <w:proofErr w:type="gramEnd"/>
-      <w:r>
-        <w:t>{</w:t>
+      <w:r>
+        <w:t>If(a&gt;b){</w:t>
+      </w:r>
+    </w:p>
+    <w:p>
+      <w:pPr>
+        <w:pStyle w:val="ListParagraph"/>
+      </w:pPr>
+      <w:r>
+        <w:t>}else{</w:t>
       </w:r>
     </w:p>
     <w:p>
@@ -3463,27 +2719,20 @@
         <w:pStyle w:val="ListParagraph"/>
       </w:pPr>
       <w:r>
-        <w:t xml:space="preserve"> </w:t>
-      </w:r>
-      <w:proofErr w:type="gramStart"/>
-      <w:r>
-        <w:t>when()</w:t>
-      </w:r>
-      <w:proofErr w:type="gramEnd"/>
+        <w:t xml:space="preserve"> when()</w:t>
+      </w:r>
     </w:p>
     <w:p>
       <w:pPr>
         <w:pStyle w:val="NoSpacing"/>
         <w:ind w:firstLine="720"/>
       </w:pPr>
-      <w:proofErr w:type="gramStart"/>
       <w:r>
         <w:rPr>
           <w:rStyle w:val="cm-keyword"/>
         </w:rPr>
         <w:t>when</w:t>
       </w:r>
-      <w:proofErr w:type="gramEnd"/>
       <w:r>
         <w:t xml:space="preserve"> (</w:t>
       </w:r>
@@ -3523,7 +2772,6 @@
       <w:r>
         <w:t xml:space="preserve"> </w:t>
       </w:r>
-      <w:proofErr w:type="gramStart"/>
       <w:r>
         <w:rPr>
           <w:rStyle w:val="cm-variable"/>
@@ -3533,7 +2781,6 @@
       <w:r>
         <w:t>(</w:t>
       </w:r>
-      <w:proofErr w:type="gramEnd"/>
       <w:r>
         <w:rPr>
           <w:rStyle w:val="cm-string"/>
@@ -3570,7 +2817,6 @@
       <w:r>
         <w:t xml:space="preserve"> </w:t>
       </w:r>
-      <w:proofErr w:type="gramStart"/>
       <w:r>
         <w:rPr>
           <w:rStyle w:val="cm-variable"/>
@@ -3580,7 +2826,6 @@
       <w:r>
         <w:t>(</w:t>
       </w:r>
-      <w:proofErr w:type="gramEnd"/>
       <w:r>
         <w:rPr>
           <w:rStyle w:val="cm-string"/>
@@ -3596,14 +2841,12 @@
         <w:pStyle w:val="NoSpacing"/>
         <w:ind w:firstLine="720"/>
       </w:pPr>
-      <w:proofErr w:type="gramStart"/>
       <w:r>
         <w:rPr>
           <w:rStyle w:val="cm-keyword"/>
         </w:rPr>
         <w:t>else</w:t>
       </w:r>
-      <w:proofErr w:type="gramEnd"/>
       <w:r>
         <w:t xml:space="preserve"> </w:t>
       </w:r>
@@ -3626,12 +2869,12 @@
         <w:rPr>
           <w:rStyle w:val="cm-comment"/>
         </w:rPr>
+        <w:lastRenderedPageBreak/>
         <w:t>// Note the block</w:t>
       </w:r>
       <w:r>
         <w:t xml:space="preserve"> </w:t>
       </w:r>
-      <w:proofErr w:type="gramStart"/>
       <w:r>
         <w:rPr>
           <w:rStyle w:val="cm-variable"/>
@@ -3641,7 +2884,6 @@
       <w:r>
         <w:t>(</w:t>
       </w:r>
-      <w:proofErr w:type="gramEnd"/>
       <w:r>
         <w:rPr>
           <w:rStyle w:val="cm-string"/>
@@ -3739,25 +2981,21 @@
         <w:pStyle w:val="NoSpacing"/>
         <w:ind w:firstLine="720"/>
       </w:pPr>
-      <w:proofErr w:type="gramStart"/>
       <w:r>
         <w:rPr>
           <w:rStyle w:val="cm-keyword"/>
         </w:rPr>
         <w:t>for</w:t>
       </w:r>
-      <w:proofErr w:type="gramEnd"/>
       <w:r>
         <w:t xml:space="preserve"> (</w:t>
       </w:r>
-      <w:proofErr w:type="spellStart"/>
       <w:r>
         <w:rPr>
           <w:rStyle w:val="cm-variable"/>
         </w:rPr>
         <w:t>i</w:t>
       </w:r>
-      <w:proofErr w:type="spellEnd"/>
       <w:r>
         <w:t xml:space="preserve"> </w:t>
       </w:r>
@@ -3797,14 +3035,12 @@
       <w:r>
         <w:t>(</w:t>
       </w:r>
-      <w:proofErr w:type="spellStart"/>
       <w:r>
         <w:rPr>
           <w:rStyle w:val="cm-variable"/>
         </w:rPr>
         <w:t>i</w:t>
       </w:r>
-      <w:proofErr w:type="spellEnd"/>
       <w:r>
         <w:t>)</w:t>
       </w:r>
@@ -3820,13 +3056,8 @@
         <w:pStyle w:val="NoSpacing"/>
         <w:ind w:firstLine="720"/>
       </w:pPr>
-      <w:proofErr w:type="gramStart"/>
-      <w:r>
-        <w:t>step</w:t>
-      </w:r>
-      <w:proofErr w:type="gramEnd"/>
-      <w:r>
-        <w:t>:</w:t>
+      <w:r>
+        <w:t>step:</w:t>
       </w:r>
     </w:p>
     <w:p>
@@ -3843,13 +3074,8 @@
         <w:pStyle w:val="NoSpacing"/>
         <w:ind w:firstLine="720"/>
       </w:pPr>
-      <w:proofErr w:type="gramStart"/>
-      <w:r>
-        <w:t>for(</w:t>
-      </w:r>
-      <w:proofErr w:type="gramEnd"/>
-      <w:r>
-        <w:t>I in 1..4 step1)</w:t>
+      <w:r>
+        <w:t>for(I in 1..4 step1)</w:t>
       </w:r>
     </w:p>
     <w:p>
@@ -3859,24 +3085,7 @@
       </w:pPr>
       <w:r>
         <w:tab/>
-      </w:r>
-      <w:proofErr w:type="spellStart"/>
-      <w:proofErr w:type="gramStart"/>
-      <w:r>
-        <w:t>Println</w:t>
-      </w:r>
-      <w:proofErr w:type="spellEnd"/>
-      <w:r>
-        <w:t>(</w:t>
-      </w:r>
-      <w:proofErr w:type="spellStart"/>
-      <w:proofErr w:type="gramEnd"/>
-      <w:r>
-        <w:t>i</w:t>
-      </w:r>
-      <w:proofErr w:type="spellEnd"/>
-      <w:r>
-        <w:t>)</w:t>
+        <w:t>Println(i)</w:t>
       </w:r>
     </w:p>
     <w:p>
@@ -3890,15 +3099,8 @@
         <w:pStyle w:val="NoSpacing"/>
         <w:ind w:firstLine="720"/>
       </w:pPr>
-      <w:proofErr w:type="spellStart"/>
-      <w:proofErr w:type="gramStart"/>
-      <w:r>
-        <w:t>downTo</w:t>
-      </w:r>
-      <w:proofErr w:type="spellEnd"/>
-      <w:proofErr w:type="gramEnd"/>
-      <w:r>
-        <w:t>:</w:t>
+      <w:r>
+        <w:t>downTo:</w:t>
       </w:r>
     </w:p>
     <w:p>
@@ -3906,21 +3108,8 @@
         <w:pStyle w:val="NoSpacing"/>
         <w:ind w:firstLine="720"/>
       </w:pPr>
-      <w:proofErr w:type="gramStart"/>
-      <w:r>
-        <w:t>for(</w:t>
-      </w:r>
-      <w:proofErr w:type="gramEnd"/>
-      <w:r>
-        <w:t xml:space="preserve">I in 4 </w:t>
-      </w:r>
-      <w:proofErr w:type="spellStart"/>
-      <w:r>
-        <w:t>downTo</w:t>
-      </w:r>
-      <w:proofErr w:type="spellEnd"/>
-      <w:r>
-        <w:t xml:space="preserve"> 1)</w:t>
+      <w:r>
+        <w:t>for(I in 4 downTo 1)</w:t>
       </w:r>
     </w:p>
     <w:p>
@@ -3930,24 +3119,7 @@
       </w:pPr>
       <w:r>
         <w:tab/>
-      </w:r>
-      <w:proofErr w:type="spellStart"/>
-      <w:proofErr w:type="gramStart"/>
-      <w:r>
-        <w:t>println</w:t>
-      </w:r>
-      <w:proofErr w:type="spellEnd"/>
-      <w:r>
-        <w:t>(</w:t>
-      </w:r>
-      <w:proofErr w:type="spellStart"/>
-      <w:proofErr w:type="gramEnd"/>
-      <w:r>
-        <w:t>i</w:t>
-      </w:r>
-      <w:proofErr w:type="spellEnd"/>
-      <w:r>
-        <w:t>)</w:t>
+        <w:t>println(i)</w:t>
       </w:r>
     </w:p>
     <w:p>
@@ -3961,13 +3133,8 @@
         <w:pStyle w:val="NoSpacing"/>
         <w:ind w:firstLine="720"/>
       </w:pPr>
-      <w:proofErr w:type="gramStart"/>
-      <w:r>
-        <w:t>until</w:t>
-      </w:r>
-      <w:proofErr w:type="gramEnd"/>
-      <w:r>
-        <w:t>:</w:t>
+      <w:r>
+        <w:t>until:</w:t>
       </w:r>
     </w:p>
     <w:p>
@@ -3975,18 +3142,8 @@
         <w:pStyle w:val="NoSpacing"/>
         <w:ind w:firstLine="720"/>
       </w:pPr>
-      <w:proofErr w:type="gramStart"/>
-      <w:r>
-        <w:t>for(</w:t>
-      </w:r>
-      <w:proofErr w:type="spellStart"/>
-      <w:proofErr w:type="gramEnd"/>
-      <w:r>
-        <w:t>i</w:t>
-      </w:r>
-      <w:proofErr w:type="spellEnd"/>
-      <w:r>
-        <w:t xml:space="preserve"> in 1 until 5){</w:t>
+      <w:r>
+        <w:t>for(i in 1 until 5){</w:t>
       </w:r>
     </w:p>
     <w:p>
@@ -3994,23 +3151,8 @@
         <w:pStyle w:val="NoSpacing"/>
         <w:ind w:left="720" w:firstLine="720"/>
       </w:pPr>
-      <w:proofErr w:type="spellStart"/>
-      <w:proofErr w:type="gramStart"/>
-      <w:r>
-        <w:t>println</w:t>
-      </w:r>
-      <w:proofErr w:type="spellEnd"/>
-      <w:r>
-        <w:t>(</w:t>
-      </w:r>
-      <w:proofErr w:type="spellStart"/>
-      <w:proofErr w:type="gramEnd"/>
-      <w:r>
-        <w:t>i</w:t>
-      </w:r>
-      <w:proofErr w:type="spellEnd"/>
-      <w:r>
-        <w:t>)</w:t>
+      <w:r>
+        <w:t>println(i)</w:t>
       </w:r>
     </w:p>
     <w:p>
@@ -4034,15 +3176,7 @@
         <w:ind w:firstLine="720"/>
       </w:pPr>
       <w:r>
-        <w:t xml:space="preserve">Step and </w:t>
-      </w:r>
-      <w:proofErr w:type="spellStart"/>
-      <w:r>
-        <w:t>DownTo</w:t>
-      </w:r>
-      <w:proofErr w:type="spellEnd"/>
-      <w:r>
-        <w:t>:</w:t>
+        <w:t>Step and DownTo:</w:t>
       </w:r>
     </w:p>
     <w:p>
@@ -4050,25 +3184,21 @@
         <w:pStyle w:val="NoSpacing"/>
         <w:ind w:firstLine="720"/>
       </w:pPr>
-      <w:proofErr w:type="gramStart"/>
       <w:r>
         <w:rPr>
           <w:rStyle w:val="cm-keyword"/>
         </w:rPr>
         <w:t>for</w:t>
       </w:r>
-      <w:proofErr w:type="gramEnd"/>
       <w:r>
         <w:t xml:space="preserve"> (</w:t>
       </w:r>
-      <w:proofErr w:type="spellStart"/>
       <w:r>
         <w:rPr>
           <w:rStyle w:val="cm-variable"/>
         </w:rPr>
         <w:t>i</w:t>
       </w:r>
-      <w:proofErr w:type="spellEnd"/>
       <w:r>
         <w:t xml:space="preserve"> </w:t>
       </w:r>
@@ -4090,14 +3220,12 @@
       <w:r>
         <w:t xml:space="preserve"> </w:t>
       </w:r>
-      <w:proofErr w:type="spellStart"/>
       <w:r>
         <w:rPr>
           <w:rStyle w:val="cm-variable"/>
         </w:rPr>
         <w:t>downTo</w:t>
       </w:r>
-      <w:proofErr w:type="spellEnd"/>
       <w:r>
         <w:t xml:space="preserve"> </w:t>
       </w:r>
@@ -4137,14 +3265,12 @@
       <w:r>
         <w:t>(</w:t>
       </w:r>
-      <w:proofErr w:type="spellStart"/>
       <w:r>
         <w:rPr>
           <w:rStyle w:val="cm-variable"/>
         </w:rPr>
         <w:t>i</w:t>
       </w:r>
-      <w:proofErr w:type="spellEnd"/>
       <w:r>
         <w:t>)</w:t>
       </w:r>
@@ -4183,23 +3309,16 @@
       <w:pPr>
         <w:pStyle w:val="ListParagraph"/>
       </w:pPr>
-      <w:proofErr w:type="gramStart"/>
       <w:r>
         <w:t>initialization</w:t>
       </w:r>
-      <w:proofErr w:type="gramEnd"/>
-    </w:p>
-    <w:p>
-      <w:pPr>
-        <w:pStyle w:val="ListParagraph"/>
-      </w:pPr>
-      <w:proofErr w:type="gramStart"/>
-      <w:r>
-        <w:t>while(</w:t>
-      </w:r>
-      <w:proofErr w:type="gramEnd"/>
-      <w:r>
-        <w:t>condition){</w:t>
+    </w:p>
+    <w:p>
+      <w:pPr>
+        <w:pStyle w:val="ListParagraph"/>
+      </w:pPr>
+      <w:r>
+        <w:t>while(condition){</w:t>
       </w:r>
     </w:p>
     <w:p>
@@ -4208,14 +3327,7 @@
       </w:pPr>
       <w:r>
         <w:tab/>
-      </w:r>
-      <w:proofErr w:type="gramStart"/>
-      <w:r>
-        <w:t>increment</w:t>
-      </w:r>
-      <w:proofErr w:type="gramEnd"/>
-      <w:r>
-        <w:t xml:space="preserve"> or decrement</w:t>
+        <w:t>increment or decrement</w:t>
       </w:r>
       <w:r>
         <w:tab/>
@@ -4278,49 +3390,32 @@
       <w:pPr>
         <w:pStyle w:val="ListParagraph"/>
       </w:pPr>
-      <w:proofErr w:type="gramStart"/>
       <w:r>
         <w:t>initialization</w:t>
       </w:r>
-      <w:proofErr w:type="gramEnd"/>
-    </w:p>
-    <w:p>
-      <w:pPr>
-        <w:pStyle w:val="ListParagraph"/>
-      </w:pPr>
-      <w:proofErr w:type="gramStart"/>
+    </w:p>
+    <w:p>
+      <w:pPr>
+        <w:pStyle w:val="ListParagraph"/>
+      </w:pPr>
       <w:r>
         <w:t>do{</w:t>
       </w:r>
-      <w:proofErr w:type="gramEnd"/>
-    </w:p>
-    <w:p>
-      <w:pPr>
-        <w:pStyle w:val="ListParagraph"/>
-      </w:pPr>
-      <w:r>
-        <w:t xml:space="preserve">    </w:t>
-      </w:r>
-      <w:proofErr w:type="gramStart"/>
-      <w:r>
-        <w:t>increment</w:t>
-      </w:r>
-      <w:proofErr w:type="gramEnd"/>
-      <w:r>
-        <w:t xml:space="preserve"> or decrement</w:t>
-      </w:r>
-    </w:p>
-    <w:p>
-      <w:pPr>
-        <w:pStyle w:val="ListParagraph"/>
-      </w:pPr>
-      <w:proofErr w:type="gramStart"/>
-      <w:r>
-        <w:t>}while</w:t>
-      </w:r>
-      <w:proofErr w:type="gramEnd"/>
-      <w:r>
-        <w:t>(condition)</w:t>
+    </w:p>
+    <w:p>
+      <w:pPr>
+        <w:pStyle w:val="ListParagraph"/>
+      </w:pPr>
+      <w:r>
+        <w:t xml:space="preserve">    increment or decrement</w:t>
+      </w:r>
+    </w:p>
+    <w:p>
+      <w:pPr>
+        <w:pStyle w:val="ListParagraph"/>
+      </w:pPr>
+      <w:r>
+        <w:t>}while(condition)</w:t>
       </w:r>
     </w:p>
     <w:p>
@@ -4363,13 +3458,8 @@
       <w:pPr>
         <w:pStyle w:val="ListParagraph"/>
       </w:pPr>
-      <w:proofErr w:type="gramStart"/>
-      <w:r>
-        <w:t>while(</w:t>
-      </w:r>
-      <w:proofErr w:type="gramEnd"/>
-      <w:r>
-        <w:t>expression){</w:t>
+      <w:r>
+        <w:t>while(expression){</w:t>
       </w:r>
     </w:p>
     <w:p>
@@ -4377,14 +3467,8 @@
         <w:pStyle w:val="ListParagraph"/>
         <w:ind w:firstLine="720"/>
       </w:pPr>
-      <w:proofErr w:type="gramStart"/>
-      <w:r>
-        <w:lastRenderedPageBreak/>
-        <w:t>If(</w:t>
-      </w:r>
-      <w:proofErr w:type="gramEnd"/>
-      <w:r>
-        <w:t>expression)</w:t>
+      <w:r>
+        <w:t>If(expression)</w:t>
       </w:r>
     </w:p>
     <w:p>
@@ -4393,13 +3477,8 @@
         <w:ind w:left="1440"/>
       </w:pPr>
       <w:r>
-        <w:t xml:space="preserve">   </w:t>
-      </w:r>
-      <w:proofErr w:type="gramStart"/>
-      <w:r>
-        <w:t>break</w:t>
-      </w:r>
-      <w:proofErr w:type="gramEnd"/>
+        <w:t xml:space="preserve">   break</w:t>
+      </w:r>
     </w:p>
     <w:p>
       <w:pPr>
@@ -4436,43 +3515,25 @@
       <w:pPr>
         <w:pStyle w:val="ListParagraph"/>
       </w:pPr>
-      <w:proofErr w:type="gramStart"/>
-      <w:r>
-        <w:t>for(</w:t>
-      </w:r>
-      <w:proofErr w:type="gramEnd"/>
-      <w:r>
-        <w:t>expression){</w:t>
-      </w:r>
-    </w:p>
-    <w:p>
-      <w:pPr>
-        <w:pStyle w:val="ListParagraph"/>
-      </w:pPr>
-      <w:r>
-        <w:t xml:space="preserve">  </w:t>
-      </w:r>
-      <w:proofErr w:type="gramStart"/>
-      <w:r>
-        <w:t>if(</w:t>
-      </w:r>
-      <w:proofErr w:type="gramEnd"/>
-      <w:r>
-        <w:t>expression)</w:t>
-      </w:r>
-    </w:p>
-    <w:p>
-      <w:pPr>
-        <w:pStyle w:val="ListParagraph"/>
-      </w:pPr>
-      <w:r>
-        <w:t xml:space="preserve">     </w:t>
-      </w:r>
-      <w:proofErr w:type="gramStart"/>
-      <w:r>
-        <w:t>continue</w:t>
-      </w:r>
-      <w:proofErr w:type="gramEnd"/>
+      <w:r>
+        <w:t>for(expression){</w:t>
+      </w:r>
+    </w:p>
+    <w:p>
+      <w:pPr>
+        <w:pStyle w:val="ListParagraph"/>
+      </w:pPr>
+      <w:r>
+        <w:t xml:space="preserve">  if(expression)</w:t>
+      </w:r>
+    </w:p>
+    <w:p>
+      <w:pPr>
+        <w:pStyle w:val="ListParagraph"/>
+      </w:pPr>
+      <w:r>
+        <w:t xml:space="preserve">     continue</w:t>
+      </w:r>
     </w:p>
     <w:p>
       <w:pPr>
@@ -4499,37 +3560,16 @@
       <w:pPr>
         <w:pStyle w:val="ListParagraph"/>
       </w:pPr>
-      <w:proofErr w:type="gramStart"/>
-      <w:r>
-        <w:t>fun</w:t>
-      </w:r>
-      <w:proofErr w:type="gramEnd"/>
-      <w:r>
-        <w:t xml:space="preserve"> sum (): </w:t>
-      </w:r>
-      <w:proofErr w:type="spellStart"/>
-      <w:r>
-        <w:t>Int</w:t>
-      </w:r>
-      <w:proofErr w:type="spellEnd"/>
-      <w:r>
-        <w:t>{</w:t>
-      </w:r>
-    </w:p>
-    <w:p>
-      <w:pPr>
-        <w:pStyle w:val="ListParagraph"/>
-      </w:pPr>
-      <w:r>
-        <w:t xml:space="preserve"> </w:t>
-      </w:r>
-      <w:proofErr w:type="gramStart"/>
-      <w:r>
-        <w:t>return</w:t>
-      </w:r>
-      <w:proofErr w:type="gramEnd"/>
-      <w:r>
-        <w:t xml:space="preserve"> 5</w:t>
+      <w:r>
+        <w:t>fun sum (): Int{</w:t>
+      </w:r>
+    </w:p>
+    <w:p>
+      <w:pPr>
+        <w:pStyle w:val="ListParagraph"/>
+      </w:pPr>
+      <w:r>
+        <w:t xml:space="preserve"> return 5</w:t>
       </w:r>
     </w:p>
     <w:p>
@@ -4562,31 +3602,16 @@
       <w:pPr>
         <w:pStyle w:val="ListParagraph"/>
       </w:pPr>
-      <w:proofErr w:type="spellStart"/>
-      <w:proofErr w:type="gramStart"/>
-      <w:r>
-        <w:t>outerloop</w:t>
-      </w:r>
-      <w:proofErr w:type="spellEnd"/>
-      <w:proofErr w:type="gramEnd"/>
-      <w:r>
-        <w:t>@ while(expression){</w:t>
-      </w:r>
-    </w:p>
-    <w:p>
-      <w:pPr>
-        <w:pStyle w:val="ListParagraph"/>
-      </w:pPr>
-      <w:r>
-        <w:t xml:space="preserve">     </w:t>
-      </w:r>
-      <w:proofErr w:type="gramStart"/>
-      <w:r>
-        <w:t>if(</w:t>
-      </w:r>
-      <w:proofErr w:type="gramEnd"/>
-      <w:r>
-        <w:t>expression){</w:t>
+      <w:r>
+        <w:t>outerloop@ while(expression){</w:t>
+      </w:r>
+    </w:p>
+    <w:p>
+      <w:pPr>
+        <w:pStyle w:val="ListParagraph"/>
+      </w:pPr>
+      <w:r>
+        <w:t xml:space="preserve">     if(expression){</w:t>
       </w:r>
     </w:p>
     <w:p>
@@ -4595,12 +3620,8 @@
       </w:pPr>
       <w:r>
         <w:tab/>
-      </w:r>
-      <w:proofErr w:type="spellStart"/>
-      <w:r>
         <w:t>continue@outerloop</w:t>
       </w:r>
-      <w:proofErr w:type="spellEnd"/>
     </w:p>
     <w:p>
       <w:pPr>
@@ -4675,44 +3696,24 @@
       <w:pPr>
         <w:pStyle w:val="ListParagraph"/>
       </w:pPr>
-      <w:proofErr w:type="gramStart"/>
       <w:r>
         <w:t>try{</w:t>
       </w:r>
-      <w:proofErr w:type="gramEnd"/>
-    </w:p>
-    <w:p>
-      <w:pPr>
-        <w:pStyle w:val="ListParagraph"/>
-      </w:pPr>
-      <w:proofErr w:type="gramStart"/>
-      <w:r>
-        <w:t>}catch</w:t>
-      </w:r>
-      <w:proofErr w:type="gramEnd"/>
-      <w:r>
-        <w:t xml:space="preserve">(e: </w:t>
-      </w:r>
-      <w:proofErr w:type="spellStart"/>
-      <w:r>
-        <w:t>TypeOfException</w:t>
-      </w:r>
-      <w:proofErr w:type="spellEnd"/>
-      <w:r>
-        <w:t>){</w:t>
-      </w:r>
-    </w:p>
-    <w:p>
-      <w:pPr>
-        <w:pStyle w:val="ListParagraph"/>
-      </w:pPr>
-      <w:proofErr w:type="gramStart"/>
-      <w:r>
-        <w:t>}finally</w:t>
-      </w:r>
-      <w:proofErr w:type="gramEnd"/>
-      <w:r>
-        <w:t>{</w:t>
+    </w:p>
+    <w:p>
+      <w:pPr>
+        <w:pStyle w:val="ListParagraph"/>
+      </w:pPr>
+      <w:r>
+        <w:t>}catch(e: TypeOfException){</w:t>
+      </w:r>
+    </w:p>
+    <w:p>
+      <w:pPr>
+        <w:pStyle w:val="ListParagraph"/>
+      </w:pPr>
+      <w:r>
+        <w:t>}finally{</w:t>
       </w:r>
     </w:p>
     <w:p>
@@ -4763,7 +3764,6 @@
           <w:sz w:val="36"/>
           <w:szCs w:val="36"/>
         </w:rPr>
-        <w:lastRenderedPageBreak/>
         <w:t>Collections:</w:t>
       </w:r>
     </w:p>
@@ -4954,7 +3954,6 @@
         <w:szCs w:val="40"/>
       </w:rPr>
     </w:pPr>
-    <w:proofErr w:type="spellStart"/>
     <w:r>
       <w:rPr>
         <w:b/>
@@ -4963,7 +3962,6 @@
       </w:rPr>
       <w:t>Kotlin</w:t>
     </w:r>
-    <w:proofErr w:type="spellEnd"/>
   </w:p>
 </w:hdr>
 </file>
